--- a/spa/docx/47.content.docx
+++ b/spa/docx/47.content.docx
@@ -11,6 +11,15 @@
         <w:pStyle w:val="Heading2"/>
       </w:pPr>
       <w:r>
+        <w:t>Resource: Notas de Estudio (Tyndale)</w:t>
+      </w:r>
+      <w:r/>
+    </w:p>
+    <w:p>
+      <w:pPr>
+        <w:pStyle w:val="Heading2"/>
+      </w:pPr>
+      <w:r>
         <w:t>License Information</w:t>
       </w:r>
       <w:r/>
@@ -21,7 +30,7 @@
         <w:rPr>
           <w:b/>
         </w:rPr>
-        <w:t>Study Notes (Tyndale)</w:t>
+        <w:t>Notas de Estudio (Tyndale)</w:t>
       </w:r>
       <w:r>
         <w:t xml:space="preserve"> (Spanish) is based on</w:t>
@@ -74,7 +83,7 @@
         <w:pStyle w:val="Heading1"/>
       </w:pPr>
       <w:r>
-        <w:t>Study Notes (Tyndale)</w:t>
+        <w:t>Notas de Estudio (Tyndale)</w:t>
       </w:r>
     </w:p>
     <w:p>
@@ -83,6 +92,51 @@
           <w:headerReference w:type="even" r:id="rId8"/>
           <w:headerReference w:type="default" r:id="rId9"/>
           <w:footerReference w:type="default" r:id="rId10"/>
+          <w:footnotePr>
+            <w:numRestart w:val="eachSect"/>
+          </w:footnotePr>
+          <w:type w:val="continuous"/>
+          <w:pgSz w:w="12240" w:h="15840" w:code="1"/>
+          <w:pgMar w:top="1440" w:right="1440" w:bottom="1440" w:left="1440" w:header="504" w:footer="504" w:gutter="0"/>
+          <w:cols w:space="708"/>
+          <w:titlePg/>
+          <w:docGrid w:linePitch="360"/>
+        </w:sectPr>
+      </w:pPr>
+    </w:p>
+    <w:p>
+      <w:r/>
+    </w:p>
+    <w:p>
+      <w:pPr>
+        <w:pStyle w:val="Heading2"/>
+      </w:pPr>
+      <w:r>
+        <w:t>2CO</w:t>
+      </w:r>
+      <w:r/>
+    </w:p>
+    <w:p>
+      <w:r/>
+      <w:r>
+        <w:rPr>
+          <w:i/>
+        </w:rPr>
+        <w:t>2 Corintios 1:1–2, 2 Corintios 1:2, 2 Corintios 1:3, 2 Corintios 1:3–11, 2 Corintios 1:4–6, 2 Corintios 1:6, 2 Corintios 1:8–11, 2 Corintios 1:12, 2 Corintios 1:12–14, 2 Corintios 1:15–2:2, 2 Corintios 1:17, 2 Corintios 1:18–20, 2 Corintios 1:18–22, 2 Corintios 1:19, 2 Corintios 1:20, 2 Corintios 1:21–22, 2 Corintios 1:23–2:2, 2 Corintios 2:1, 2 Corintios 2:3–4, 2 Corintios 2:5–11, 2 Corintios 2:11, 2 Corintios 2:12–13, 2 Corintios 2:14, 2 Corintios 2:14–7.4, 2 Corintios 2:15–16, 2 Corintios 2:17, 2 Corintios 3:1–3, 2 Corintios 3:4–6, 2 Corintios 3:4–18, 2 Corintios 3:7–11, 2 Corintios 3:12–15, 2 Corintios 3:16–18, 2 Corintios 4:1, 2 Corintios 4:2, 2 Corintios 4:3–4, 2 Corintios 4:5, 2 Corintios 4:7, 2 Corintios 4:11, 2 Corintios 4:12, 2 Corintios 4:13–14, 2 Corintios 4:16–17, 2 Corintios 4:18, 2 Corintios 5:1–10, 2 Corintios 5:2, 2 Corintios 5:7, 2 Corintios 5:9–10, 2 Corintios 5:11, 2 Corintios 5:11–7.4, 2 Corintios 5:12, 2 Corintios 5:13, 2 Corintios 5:14, 2 Corintios 5:14–17, 2 Corintios 5:16–17, 2 Corintios 5:18–21, 2 Corintios 5:20, 2 Corintios 5:21, 2 Corintios 6:1–2, 2 Corintios 6:2, 2 Corintios 6:3–10, 2 Corintios 6:6–7, 2 Corintios 6:8–10, 2 Corintios 6:11–13, 2 Corintios 6:14, 2 Corintios 6:14–7.1, 2 Corintios 6:15, 2 Corintios 6:16, 2 Corintios 6:18, 2 Corintios 7:1, 2 Corintios 7:2–4, 2 Corintios 7:4, 2 Corintios 7:5–7, 2 Corintios 7:8–13, 2 Corintios 7:9–10, 2 Corintios 7:13–16, 2 Corintios 7:14, 2 Corintios 8:1–2, 2 Corintios 8:1–9.15, 2 Corintios 8:6, 2 Corintios 8:7, 2 Corintios 8:9, 2 Corintios 8:10, 2 Corintios 8:15, 2 Corintios 8:18–24, 2 Corintios 8:23, 2 Corintios 9:1–5, 2 Corintios 9:6, 2 Corintios 9:7, 2 Corintios 9:8–9, 2 Corintios 9:10–14, 2 Corintios 10:1, 2 Corintios 10:1–6, 2 Corintios 10:1–13.13, 2 Corintios 10:3–5, 2 Corintios 10:7–11, 2 Corintios 10:10, 2 Corintios 10:12, 2 Corintios 10:13–16, 2 Corintios 10:17–18, 2 Corintios 11:1, 2 Corintios 11:1–6, 2 Corintios 11:2, 2 Corintios 11:3, 2 Corintios 11:4, 2 Corintios 11:5–6, 2 Corintios 11:7, 2 Corintios 11:8–9, 2 Corintios 11:12, 2 Corintios 11:13–15, 2 Corintios 11:16–29, 2 Corintios 11:19, 2 Corintios 11:20–21, 2 Corintios 11:21–29, 2 Corintios 11:22, 2 Corintios 11:23–24, 2 Corintios 11:23–27, 2 Corintios 11:25, 2 Corintios 11:26–27, 2 Corintios 11:28, 2 Corintios 11:30, 2 Corintios 11:32–33, 2 Corintios 12:1, 2 Corintios 12:1–7, 2 Corintios 12:2, 2 Corintios 12:3–4, 2 Corintios 12:5–7, 2 Corintios 12:7–10, 2 Corintios 12:11, 2 Corintios 12:11–13, 2 Corintios 12:12, 2 Corintios 12:13, 2 Corintios 12:14–15, 2 Corintios 12:16–18, 2 Corintios 12:19, 2 Corintios 12:20–21, 2 Corintios 12:21, 2 Corintios 13:1–2, 2 Corintios 13:3–4, 2 Corintios 13:5–6, 2 Corintios 13:7, 2 Corintios 13:7–10, 2 Corintios 13:9, 2 Corintios 13:10, 2 Corintios 13:11, 2 Corintios 13:11–14, 2 Corintios 13:12–13, 2 Corintios 13:14</w:t>
+      </w:r>
+      <w:r/>
+    </w:p>
+    <w:p>
+      <w:r/>
+      <w:r>
+        <w:t xml:space="preserve"> </w:t>
+      </w:r>
+      <w:r/>
+      <w:r/>
+    </w:p>
+    <w:p>
+      <w:pPr>
+        <w:sectPr>
           <w:footnotePr>
             <w:numRestart w:val="eachSect"/>
           </w:footnotePr>

--- a/spa/docx/47.content.docx
+++ b/spa/docx/47.content.docx
@@ -163,13 +163,6 @@
         <w:rPr>
           <w:lang w:val="es_ES" w:bidi="es_ES"/>
         </w:rPr>
-      </w:r>
-      <w:r>
-        <w:rPr>
-          <w:i/>
-          <w:lang w:val="es_ES" w:bidi="es_ES"/>
-        </w:rPr>
-        <w:t>2 Corintios 1:1–2, 2 Corintios 1:2, 2 Corintios 1:3, 2 Corintios 1:3–11, 2 Corintios 1:4–6, 2 Corintios 1:6, 2 Corintios 1:8–11, 2 Corintios 1:12, 2 Corintios 1:12–14, 2 Corintios 1:15–2:2, 2 Corintios 1:17, 2 Corintios 1:18–20, 2 Corintios 1:18–22, 2 Corintios 1:19, 2 Corintios 1:20, 2 Corintios 1:21–22, 2 Corintios 1:23–2:2, 2 Corintios 2:1, 2 Corintios 2:3–4, 2 Corintios 2:5–11, 2 Corintios 2:11, 2 Corintios 2:12–13, 2 Corintios 2:14, 2 Corintios 2:14–7.4, 2 Corintios 2:15–16, 2 Corintios 2:17, 2 Corintios 3:1–3, 2 Corintios 3:4–6, 2 Corintios 3:4–18, 2 Corintios 3:7–11, 2 Corintios 3:12–15, 2 Corintios 3:16–18, 2 Corintios 4:1, 2 Corintios 4:2, 2 Corintios 4:3–4, 2 Corintios 4:5, 2 Corintios 4:7, 2 Corintios 4:11, 2 Corintios 4:12, 2 Corintios 4:13–14, 2 Corintios 4:16–17, 2 Corintios 4:18, 2 Corintios 5:1–10, 2 Corintios 5:2, 2 Corintios 5:7, 2 Corintios 5:9–10, 2 Corintios 5:11, 2 Corintios 5:11–7.4, 2 Corintios 5:12, 2 Corintios 5:13, 2 Corintios 5:14, 2 Corintios 5:14–17, 2 Corintios 5:16–17, 2 Corintios 5:18–21, 2 Corintios 5:20, 2 Corintios 5:21, 2 Corintios 6:1–2, 2 Corintios 6:2, 2 Corintios 6:3–10, 2 Corintios 6:6–7, 2 Corintios 6:8–10, 2 Corintios 6:11–13, 2 Corintios 6:14, 2 Corintios 6:14–7.1, 2 Corintios 6:15, 2 Corintios 6:16, 2 Corintios 6:18, 2 Corintios 7:1, 2 Corintios 7:2–4, 2 Corintios 7:4, 2 Corintios 7:5–7, 2 Corintios 7:8–13, 2 Corintios 7:9–10, 2 Corintios 7:13–16, 2 Corintios 7:14, 2 Corintios 8:1–2, 2 Corintios 8:1–9.15, 2 Corintios 8:6, 2 Corintios 8:7, 2 Corintios 8:9, 2 Corintios 8:10, 2 Corintios 8:15, 2 Corintios 8:18–24, 2 Corintios 8:23, 2 Corintios 9:1–5, 2 Corintios 9:6, 2 Corintios 9:7, 2 Corintios 9:8–9, 2 Corintios 9:10–14, 2 Corintios 10:1, 2 Corintios 10:1–6, 2 Corintios 10:1–13.13, 2 Corintios 10:3–5, 2 Corintios 10:7–11, 2 Corintios 10:10, 2 Corintios 10:12, 2 Corintios 10:13–16, 2 Corintios 10:17–18, 2 Corintios 11:1, 2 Corintios 11:1–6, 2 Corintios 11:2, 2 Corintios 11:3, 2 Corintios 11:4, 2 Corintios 11:5–6, 2 Corintios 11:7, 2 Corintios 11:8–9, 2 Corintios 11:12, 2 Corintios 11:13–15, 2 Corintios 11:16–29, 2 Corintios 11:19, 2 Corintios 11:20–21, 2 Corintios 11:21–29, 2 Corintios 11:22, 2 Corintios 11:23–24, 2 Corintios 11:23–27, 2 Corintios 11:25, 2 Corintios 11:26–27, 2 Corintios 11:28, 2 Corintios 11:30, 2 Corintios 11:32–33, 2 Corintios 12:1, 2 Corintios 12:1–7, 2 Corintios 12:2, 2 Corintios 12:3–4, 2 Corintios 12:5–7, 2 Corintios 12:7–10, 2 Corintios 12:11, 2 Corintios 12:11–13, 2 Corintios 12:12, 2 Corintios 12:13, 2 Corintios 12:14–15, 2 Corintios 12:16–18, 2 Corintios 12:19, 2 Corintios 12:20–21, 2 Corintios 12:21, 2 Corintios 13:1–2, 2 Corintios 13:3–4, 2 Corintios 13:5–6, 2 Corintios 13:7, 2 Corintios 13:7–10, 2 Corintios 13:9, 2 Corintios 13:10, 2 Corintios 13:11, 2 Corintios 13:11–14, 2 Corintios 13:12–13, 2 Corintios 13:14</w:t>
       </w:r>
       <w:r>
         <w:rPr>

--- a/spa/docx/47.content.docx
+++ b/spa/docx/47.content.docx
@@ -150,19 +150,6 @@
           <w:lang w:val="es_ES" w:bidi="es_ES"/>
         </w:rPr>
         <w:t>2CO</w:t>
-      </w:r>
-      <w:r>
-        <w:rPr>
-          <w:lang w:val="es_ES" w:bidi="es_ES"/>
-        </w:rPr>
-      </w:r>
-    </w:p>
-    <w:p>
-      <w:pPr/>
-      <w:r>
-        <w:rPr>
-          <w:lang w:val="es_ES" w:bidi="es_ES"/>
-        </w:rPr>
       </w:r>
       <w:r>
         <w:rPr>

--- a/spa/docx/47.content.docx
+++ b/spa/docx/47.content.docx
@@ -19,7 +19,7 @@
         <w:rPr>
           <w:lang w:val="es_ES" w:bidi="es_ES"/>
         </w:rPr>
-        <w:t>Resource: Notas de Estudio (Tyndale)</w:t>
+        <w:t>Resource: Tyndale Open Study Notes</w:t>
       </w:r>
       <w:r>
         <w:rPr>
@@ -112,7 +112,7 @@
         <w:rPr>
           <w:lang w:val="es_ES" w:bidi="es_ES"/>
         </w:rPr>
-        <w:t>Notas de Estudio (Tyndale)</w:t>
+        <w:t>Tyndale Open Study Notes</w:t>
       </w:r>
     </w:p>
     <w:p>

--- a/spa/docx/47.content.docx
+++ b/spa/docx/47.content.docx
@@ -19,7 +19,7 @@
         <w:rPr>
           <w:lang w:val="es_ES" w:bidi="es_ES"/>
         </w:rPr>
-        <w:t>Resource: Tyndale Open Study Notes</w:t>
+        <w:t>Resource: Aquifer Open Study Notes</w:t>
       </w:r>
       <w:r>
         <w:rPr>
@@ -112,7 +112,7 @@
         <w:rPr>
           <w:lang w:val="es_ES" w:bidi="es_ES"/>
         </w:rPr>
-        <w:t>Tyndale Open Study Notes</w:t>
+        <w:t>Aquifer Open Study Notes</w:t>
       </w:r>
     </w:p>
     <w:p>

--- a/spa/docx/47.content.docx
+++ b/spa/docx/47.content.docx
@@ -233,36 +233,24 @@
         </w:rPr>
         <w:t xml:space="preserve">Las cartas en el primer siglo usualmente comenzaban mencionando el nombre del escritor y el de la(s) persona(s) a la que se dirigían, seguido de un saludo (ver </w:t>
       </w:r>
-      <w:hyperlink r:id="rId13">
-        <w:r>
-          <w:rPr>
-            <w:lang w:val="es_ES" w:bidi="es_ES"/>
-          </w:rPr>
-          <w:rPr>
-            <w:color w:val="0000EE"/>
-            <w:u w:val="single"/>
-          </w:rPr>
-          <w:t>Hechos 15:23,</w:t>
-        </w:r>
-      </w:hyperlink>
+      <w:r>
+        <w:rPr>
+          <w:lang w:val="es_ES" w:bidi="es_ES"/>
+        </w:rPr>
+        <w:t>Hechos 15:23,</w:t>
+      </w:r>
       <w:r>
         <w:rPr>
           <w:lang w:val="es_ES" w:bidi="es_ES"/>
         </w:rPr>
         <w:t xml:space="preserve"> </w:t>
       </w:r>
-      <w:hyperlink r:id="rId14">
-        <w:r>
-          <w:rPr>
-            <w:lang w:val="es_ES" w:bidi="es_ES"/>
-          </w:rPr>
-          <w:rPr>
-            <w:color w:val="0000EE"/>
-            <w:u w:val="single"/>
-          </w:rPr>
-          <w:t>23:25–26</w:t>
-        </w:r>
-      </w:hyperlink>
+      <w:r>
+        <w:rPr>
+          <w:lang w:val="es_ES" w:bidi="es_ES"/>
+        </w:rPr>
+        <w:t>23:25–26</w:t>
+      </w:r>
       <w:r>
         <w:rPr>
           <w:lang w:val="es_ES" w:bidi="es_ES"/>
@@ -416,18 +404,12 @@
         </w:rPr>
         <w:t>: Dios se deleita en mostrar favor a su pueblo y en escuchar el clamor de sus hijos (</w:t>
       </w:r>
-      <w:hyperlink r:id="rId15">
-        <w:r>
-          <w:rPr>
-            <w:lang w:val="es_ES" w:bidi="es_ES"/>
-          </w:rPr>
-          <w:rPr>
-            <w:color w:val="0000EE"/>
-            <w:u w:val="single"/>
-          </w:rPr>
-          <w:t>Sal 145:18–19</w:t>
-        </w:r>
-      </w:hyperlink>
+      <w:r>
+        <w:rPr>
+          <w:lang w:val="es_ES" w:bidi="es_ES"/>
+        </w:rPr>
+        <w:t>Sal 145:18–19</w:t>
+      </w:r>
       <w:r>
         <w:rPr>
           <w:lang w:val="es_ES" w:bidi="es_ES"/>
@@ -482,36 +464,24 @@
         </w:rPr>
         <w:t>Pablo ahora irrumpe en una jubilosa acción de gracias. Está contento de que, a pesar de los muchos problemas que lo han agobiado, ha recibido un consuelo especial de Dios (</w:t>
       </w:r>
-      <w:hyperlink r:id="rId16">
-        <w:r>
-          <w:rPr>
-            <w:lang w:val="es_ES" w:bidi="es_ES"/>
-          </w:rPr>
-          <w:rPr>
-            <w:color w:val="0000EE"/>
-            <w:u w:val="single"/>
-          </w:rPr>
-          <w:t>1:4–7</w:t>
-        </w:r>
-      </w:hyperlink>
+      <w:r>
+        <w:rPr>
+          <w:lang w:val="es_ES" w:bidi="es_ES"/>
+        </w:rPr>
+        <w:t>1:4–7</w:t>
+      </w:r>
       <w:r>
         <w:rPr>
           <w:lang w:val="es_ES" w:bidi="es_ES"/>
         </w:rPr>
         <w:t>) y ha sido rescatado de la muerte en la provincia de Asia (</w:t>
       </w:r>
-      <w:hyperlink r:id="rId17">
-        <w:r>
-          <w:rPr>
-            <w:lang w:val="es_ES" w:bidi="es_ES"/>
-          </w:rPr>
-          <w:rPr>
-            <w:color w:val="0000EE"/>
-            <w:u w:val="single"/>
-          </w:rPr>
-          <w:t>1:8–11</w:t>
-        </w:r>
-      </w:hyperlink>
+      <w:r>
+        <w:rPr>
+          <w:lang w:val="es_ES" w:bidi="es_ES"/>
+        </w:rPr>
+        <w:t>1:8–11</w:t>
+      </w:r>
       <w:r>
         <w:rPr>
           <w:lang w:val="es_ES" w:bidi="es_ES"/>
@@ -687,144 +657,96 @@
         </w:rPr>
         <w:t>. Este término tradicional de afecto se utiliza para dirigirse a miembros de la misma familia, tanto hombres como mujeres. • No es fácil identificar el problema que enfrentamos en la provincia de Asia. Una sugerencia es el motín en Éfeso (</w:t>
       </w:r>
-      <w:hyperlink r:id="rId18">
-        <w:r>
-          <w:rPr>
-            <w:lang w:val="es_ES" w:bidi="es_ES"/>
-          </w:rPr>
-          <w:rPr>
-            <w:color w:val="0000EE"/>
-            <w:u w:val="single"/>
-          </w:rPr>
-          <w:t>Hechos 19:23–41</w:t>
-        </w:r>
-      </w:hyperlink>
+      <w:r>
+        <w:rPr>
+          <w:lang w:val="es_ES" w:bidi="es_ES"/>
+        </w:rPr>
+        <w:t>Hechos 19:23–41</w:t>
+      </w:r>
       <w:r>
         <w:rPr>
           <w:lang w:val="es_ES" w:bidi="es_ES"/>
         </w:rPr>
         <w:t>). Otra es que Pablo fue juzgado en un tribunal civil y enfrentó la posibilidad de ejecución en Éfeso (</w:t>
       </w:r>
-      <w:hyperlink r:id="rId19">
-        <w:r>
-          <w:rPr>
-            <w:lang w:val="es_ES" w:bidi="es_ES"/>
-          </w:rPr>
-          <w:rPr>
-            <w:color w:val="0000EE"/>
-            <w:u w:val="single"/>
-          </w:rPr>
-          <w:t>2 Co 1:9</w:t>
-        </w:r>
-      </w:hyperlink>
+      <w:r>
+        <w:rPr>
+          <w:lang w:val="es_ES" w:bidi="es_ES"/>
+        </w:rPr>
+        <w:t>2 Co 1:9</w:t>
+      </w:r>
       <w:r>
         <w:rPr>
           <w:lang w:val="es_ES" w:bidi="es_ES"/>
         </w:rPr>
         <w:t xml:space="preserve">, ver </w:t>
       </w:r>
-      <w:hyperlink r:id="rId20">
-        <w:r>
-          <w:rPr>
-            <w:lang w:val="es_ES" w:bidi="es_ES"/>
-          </w:rPr>
-          <w:rPr>
-            <w:color w:val="0000EE"/>
-            <w:u w:val="single"/>
-          </w:rPr>
-          <w:t>1 Co 15:32</w:t>
-        </w:r>
-      </w:hyperlink>
+      <w:r>
+        <w:rPr>
+          <w:lang w:val="es_ES" w:bidi="es_ES"/>
+        </w:rPr>
+        <w:t>1 Co 15:32</w:t>
+      </w:r>
       <w:r>
         <w:rPr>
           <w:lang w:val="es_ES" w:bidi="es_ES"/>
         </w:rPr>
         <w:t>). Menos probable es que haya sufrido una enfermedad aguda que amenazara su vida. Pablo no era ajeno al peligro mortal (</w:t>
       </w:r>
-      <w:hyperlink r:id="rId21">
-        <w:r>
-          <w:rPr>
-            <w:lang w:val="es_ES" w:bidi="es_ES"/>
-          </w:rPr>
-          <w:rPr>
-            <w:color w:val="0000EE"/>
-            <w:u w:val="single"/>
-          </w:rPr>
-          <w:t>2 Co 1:10,</w:t>
-        </w:r>
-      </w:hyperlink>
+      <w:r>
+        <w:rPr>
+          <w:lang w:val="es_ES" w:bidi="es_ES"/>
+        </w:rPr>
+        <w:t>2 Co 1:10,</w:t>
+      </w:r>
       <w:r>
         <w:rPr>
           <w:lang w:val="es_ES" w:bidi="es_ES"/>
         </w:rPr>
         <w:t xml:space="preserve"> ver también </w:t>
       </w:r>
-      <w:hyperlink r:id="rId22">
-        <w:r>
-          <w:rPr>
-            <w:lang w:val="es_ES" w:bidi="es_ES"/>
-          </w:rPr>
-          <w:rPr>
-            <w:color w:val="0000EE"/>
-            <w:u w:val="single"/>
-          </w:rPr>
-          <w:t>4:10–12,</w:t>
-        </w:r>
-      </w:hyperlink>
+      <w:r>
+        <w:rPr>
+          <w:lang w:val="es_ES" w:bidi="es_ES"/>
+        </w:rPr>
+        <w:t>4:10–12,</w:t>
+      </w:r>
       <w:r>
         <w:rPr>
           <w:lang w:val="es_ES" w:bidi="es_ES"/>
         </w:rPr>
         <w:t xml:space="preserve"> </w:t>
       </w:r>
-      <w:hyperlink r:id="rId23">
-        <w:r>
-          <w:rPr>
-            <w:lang w:val="es_ES" w:bidi="es_ES"/>
-          </w:rPr>
-          <w:rPr>
-            <w:color w:val="0000EE"/>
-            <w:u w:val="single"/>
-          </w:rPr>
-          <w:t>6:9,</w:t>
-        </w:r>
-      </w:hyperlink>
+      <w:r>
+        <w:rPr>
+          <w:lang w:val="es_ES" w:bidi="es_ES"/>
+        </w:rPr>
+        <w:t>6:9,</w:t>
+      </w:r>
       <w:r>
         <w:rPr>
           <w:lang w:val="es_ES" w:bidi="es_ES"/>
         </w:rPr>
         <w:t xml:space="preserve"> </w:t>
       </w:r>
-      <w:hyperlink r:id="rId24">
-        <w:r>
-          <w:rPr>
-            <w:lang w:val="es_ES" w:bidi="es_ES"/>
-          </w:rPr>
-          <w:rPr>
-            <w:color w:val="0000EE"/>
-            <w:u w:val="single"/>
-          </w:rPr>
-          <w:t>11:23</w:t>
-        </w:r>
-      </w:hyperlink>
+      <w:r>
+        <w:rPr>
+          <w:lang w:val="es_ES" w:bidi="es_ES"/>
+        </w:rPr>
+        <w:t>11:23</w:t>
+      </w:r>
       <w:r>
         <w:rPr>
           <w:lang w:val="es_ES" w:bidi="es_ES"/>
         </w:rPr>
         <w:t>), pero fue maravillosamente rescatado por la asistencia divina (</w:t>
       </w:r>
-      <w:hyperlink r:id="rId25">
-        <w:r>
-          <w:rPr>
-            <w:lang w:val="es_ES" w:bidi="es_ES"/>
-          </w:rPr>
-          <w:rPr>
-            <w:color w:val="0000EE"/>
-            <w:u w:val="single"/>
-          </w:rPr>
-          <w:t>1:11</w:t>
-        </w:r>
-      </w:hyperlink>
+      <w:r>
+        <w:rPr>
+          <w:lang w:val="es_ES" w:bidi="es_ES"/>
+        </w:rPr>
+        <w:t>1:11</w:t>
+      </w:r>
       <w:r>
         <w:rPr>
           <w:lang w:val="es_ES" w:bidi="es_ES"/>
@@ -966,18 +888,12 @@
         </w:rPr>
         <w:t>Los planes de viaje de Pablo y su promesa incumplida de visitar Corinto fueron criticados; se le acusó de ser voluble, como las personas del mundo que dicen "Sí" cuando en realidad quieren decir "No" (</w:t>
       </w:r>
-      <w:hyperlink r:id="rId26">
-        <w:r>
-          <w:rPr>
-            <w:lang w:val="es_ES" w:bidi="es_ES"/>
-          </w:rPr>
-          <w:rPr>
-            <w:color w:val="0000EE"/>
-            <w:u w:val="single"/>
-          </w:rPr>
-          <w:t>1:17</w:t>
-        </w:r>
-      </w:hyperlink>
+      <w:r>
+        <w:rPr>
+          <w:lang w:val="es_ES" w:bidi="es_ES"/>
+        </w:rPr>
+        <w:t>1:17</w:t>
+      </w:r>
       <w:r>
         <w:rPr>
           <w:lang w:val="es_ES" w:bidi="es_ES"/>
@@ -1032,36 +948,24 @@
         </w:rPr>
         <w:t xml:space="preserve">Pablo había modificado su plan de viaje. En </w:t>
       </w:r>
-      <w:hyperlink r:id="rId27">
-        <w:r>
-          <w:rPr>
-            <w:lang w:val="es_ES" w:bidi="es_ES"/>
-          </w:rPr>
-          <w:rPr>
-            <w:color w:val="0000EE"/>
-            <w:u w:val="single"/>
-          </w:rPr>
-          <w:t>1 Co 16:5</w:t>
-        </w:r>
-      </w:hyperlink>
+      <w:r>
+        <w:rPr>
+          <w:lang w:val="es_ES" w:bidi="es_ES"/>
+        </w:rPr>
+        <w:t>1 Co 16:5</w:t>
+      </w:r>
       <w:r>
         <w:rPr>
           <w:lang w:val="es_ES" w:bidi="es_ES"/>
         </w:rPr>
         <w:t xml:space="preserve">, expresó su deseo de visitar Corinto después de pasar por Macedonia. Posteriormente, aparentemente prometió visitar Corinto antes (quizás en su “carta severa,” </w:t>
       </w:r>
-      <w:hyperlink r:id="rId28">
-        <w:r>
-          <w:rPr>
-            <w:lang w:val="es_ES" w:bidi="es_ES"/>
-          </w:rPr>
-          <w:rPr>
-            <w:color w:val="0000EE"/>
-            <w:u w:val="single"/>
-          </w:rPr>
-          <w:t>2 Co 7:8</w:t>
-        </w:r>
-      </w:hyperlink>
+      <w:r>
+        <w:rPr>
+          <w:lang w:val="es_ES" w:bidi="es_ES"/>
+        </w:rPr>
+        <w:t>2 Co 7:8</w:t>
+      </w:r>
       <w:r>
         <w:rPr>
           <w:lang w:val="es_ES" w:bidi="es_ES"/>
@@ -1212,18 +1116,12 @@
         </w:rPr>
         <w:t>Ya era bastante malo que los enemigos de Pablo en Corinto hubieran atacado su carácter, calificándolo de poco fiable y engañoso (</w:t>
       </w:r>
-      <w:hyperlink r:id="rId26">
-        <w:r>
-          <w:rPr>
-            <w:lang w:val="es_ES" w:bidi="es_ES"/>
-          </w:rPr>
-          <w:rPr>
-            <w:color w:val="0000EE"/>
-            <w:u w:val="single"/>
-          </w:rPr>
-          <w:t>1:17</w:t>
-        </w:r>
-      </w:hyperlink>
+      <w:r>
+        <w:rPr>
+          <w:lang w:val="es_ES" w:bidi="es_ES"/>
+        </w:rPr>
+        <w:t>1:17</w:t>
+      </w:r>
       <w:r>
         <w:rPr>
           <w:lang w:val="es_ES" w:bidi="es_ES"/>
@@ -1278,108 +1176,72 @@
         </w:rPr>
         <w:t xml:space="preserve">Silas era un líder cristiano muy reconocido en la iglesia de Antioquía (ver </w:t>
       </w:r>
-      <w:hyperlink r:id="rId29">
-        <w:r>
-          <w:rPr>
-            <w:lang w:val="es_ES" w:bidi="es_ES"/>
-          </w:rPr>
-          <w:rPr>
-            <w:color w:val="0000EE"/>
-            <w:u w:val="single"/>
-          </w:rPr>
-          <w:t>Hechos 15:22</w:t>
-        </w:r>
-      </w:hyperlink>
+      <w:r>
+        <w:rPr>
+          <w:lang w:val="es_ES" w:bidi="es_ES"/>
+        </w:rPr>
+        <w:t>Hechos 15:22</w:t>
+      </w:r>
       <w:r>
         <w:rPr>
           <w:lang w:val="es_ES" w:bidi="es_ES"/>
         </w:rPr>
         <w:t xml:space="preserve">, </w:t>
       </w:r>
-      <w:hyperlink r:id="rId30">
-        <w:r>
-          <w:rPr>
-            <w:lang w:val="es_ES" w:bidi="es_ES"/>
-          </w:rPr>
-          <w:rPr>
-            <w:color w:val="0000EE"/>
-            <w:u w:val="single"/>
-          </w:rPr>
-          <w:t>27</w:t>
-        </w:r>
-      </w:hyperlink>
+      <w:r>
+        <w:rPr>
+          <w:lang w:val="es_ES" w:bidi="es_ES"/>
+        </w:rPr>
+        <w:t>27</w:t>
+      </w:r>
       <w:r>
         <w:rPr>
           <w:lang w:val="es_ES" w:bidi="es_ES"/>
         </w:rPr>
         <w:t xml:space="preserve">, </w:t>
       </w:r>
-      <w:hyperlink r:id="rId31">
-        <w:r>
-          <w:rPr>
-            <w:lang w:val="es_ES" w:bidi="es_ES"/>
-          </w:rPr>
-          <w:rPr>
-            <w:color w:val="0000EE"/>
-            <w:u w:val="single"/>
-          </w:rPr>
-          <w:t>32</w:t>
-        </w:r>
-      </w:hyperlink>
+      <w:r>
+        <w:rPr>
+          <w:lang w:val="es_ES" w:bidi="es_ES"/>
+        </w:rPr>
+        <w:t>32</w:t>
+      </w:r>
       <w:r>
         <w:rPr>
           <w:lang w:val="es_ES" w:bidi="es_ES"/>
         </w:rPr>
         <w:t xml:space="preserve">; </w:t>
       </w:r>
-      <w:hyperlink r:id="rId32">
-        <w:r>
-          <w:rPr>
-            <w:lang w:val="es_ES" w:bidi="es_ES"/>
-          </w:rPr>
-          <w:rPr>
-            <w:color w:val="0000EE"/>
-            <w:u w:val="single"/>
-          </w:rPr>
-          <w:t>1 Ts 1:1,</w:t>
-        </w:r>
-      </w:hyperlink>
+      <w:r>
+        <w:rPr>
+          <w:lang w:val="es_ES" w:bidi="es_ES"/>
+        </w:rPr>
+        <w:t>1 Ts 1:1,</w:t>
+      </w:r>
       <w:r>
         <w:rPr>
           <w:lang w:val="es_ES" w:bidi="es_ES"/>
         </w:rPr>
         <w:t xml:space="preserve"> </w:t>
       </w:r>
-      <w:hyperlink r:id="rId33">
-        <w:r>
-          <w:rPr>
-            <w:lang w:val="es_ES" w:bidi="es_ES"/>
-          </w:rPr>
-          <w:rPr>
-            <w:color w:val="0000EE"/>
-            <w:u w:val="single"/>
-          </w:rPr>
-          <w:t>2 Ts 1:1,</w:t>
-        </w:r>
-      </w:hyperlink>
+      <w:r>
+        <w:rPr>
+          <w:lang w:val="es_ES" w:bidi="es_ES"/>
+        </w:rPr>
+        <w:t>2 Ts 1:1,</w:t>
+      </w:r>
       <w:r>
         <w:rPr>
           <w:lang w:val="es_ES" w:bidi="es_ES"/>
         </w:rPr>
         <w:t xml:space="preserve"> </w:t>
       </w:r>
-      <w:hyperlink r:id="rId34">
-        <w:r>
-          <w:rPr>
-            <w:lang w:val="es_ES" w:bidi="es_ES"/>
-          </w:rPr>
-          <w:rPr>
-            <w:color w:val="0000EE"/>
-            <w:u w:val="single"/>
-          </w:rPr>
-          <w:t>1 Pe 5:12</w:t>
-        </w:r>
-      </w:hyperlink>
+      <w:r>
+        <w:rPr>
+          <w:lang w:val="es_ES" w:bidi="es_ES"/>
+        </w:rPr>
+        <w:t>1 Pe 5:12</w:t>
+      </w:r>
       <w:r>
         <w:rPr>
           <w:lang w:val="es_ES" w:bidi="es_ES"/>
@@ -1482,126 +1344,84 @@
         </w:rPr>
         <w:t xml:space="preserve">El ministerio de Pablo fue habilitado, comisionado (literalmente "ungido") y respaldado por Dios, quien lo equipó para su trabajo. • "con vosotros": Todos los creyentes son identificados como suyos (literalmente "sellados") por el Espíritu, quien es el regalo de Dios para su pueblo (ver </w:t>
       </w:r>
-      <w:hyperlink r:id="rId35">
-        <w:r>
-          <w:rPr>
-            <w:lang w:val="es_ES" w:bidi="es_ES"/>
-          </w:rPr>
-          <w:rPr>
-            <w:color w:val="0000EE"/>
-            <w:u w:val="single"/>
-          </w:rPr>
-          <w:t>Ro 8:1–27,</w:t>
-        </w:r>
-      </w:hyperlink>
+      <w:r>
+        <w:rPr>
+          <w:lang w:val="es_ES" w:bidi="es_ES"/>
+        </w:rPr>
+        <w:t>Ro 8:1–27,</w:t>
+      </w:r>
       <w:r>
         <w:rPr>
           <w:lang w:val="es_ES" w:bidi="es_ES"/>
         </w:rPr>
         <w:t xml:space="preserve"> </w:t>
       </w:r>
-      <w:hyperlink r:id="rId36">
-        <w:r>
-          <w:rPr>
-            <w:lang w:val="es_ES" w:bidi="es_ES"/>
-          </w:rPr>
-          <w:rPr>
-            <w:color w:val="0000EE"/>
-            <w:u w:val="single"/>
-          </w:rPr>
-          <w:t>Ga 3:2–7,</w:t>
-        </w:r>
-      </w:hyperlink>
+      <w:r>
+        <w:rPr>
+          <w:lang w:val="es_ES" w:bidi="es_ES"/>
+        </w:rPr>
+        <w:t>Ga 3:2–7,</w:t>
+      </w:r>
       <w:r>
         <w:rPr>
           <w:lang w:val="es_ES" w:bidi="es_ES"/>
         </w:rPr>
         <w:t xml:space="preserve"> </w:t>
       </w:r>
-      <w:hyperlink r:id="rId37">
-        <w:r>
-          <w:rPr>
-            <w:lang w:val="es_ES" w:bidi="es_ES"/>
-          </w:rPr>
-          <w:rPr>
-            <w:color w:val="0000EE"/>
-            <w:u w:val="single"/>
-          </w:rPr>
-          <w:t>5:5–6</w:t>
-        </w:r>
-      </w:hyperlink>
+      <w:r>
+        <w:rPr>
+          <w:lang w:val="es_ES" w:bidi="es_ES"/>
+        </w:rPr>
+        <w:t>5:5–6</w:t>
+      </w:r>
       <w:r>
         <w:rPr>
           <w:lang w:val="es_ES" w:bidi="es_ES"/>
         </w:rPr>
         <w:t xml:space="preserve">, </w:t>
       </w:r>
-      <w:hyperlink r:id="rId38">
-        <w:r>
-          <w:rPr>
-            <w:lang w:val="es_ES" w:bidi="es_ES"/>
-          </w:rPr>
-          <w:rPr>
-            <w:color w:val="0000EE"/>
-            <w:u w:val="single"/>
-          </w:rPr>
-          <w:t>16–26,</w:t>
-        </w:r>
-      </w:hyperlink>
+      <w:r>
+        <w:rPr>
+          <w:lang w:val="es_ES" w:bidi="es_ES"/>
+        </w:rPr>
+        <w:t>16–26,</w:t>
+      </w:r>
       <w:r>
         <w:rPr>
           <w:lang w:val="es_ES" w:bidi="es_ES"/>
         </w:rPr>
         <w:t xml:space="preserve"> </w:t>
       </w:r>
-      <w:hyperlink r:id="rId39">
-        <w:r>
-          <w:rPr>
-            <w:lang w:val="es_ES" w:bidi="es_ES"/>
-          </w:rPr>
-          <w:rPr>
-            <w:color w:val="0000EE"/>
-            <w:u w:val="single"/>
-          </w:rPr>
-          <w:t>Ef 1:13–14</w:t>
-        </w:r>
-      </w:hyperlink>
+      <w:r>
+        <w:rPr>
+          <w:lang w:val="es_ES" w:bidi="es_ES"/>
+        </w:rPr>
+        <w:t>Ef 1:13–14</w:t>
+      </w:r>
       <w:r>
         <w:rPr>
           <w:lang w:val="es_ES" w:bidi="es_ES"/>
         </w:rPr>
         <w:t xml:space="preserve">). • La primera entrega es un término comercial para un depósito o pago inicial, que garantiza la posesión completa (ver </w:t>
       </w:r>
-      <w:hyperlink r:id="rId40">
-        <w:r>
-          <w:rPr>
-            <w:lang w:val="es_ES" w:bidi="es_ES"/>
-          </w:rPr>
-          <w:rPr>
-            <w:color w:val="0000EE"/>
-            <w:u w:val="single"/>
-          </w:rPr>
-          <w:t>2 Co 5:5,</w:t>
-        </w:r>
-      </w:hyperlink>
+      <w:r>
+        <w:rPr>
+          <w:lang w:val="es_ES" w:bidi="es_ES"/>
+        </w:rPr>
+        <w:t>2 Co 5:5,</w:t>
+      </w:r>
       <w:r>
         <w:rPr>
           <w:lang w:val="es_ES" w:bidi="es_ES"/>
         </w:rPr>
         <w:t xml:space="preserve"> </w:t>
       </w:r>
-      <w:hyperlink r:id="rId41">
-        <w:r>
-          <w:rPr>
-            <w:lang w:val="es_ES" w:bidi="es_ES"/>
-          </w:rPr>
-          <w:rPr>
-            <w:color w:val="0000EE"/>
-            <w:u w:val="single"/>
-          </w:rPr>
-          <w:t>Ef 1:14</w:t>
-        </w:r>
-      </w:hyperlink>
+      <w:r>
+        <w:rPr>
+          <w:lang w:val="es_ES" w:bidi="es_ES"/>
+        </w:rPr>
+        <w:t>Ef 1:14</w:t>
+      </w:r>
       <w:r>
         <w:rPr>
           <w:lang w:val="es_ES" w:bidi="es_ES"/>
@@ -1656,180 +1476,120 @@
         </w:rPr>
         <w:t xml:space="preserve">"Dios por testigo": Este juramento ligero indica que está diciendo la verdad (ver </w:t>
       </w:r>
-      <w:hyperlink r:id="rId42">
-        <w:r>
-          <w:rPr>
-            <w:lang w:val="es_ES" w:bidi="es_ES"/>
-          </w:rPr>
-          <w:rPr>
-            <w:color w:val="0000EE"/>
-            <w:u w:val="single"/>
-          </w:rPr>
-          <w:t>1 Sam 12:5,</w:t>
-        </w:r>
-      </w:hyperlink>
+      <w:r>
+        <w:rPr>
+          <w:lang w:val="es_ES" w:bidi="es_ES"/>
+        </w:rPr>
+        <w:t>1 Sam 12:5,</w:t>
+      </w:r>
       <w:r>
         <w:rPr>
           <w:lang w:val="es_ES" w:bidi="es_ES"/>
         </w:rPr>
         <w:t xml:space="preserve"> </w:t>
       </w:r>
-      <w:hyperlink r:id="rId43">
-        <w:r>
-          <w:rPr>
-            <w:lang w:val="es_ES" w:bidi="es_ES"/>
-          </w:rPr>
-          <w:rPr>
-            <w:color w:val="0000EE"/>
-            <w:u w:val="single"/>
-          </w:rPr>
-          <w:t>20:12,</w:t>
-        </w:r>
-      </w:hyperlink>
+      <w:r>
+        <w:rPr>
+          <w:lang w:val="es_ES" w:bidi="es_ES"/>
+        </w:rPr>
+        <w:t>20:12,</w:t>
+      </w:r>
       <w:r>
         <w:rPr>
           <w:lang w:val="es_ES" w:bidi="es_ES"/>
         </w:rPr>
         <w:t xml:space="preserve"> </w:t>
       </w:r>
-      <w:hyperlink r:id="rId44">
-        <w:r>
-          <w:rPr>
-            <w:lang w:val="es_ES" w:bidi="es_ES"/>
-          </w:rPr>
-          <w:rPr>
-            <w:color w:val="0000EE"/>
-            <w:u w:val="single"/>
-          </w:rPr>
-          <w:t>Job 16:19,</w:t>
-        </w:r>
-      </w:hyperlink>
+      <w:r>
+        <w:rPr>
+          <w:lang w:val="es_ES" w:bidi="es_ES"/>
+        </w:rPr>
+        <w:t>Job 16:19,</w:t>
+      </w:r>
       <w:r>
         <w:rPr>
           <w:lang w:val="es_ES" w:bidi="es_ES"/>
         </w:rPr>
         <w:t xml:space="preserve"> cp. </w:t>
       </w:r>
-      <w:hyperlink r:id="rId45">
-        <w:r>
-          <w:rPr>
-            <w:lang w:val="es_ES" w:bidi="es_ES"/>
-          </w:rPr>
-          <w:rPr>
-            <w:color w:val="0000EE"/>
-            <w:u w:val="single"/>
-          </w:rPr>
-          <w:t>Rt 1:17,</w:t>
-        </w:r>
-      </w:hyperlink>
+      <w:r>
+        <w:rPr>
+          <w:lang w:val="es_ES" w:bidi="es_ES"/>
+        </w:rPr>
+        <w:t>Rt 1:17,</w:t>
+      </w:r>
       <w:r>
         <w:rPr>
           <w:lang w:val="es_ES" w:bidi="es_ES"/>
         </w:rPr>
         <w:t xml:space="preserve"> </w:t>
       </w:r>
-      <w:hyperlink r:id="rId46">
-        <w:r>
-          <w:rPr>
-            <w:lang w:val="es_ES" w:bidi="es_ES"/>
-          </w:rPr>
-          <w:rPr>
-            <w:color w:val="0000EE"/>
-            <w:u w:val="single"/>
-          </w:rPr>
-          <w:t>1 Sam 14:44,</w:t>
-        </w:r>
-      </w:hyperlink>
+      <w:r>
+        <w:rPr>
+          <w:lang w:val="es_ES" w:bidi="es_ES"/>
+        </w:rPr>
+        <w:t>1 Sam 14:44,</w:t>
+      </w:r>
       <w:r>
         <w:rPr>
           <w:lang w:val="es_ES" w:bidi="es_ES"/>
         </w:rPr>
         <w:t xml:space="preserve"> </w:t>
       </w:r>
-      <w:hyperlink r:id="rId47">
-        <w:r>
-          <w:rPr>
-            <w:lang w:val="es_ES" w:bidi="es_ES"/>
-          </w:rPr>
-          <w:rPr>
-            <w:color w:val="0000EE"/>
-            <w:u w:val="single"/>
-          </w:rPr>
-          <w:t>2 Sam 3:35,</w:t>
-        </w:r>
-      </w:hyperlink>
+      <w:r>
+        <w:rPr>
+          <w:lang w:val="es_ES" w:bidi="es_ES"/>
+        </w:rPr>
+        <w:t>2 Sam 3:35,</w:t>
+      </w:r>
       <w:r>
         <w:rPr>
           <w:lang w:val="es_ES" w:bidi="es_ES"/>
         </w:rPr>
         <w:t xml:space="preserve"> </w:t>
       </w:r>
-      <w:hyperlink r:id="rId48">
-        <w:r>
-          <w:rPr>
-            <w:lang w:val="es_ES" w:bidi="es_ES"/>
-          </w:rPr>
-          <w:rPr>
-            <w:color w:val="0000EE"/>
-            <w:u w:val="single"/>
-          </w:rPr>
-          <w:t>1 Reyes 2:23,</w:t>
-        </w:r>
-      </w:hyperlink>
+      <w:r>
+        <w:rPr>
+          <w:lang w:val="es_ES" w:bidi="es_ES"/>
+        </w:rPr>
+        <w:t>1 Reyes 2:23,</w:t>
+      </w:r>
       <w:r>
         <w:rPr>
           <w:lang w:val="es_ES" w:bidi="es_ES"/>
         </w:rPr>
         <w:t xml:space="preserve"> </w:t>
       </w:r>
-      <w:hyperlink r:id="rId49">
-        <w:r>
-          <w:rPr>
-            <w:lang w:val="es_ES" w:bidi="es_ES"/>
-          </w:rPr>
-          <w:rPr>
-            <w:color w:val="0000EE"/>
-            <w:u w:val="single"/>
-          </w:rPr>
-          <w:t>Jr 42:5</w:t>
-        </w:r>
-      </w:hyperlink>
+      <w:r>
+        <w:rPr>
+          <w:lang w:val="es_ES" w:bidi="es_ES"/>
+        </w:rPr>
+        <w:t>Jr 42:5</w:t>
+      </w:r>
       <w:r>
         <w:rPr>
           <w:lang w:val="es_ES" w:bidi="es_ES"/>
         </w:rPr>
         <w:t>). La verdadera razón del cambio de planes de viaje de Pablo fue para evitarles una severa reprimenda (</w:t>
       </w:r>
-      <w:hyperlink r:id="rId50">
-        <w:r>
-          <w:rPr>
-            <w:lang w:val="es_ES" w:bidi="es_ES"/>
-          </w:rPr>
-          <w:rPr>
-            <w:color w:val="0000EE"/>
-            <w:u w:val="single"/>
-          </w:rPr>
-          <w:t>2 Co 1:23</w:t>
-        </w:r>
-      </w:hyperlink>
+      <w:r>
+        <w:rPr>
+          <w:lang w:val="es_ES" w:bidi="es_ES"/>
+        </w:rPr>
+        <w:t>2 Co 1:23</w:t>
+      </w:r>
       <w:r>
         <w:rPr>
           <w:lang w:val="es_ES" w:bidi="es_ES"/>
         </w:rPr>
         <w:t>) y no infligirles otra visita dolorosa (</w:t>
       </w:r>
-      <w:hyperlink r:id="rId51">
-        <w:r>
-          <w:rPr>
-            <w:lang w:val="es_ES" w:bidi="es_ES"/>
-          </w:rPr>
-          <w:rPr>
-            <w:color w:val="0000EE"/>
-            <w:u w:val="single"/>
-          </w:rPr>
-          <w:t>2:1</w:t>
-        </w:r>
-      </w:hyperlink>
+      <w:r>
+        <w:rPr>
+          <w:lang w:val="es_ES" w:bidi="es_ES"/>
+        </w:rPr>
+        <w:t>2:1</w:t>
+      </w:r>
       <w:r>
         <w:rPr>
           <w:lang w:val="es_ES" w:bidi="es_ES"/>
@@ -1884,54 +1644,36 @@
         </w:rPr>
         <w:t xml:space="preserve">La visita anterior de Pablo fue muy dolorosa y le causó gran angustia. Esta visita no está registrada en Hechos; aparentemente ocurrió durante el ministerio de tres años de Pablo en Éfeso (ver </w:t>
       </w:r>
-      <w:hyperlink r:id="rId52">
-        <w:r>
-          <w:rPr>
-            <w:lang w:val="es_ES" w:bidi="es_ES"/>
-          </w:rPr>
-          <w:rPr>
-            <w:color w:val="0000EE"/>
-            <w:u w:val="single"/>
-          </w:rPr>
-          <w:t>Hechos 19:8–22</w:t>
-        </w:r>
-      </w:hyperlink>
+      <w:r>
+        <w:rPr>
+          <w:lang w:val="es_ES" w:bidi="es_ES"/>
+        </w:rPr>
+        <w:t>Hechos 19:8–22</w:t>
+      </w:r>
       <w:r>
         <w:rPr>
           <w:lang w:val="es_ES" w:bidi="es_ES"/>
         </w:rPr>
         <w:t>). Durante esa visita, Pablo reprendió severamente a la iglesia (</w:t>
       </w:r>
-      <w:hyperlink r:id="rId50">
-        <w:r>
-          <w:rPr>
-            <w:lang w:val="es_ES" w:bidi="es_ES"/>
-          </w:rPr>
-          <w:rPr>
-            <w:color w:val="0000EE"/>
-            <w:u w:val="single"/>
-          </w:rPr>
-          <w:t>2 Co 1:23</w:t>
-        </w:r>
-      </w:hyperlink>
+      <w:r>
+        <w:rPr>
+          <w:lang w:val="es_ES" w:bidi="es_ES"/>
+        </w:rPr>
+        <w:t>2 Co 1:23</w:t>
+      </w:r>
       <w:r>
         <w:rPr>
           <w:lang w:val="es_ES" w:bidi="es_ES"/>
         </w:rPr>
         <w:t>) y fue insultado por un hombre no identificado (</w:t>
       </w:r>
-      <w:hyperlink r:id="rId53">
-        <w:r>
-          <w:rPr>
-            <w:lang w:val="es_ES" w:bidi="es_ES"/>
-          </w:rPr>
-          <w:rPr>
-            <w:color w:val="0000EE"/>
-            <w:u w:val="single"/>
-          </w:rPr>
-          <w:t>2:5–11</w:t>
-        </w:r>
-      </w:hyperlink>
+      <w:r>
+        <w:rPr>
+          <w:lang w:val="es_ES" w:bidi="es_ES"/>
+        </w:rPr>
+        <w:t>2:5–11</w:t>
+      </w:r>
       <w:r>
         <w:rPr>
           <w:lang w:val="es_ES" w:bidi="es_ES"/>
@@ -1986,36 +1728,24 @@
         </w:rPr>
         <w:t>Después de su dolorosa visita (</w:t>
       </w:r>
-      <w:hyperlink r:id="rId51">
-        <w:r>
-          <w:rPr>
-            <w:lang w:val="es_ES" w:bidi="es_ES"/>
-          </w:rPr>
-          <w:rPr>
-            <w:color w:val="0000EE"/>
-            <w:u w:val="single"/>
-          </w:rPr>
-          <w:t>2:1</w:t>
-        </w:r>
-      </w:hyperlink>
+      <w:r>
+        <w:rPr>
+          <w:lang w:val="es_ES" w:bidi="es_ES"/>
+        </w:rPr>
+        <w:t>2:1</w:t>
+      </w:r>
       <w:r>
         <w:rPr>
           <w:lang w:val="es_ES" w:bidi="es_ES"/>
         </w:rPr>
         <w:t xml:space="preserve">), Pablo escribió una carta con gran angustia... y mucha tristeza, destinada al bienestar de los corintios. Esa carta (ver también </w:t>
       </w:r>
-      <w:hyperlink r:id="rId54">
-        <w:r>
-          <w:rPr>
-            <w:lang w:val="es_ES" w:bidi="es_ES"/>
-          </w:rPr>
-          <w:rPr>
-            <w:color w:val="0000EE"/>
-            <w:u w:val="single"/>
-          </w:rPr>
-          <w:t>7:8–10</w:t>
-        </w:r>
-      </w:hyperlink>
+      <w:r>
+        <w:rPr>
+          <w:lang w:val="es_ES" w:bidi="es_ES"/>
+        </w:rPr>
+        <w:t>7:8–10</w:t>
+      </w:r>
       <w:r>
         <w:rPr>
           <w:lang w:val="es_ES" w:bidi="es_ES"/>
@@ -2070,18 +1800,12 @@
         </w:rPr>
         <w:t>Estos versos son el resultado de la visita anterior de Pablo y del insulto que recibió. Tras la carta severa pero llena de tristeza de Pablo, la iglesia condenó el comportamiento del hombre que causó todos los problemas y lo disciplinó (</w:t>
       </w:r>
-      <w:hyperlink r:id="rId55">
-        <w:r>
-          <w:rPr>
-            <w:lang w:val="es_ES" w:bidi="es_ES"/>
-          </w:rPr>
-          <w:rPr>
-            <w:color w:val="0000EE"/>
-            <w:u w:val="single"/>
-          </w:rPr>
-          <w:t>2:6</w:t>
-        </w:r>
-      </w:hyperlink>
+      <w:r>
+        <w:rPr>
+          <w:lang w:val="es_ES" w:bidi="es_ES"/>
+        </w:rPr>
+        <w:t>2:6</w:t>
+      </w:r>
       <w:r>
         <w:rPr>
           <w:lang w:val="es_ES" w:bidi="es_ES"/>
@@ -2149,54 +1873,36 @@
         </w:rPr>
         <w:t xml:space="preserve">Si practicamos el perdón, como lo hizo Pablo, Satanás no nos engañará haciéndonos demasiado indulgentes con el pecado ni demasiado rigurosos al castigar a los infractores. • "no ignoramos sus maquinaciones": Cp. </w:t>
       </w:r>
-      <w:hyperlink r:id="rId56">
-        <w:r>
-          <w:rPr>
-            <w:lang w:val="es_ES" w:bidi="es_ES"/>
-          </w:rPr>
-          <w:rPr>
-            <w:color w:val="0000EE"/>
-            <w:u w:val="single"/>
-          </w:rPr>
-          <w:t>11:3</w:t>
-        </w:r>
-      </w:hyperlink>
+      <w:r>
+        <w:rPr>
+          <w:lang w:val="es_ES" w:bidi="es_ES"/>
+        </w:rPr>
+        <w:t>11:3</w:t>
+      </w:r>
       <w:r>
         <w:rPr>
           <w:lang w:val="es_ES" w:bidi="es_ES"/>
         </w:rPr>
         <w:t xml:space="preserve">, </w:t>
       </w:r>
-      <w:hyperlink r:id="rId57">
-        <w:r>
-          <w:rPr>
-            <w:lang w:val="es_ES" w:bidi="es_ES"/>
-          </w:rPr>
-          <w:rPr>
-            <w:color w:val="0000EE"/>
-            <w:u w:val="single"/>
-          </w:rPr>
-          <w:t>14</w:t>
-        </w:r>
-      </w:hyperlink>
+      <w:r>
+        <w:rPr>
+          <w:lang w:val="es_ES" w:bidi="es_ES"/>
+        </w:rPr>
+        <w:t>14</w:t>
+      </w:r>
       <w:r>
         <w:rPr>
           <w:lang w:val="es_ES" w:bidi="es_ES"/>
         </w:rPr>
         <w:t xml:space="preserve">; </w:t>
       </w:r>
-      <w:hyperlink r:id="rId58">
-        <w:r>
-          <w:rPr>
-            <w:lang w:val="es_ES" w:bidi="es_ES"/>
-          </w:rPr>
-          <w:rPr>
-            <w:color w:val="0000EE"/>
-            <w:u w:val="single"/>
-          </w:rPr>
-          <w:t>Ef 6:11</w:t>
-        </w:r>
-      </w:hyperlink>
+      <w:r>
+        <w:rPr>
+          <w:lang w:val="es_ES" w:bidi="es_ES"/>
+        </w:rPr>
+        <w:t>Ef 6:11</w:t>
+      </w:r>
       <w:r>
         <w:rPr>
           <w:lang w:val="es_ES" w:bidi="es_ES"/>
@@ -2251,54 +1957,36 @@
         </w:rPr>
         <w:t>Después del disturbio en Éfeso (</w:t>
       </w:r>
-      <w:hyperlink r:id="rId59">
-        <w:r>
-          <w:rPr>
-            <w:lang w:val="es_ES" w:bidi="es_ES"/>
-          </w:rPr>
-          <w:rPr>
-            <w:color w:val="0000EE"/>
-            <w:u w:val="single"/>
-          </w:rPr>
-          <w:t>Hechos 19:1–20:1</w:t>
-        </w:r>
-      </w:hyperlink>
+      <w:r>
+        <w:rPr>
+          <w:lang w:val="es_ES" w:bidi="es_ES"/>
+        </w:rPr>
+        <w:t>Hechos 19:1–20:1</w:t>
+      </w:r>
       <w:r>
         <w:rPr>
           <w:lang w:val="es_ES" w:bidi="es_ES"/>
         </w:rPr>
         <w:t>), Pablo se dirigió al puerto de Troas (</w:t>
       </w:r>
-      <w:hyperlink r:id="rId60">
-        <w:r>
-          <w:rPr>
-            <w:lang w:val="es_ES" w:bidi="es_ES"/>
-          </w:rPr>
-          <w:rPr>
-            <w:color w:val="0000EE"/>
-            <w:u w:val="single"/>
-          </w:rPr>
-          <w:t>Hechos 20:5</w:t>
-        </w:r>
-      </w:hyperlink>
+      <w:r>
+        <w:rPr>
+          <w:lang w:val="es_ES" w:bidi="es_ES"/>
+        </w:rPr>
+        <w:t>Hechos 20:5</w:t>
+      </w:r>
       <w:r>
         <w:rPr>
           <w:lang w:val="es_ES" w:bidi="es_ES"/>
         </w:rPr>
         <w:t>). Estaba ansioso por recibir noticias de Tito sobre el resultado de la carta severa pero llena de tristeza (</w:t>
       </w:r>
-      <w:hyperlink r:id="rId61">
-        <w:r>
-          <w:rPr>
-            <w:lang w:val="es_ES" w:bidi="es_ES"/>
-          </w:rPr>
-          <w:rPr>
-            <w:color w:val="0000EE"/>
-            <w:u w:val="single"/>
-          </w:rPr>
-          <w:t>2 Co 2:4</w:t>
-        </w:r>
-      </w:hyperlink>
+      <w:r>
+        <w:rPr>
+          <w:lang w:val="es_ES" w:bidi="es_ES"/>
+        </w:rPr>
+        <w:t>2 Co 2:4</w:t>
+      </w:r>
       <w:r>
         <w:rPr>
           <w:lang w:val="es_ES" w:bidi="es_ES"/>
@@ -2353,72 +2041,48 @@
         </w:rPr>
         <w:t xml:space="preserve">Como cautivos en la marcha de celebración de un general romano, Pablo participaba en la procesión triunfal de Cristo (cp. </w:t>
       </w:r>
-      <w:hyperlink r:id="rId62">
-        <w:r>
-          <w:rPr>
-            <w:lang w:val="es_ES" w:bidi="es_ES"/>
-          </w:rPr>
-          <w:rPr>
-            <w:color w:val="0000EE"/>
-            <w:u w:val="single"/>
-          </w:rPr>
-          <w:t>1 Co 4:9,</w:t>
-        </w:r>
-      </w:hyperlink>
+      <w:r>
+        <w:rPr>
+          <w:lang w:val="es_ES" w:bidi="es_ES"/>
+        </w:rPr>
+        <w:t>1 Co 4:9,</w:t>
+      </w:r>
       <w:r>
         <w:rPr>
           <w:lang w:val="es_ES" w:bidi="es_ES"/>
         </w:rPr>
         <w:t xml:space="preserve"> </w:t>
       </w:r>
-      <w:hyperlink r:id="rId63">
-        <w:r>
-          <w:rPr>
-            <w:lang w:val="es_ES" w:bidi="es_ES"/>
-          </w:rPr>
-          <w:rPr>
-            <w:color w:val="0000EE"/>
-            <w:u w:val="single"/>
-          </w:rPr>
-          <w:t>Ef 4:7–11</w:t>
-        </w:r>
-      </w:hyperlink>
+      <w:r>
+        <w:rPr>
+          <w:lang w:val="es_ES" w:bidi="es_ES"/>
+        </w:rPr>
+        <w:t>Ef 4:7–11</w:t>
+      </w:r>
       <w:r>
         <w:rPr>
           <w:lang w:val="es_ES" w:bidi="es_ES"/>
         </w:rPr>
         <w:t xml:space="preserve">), llevando las marcas de servidumbre voluntaria (ver </w:t>
       </w:r>
-      <w:hyperlink r:id="rId64">
-        <w:r>
-          <w:rPr>
-            <w:lang w:val="es_ES" w:bidi="es_ES"/>
-          </w:rPr>
-          <w:rPr>
-            <w:color w:val="0000EE"/>
-            <w:u w:val="single"/>
-          </w:rPr>
-          <w:t>Ro 1:1,</w:t>
-        </w:r>
-      </w:hyperlink>
+      <w:r>
+        <w:rPr>
+          <w:lang w:val="es_ES" w:bidi="es_ES"/>
+        </w:rPr>
+        <w:t>Ro 1:1,</w:t>
+      </w:r>
       <w:r>
         <w:rPr>
           <w:lang w:val="es_ES" w:bidi="es_ES"/>
         </w:rPr>
         <w:t xml:space="preserve"> </w:t>
       </w:r>
-      <w:hyperlink r:id="rId65">
-        <w:r>
-          <w:rPr>
-            <w:lang w:val="es_ES" w:bidi="es_ES"/>
-          </w:rPr>
-          <w:rPr>
-            <w:color w:val="0000EE"/>
-            <w:u w:val="single"/>
-          </w:rPr>
-          <w:t>Ga 6:17</w:t>
-        </w:r>
-      </w:hyperlink>
+      <w:r>
+        <w:rPr>
+          <w:lang w:val="es_ES" w:bidi="es_ES"/>
+        </w:rPr>
+        <w:t>Ga 6:17</w:t>
+      </w:r>
       <w:r>
         <w:rPr>
           <w:lang w:val="es_ES" w:bidi="es_ES"/>
@@ -2473,18 +2137,12 @@
         </w:rPr>
         <w:t xml:space="preserve">En este punto, la historia sobre el encuentro con Tito se interrumpe y no se reanudará hasta </w:t>
       </w:r>
-      <w:hyperlink r:id="rId66">
-        <w:r>
-          <w:rPr>
-            <w:lang w:val="es_ES" w:bidi="es_ES"/>
-          </w:rPr>
-          <w:rPr>
-            <w:color w:val="0000EE"/>
-            <w:u w:val="single"/>
-          </w:rPr>
-          <w:t>7:5</w:t>
-        </w:r>
-      </w:hyperlink>
+      <w:r>
+        <w:rPr>
+          <w:lang w:val="es_ES" w:bidi="es_ES"/>
+        </w:rPr>
+        <w:t>7:5</w:t>
+      </w:r>
       <w:r>
         <w:rPr>
           <w:lang w:val="es_ES" w:bidi="es_ES"/>
@@ -2539,18 +2197,12 @@
         </w:rPr>
         <w:t xml:space="preserve">El incienso se esparcía a lo largo de la ruta del desfile de un general romano victorioso y se percibía de dos maneras. Para los cautivos, que se dirigían a la arena y a la muerte, era un olor espantoso de muerte y condena. Para los vencedores, era un perfume que daba vida. Así ocurre con las vidas de aquellos que proclaman la Buena Nueva, que o bien conduce a la vida eterna o sella el destino de la persona que la rechaza (cf. </w:t>
       </w:r>
-      <w:hyperlink r:id="rId67">
-        <w:r>
-          <w:rPr>
-            <w:lang w:val="es_ES" w:bidi="es_ES"/>
-          </w:rPr>
-          <w:rPr>
-            <w:color w:val="0000EE"/>
-            <w:u w:val="single"/>
-          </w:rPr>
-          <w:t>1 Co 1:18</w:t>
-        </w:r>
-      </w:hyperlink>
+      <w:r>
+        <w:rPr>
+          <w:lang w:val="es_ES" w:bidi="es_ES"/>
+        </w:rPr>
+        <w:t>1 Co 1:18</w:t>
+      </w:r>
       <w:r>
         <w:rPr>
           <w:lang w:val="es_ES" w:bidi="es_ES"/>
@@ -2605,54 +2257,36 @@
         </w:rPr>
         <w:t xml:space="preserve">Pablo contrasta su servicio con el de sus oponentes. • Ellos predican para obtener ganancias personales y adulteran la verdad, como los comerciantes en los días de Pablo que ofrecían productos de mala calidad, o los posaderos que diluían el vino. En cambio, Pablo predicaba con sinceridad y con la autoridad de Cristo (cp. </w:t>
       </w:r>
-      <w:hyperlink r:id="rId68">
-        <w:r>
-          <w:rPr>
-            <w:lang w:val="es_ES" w:bidi="es_ES"/>
-          </w:rPr>
-          <w:rPr>
-            <w:color w:val="0000EE"/>
-            <w:u w:val="single"/>
-          </w:rPr>
-          <w:t>1:12,</w:t>
-        </w:r>
-      </w:hyperlink>
+      <w:r>
+        <w:rPr>
+          <w:lang w:val="es_ES" w:bidi="es_ES"/>
+        </w:rPr>
+        <w:t>1:12,</w:t>
+      </w:r>
       <w:r>
         <w:rPr>
           <w:lang w:val="es_ES" w:bidi="es_ES"/>
         </w:rPr>
         <w:t xml:space="preserve"> </w:t>
       </w:r>
-      <w:hyperlink r:id="rId69">
-        <w:r>
-          <w:rPr>
-            <w:lang w:val="es_ES" w:bidi="es_ES"/>
-          </w:rPr>
-          <w:rPr>
-            <w:color w:val="0000EE"/>
-            <w:u w:val="single"/>
-          </w:rPr>
-          <w:t>4:2</w:t>
-        </w:r>
-      </w:hyperlink>
+      <w:r>
+        <w:rPr>
+          <w:lang w:val="es_ES" w:bidi="es_ES"/>
+        </w:rPr>
+        <w:t>4:2</w:t>
+      </w:r>
       <w:r>
         <w:rPr>
           <w:lang w:val="es_ES" w:bidi="es_ES"/>
         </w:rPr>
         <w:t xml:space="preserve">). La negación de Pablo de motivos mercenarios reaparece en </w:t>
       </w:r>
-      <w:hyperlink r:id="rId70">
-        <w:r>
-          <w:rPr>
-            <w:lang w:val="es_ES" w:bidi="es_ES"/>
-          </w:rPr>
-          <w:rPr>
-            <w:color w:val="0000EE"/>
-            <w:u w:val="single"/>
-          </w:rPr>
-          <w:t>11:1–12:21</w:t>
-        </w:r>
-      </w:hyperlink>
+      <w:r>
+        <w:rPr>
+          <w:lang w:val="es_ES" w:bidi="es_ES"/>
+        </w:rPr>
+        <w:t>11:1–12:21</w:t>
+      </w:r>
       <w:r>
         <w:rPr>
           <w:lang w:val="es_ES" w:bidi="es_ES"/>
@@ -2707,36 +2341,24 @@
         </w:rPr>
         <w:t xml:space="preserve">El ministerio de Pablo fue validado por las vidas de aquellos que fueron transformados por las Buenas Nuevas, en lugar de por una carta de recomendación (cp. </w:t>
       </w:r>
-      <w:hyperlink r:id="rId71">
-        <w:r>
-          <w:rPr>
-            <w:lang w:val="es_ES" w:bidi="es_ES"/>
-          </w:rPr>
-          <w:rPr>
-            <w:color w:val="0000EE"/>
-            <w:u w:val="single"/>
-          </w:rPr>
-          <w:t>Hechos 18:27</w:t>
-        </w:r>
-      </w:hyperlink>
+      <w:r>
+        <w:rPr>
+          <w:lang w:val="es_ES" w:bidi="es_ES"/>
+        </w:rPr>
+        <w:t>Hechos 18:27</w:t>
+      </w:r>
       <w:r>
         <w:rPr>
           <w:lang w:val="es_ES" w:bidi="es_ES"/>
         </w:rPr>
         <w:t>). Cristo, el autor de esta transformación, usó a Pablo para guiar a los creyentes hacia Él. Las marcas de autenticidad no están en cartas escritas con pluma y tinta en pergamino, sino en el fruto del Espíritu (</w:t>
       </w:r>
-      <w:hyperlink r:id="rId72">
-        <w:r>
-          <w:rPr>
-            <w:lang w:val="es_ES" w:bidi="es_ES"/>
-          </w:rPr>
-          <w:rPr>
-            <w:color w:val="0000EE"/>
-            <w:u w:val="single"/>
-          </w:rPr>
-          <w:t>Ga 5:22–23</w:t>
-        </w:r>
-      </w:hyperlink>
+      <w:r>
+        <w:rPr>
+          <w:lang w:val="es_ES" w:bidi="es_ES"/>
+        </w:rPr>
+        <w:t>Ga 5:22–23</w:t>
+      </w:r>
       <w:r>
         <w:rPr>
           <w:lang w:val="es_ES" w:bidi="es_ES"/>
@@ -2791,36 +2413,24 @@
         </w:rPr>
         <w:t>El antiguo pacto escrito es la ley mosaica interpretada por los rabinos judíos. Conduce a la muerte para aquellos que la consideran un camino de salvación. La ley es buena (</w:t>
       </w:r>
-      <w:hyperlink r:id="rId73">
-        <w:r>
-          <w:rPr>
-            <w:lang w:val="es_ES" w:bidi="es_ES"/>
-          </w:rPr>
-          <w:rPr>
-            <w:color w:val="0000EE"/>
-            <w:u w:val="single"/>
-          </w:rPr>
-          <w:t>Ro 7:12–14</w:t>
-        </w:r>
-      </w:hyperlink>
+      <w:r>
+        <w:rPr>
+          <w:lang w:val="es_ES" w:bidi="es_ES"/>
+        </w:rPr>
+        <w:t>Ro 7:12–14</w:t>
+      </w:r>
       <w:r>
         <w:rPr>
           <w:lang w:val="es_ES" w:bidi="es_ES"/>
         </w:rPr>
         <w:t>), pero quienes la utilizan para obtener mérito fracasan. Conduce ya sea a la transgresión o al orgullo; de cualquier manera, la ley trae condenación (</w:t>
       </w:r>
-      <w:hyperlink r:id="rId74">
-        <w:r>
-          <w:rPr>
-            <w:lang w:val="es_ES" w:bidi="es_ES"/>
-          </w:rPr>
-          <w:rPr>
-            <w:color w:val="0000EE"/>
-            <w:u w:val="single"/>
-          </w:rPr>
-          <w:t>2 Co 3:9</w:t>
-        </w:r>
-      </w:hyperlink>
+      <w:r>
+        <w:rPr>
+          <w:lang w:val="es_ES" w:bidi="es_ES"/>
+        </w:rPr>
+        <w:t>2 Co 3:9</w:t>
+      </w:r>
       <w:r>
         <w:rPr>
           <w:lang w:val="es_ES" w:bidi="es_ES"/>
@@ -2875,36 +2485,24 @@
         </w:rPr>
         <w:t>El contraste entre el ministerio de Pablo y los ministerios de los demás lleva a Pablo a comparar el antiguo pacto de leyes escritas (</w:t>
       </w:r>
-      <w:hyperlink r:id="rId75">
-        <w:r>
-          <w:rPr>
-            <w:lang w:val="es_ES" w:bidi="es_ES"/>
-          </w:rPr>
-          <w:rPr>
-            <w:color w:val="0000EE"/>
-            <w:u w:val="single"/>
-          </w:rPr>
-          <w:t>Ex 31:18</w:t>
-        </w:r>
-      </w:hyperlink>
+      <w:r>
+        <w:rPr>
+          <w:lang w:val="es_ES" w:bidi="es_ES"/>
+        </w:rPr>
+        <w:t>Ex 31:18</w:t>
+      </w:r>
       <w:r>
         <w:rPr>
           <w:lang w:val="es_ES" w:bidi="es_ES"/>
         </w:rPr>
         <w:t>) con el nuevo pacto escrito en los corazones humanos (</w:t>
       </w:r>
-      <w:hyperlink r:id="rId76">
-        <w:r>
-          <w:rPr>
-            <w:lang w:val="es_ES" w:bidi="es_ES"/>
-          </w:rPr>
-          <w:rPr>
-            <w:color w:val="0000EE"/>
-            <w:u w:val="single"/>
-          </w:rPr>
-          <w:t>Jr 31:33</w:t>
-        </w:r>
-      </w:hyperlink>
+      <w:r>
+        <w:rPr>
+          <w:lang w:val="es_ES" w:bidi="es_ES"/>
+        </w:rPr>
+        <w:t>Jr 31:33</w:t>
+      </w:r>
       <w:r>
         <w:rPr>
           <w:lang w:val="es_ES" w:bidi="es_ES"/>
@@ -2972,18 +2570,12 @@
         </w:rPr>
         <w:t xml:space="preserve"> como cuando el rostro de Moisés resplandecía por su comunión con el Señor (</w:t>
       </w:r>
-      <w:hyperlink r:id="rId77">
-        <w:r>
-          <w:rPr>
-            <w:lang w:val="es_ES" w:bidi="es_ES"/>
-          </w:rPr>
-          <w:rPr>
-            <w:color w:val="0000EE"/>
-            <w:u w:val="single"/>
-          </w:rPr>
-          <w:t>Ex 34:29–35</w:t>
-        </w:r>
-      </w:hyperlink>
+      <w:r>
+        <w:rPr>
+          <w:lang w:val="es_ES" w:bidi="es_ES"/>
+        </w:rPr>
+        <w:t>Ex 34:29–35</w:t>
+      </w:r>
       <w:r>
         <w:rPr>
           <w:lang w:val="es_ES" w:bidi="es_ES"/>
@@ -3003,18 +2595,12 @@
         </w:rPr>
         <w:t xml:space="preserve"> que es eterno (</w:t>
       </w:r>
-      <w:hyperlink r:id="rId78">
-        <w:r>
-          <w:rPr>
-            <w:lang w:val="es_ES" w:bidi="es_ES"/>
-          </w:rPr>
-          <w:rPr>
-            <w:color w:val="0000EE"/>
-            <w:u w:val="single"/>
-          </w:rPr>
-          <w:t>Hb 8:8–13</w:t>
-        </w:r>
-      </w:hyperlink>
+      <w:r>
+        <w:rPr>
+          <w:lang w:val="es_ES" w:bidi="es_ES"/>
+        </w:rPr>
+        <w:t>Hb 8:8–13</w:t>
+      </w:r>
       <w:r>
         <w:rPr>
           <w:lang w:val="es_ES" w:bidi="es_ES"/>
@@ -3130,144 +2716,96 @@
         </w:rPr>
         <w:t>El creyente que se vuelve al Señor tiene libertad en el Espíritu. Recibimos algo que Moisés nunca conoció al transformarnos cada vez más en la imagen de Cristo (</w:t>
       </w:r>
-      <w:hyperlink r:id="rId79">
-        <w:r>
-          <w:rPr>
-            <w:lang w:val="es_ES" w:bidi="es_ES"/>
-          </w:rPr>
-          <w:rPr>
-            <w:color w:val="0000EE"/>
-            <w:u w:val="single"/>
-          </w:rPr>
-          <w:t>4:4,</w:t>
-        </w:r>
-      </w:hyperlink>
+      <w:r>
+        <w:rPr>
+          <w:lang w:val="es_ES" w:bidi="es_ES"/>
+        </w:rPr>
+        <w:t>4:4,</w:t>
+      </w:r>
       <w:r>
         <w:rPr>
           <w:lang w:val="es_ES" w:bidi="es_ES"/>
         </w:rPr>
         <w:t xml:space="preserve"> </w:t>
       </w:r>
-      <w:hyperlink r:id="rId80">
-        <w:r>
-          <w:rPr>
-            <w:lang w:val="es_ES" w:bidi="es_ES"/>
-          </w:rPr>
-          <w:rPr>
-            <w:color w:val="0000EE"/>
-            <w:u w:val="single"/>
-          </w:rPr>
-          <w:t>Juan 1:1–14,</w:t>
-        </w:r>
-      </w:hyperlink>
+      <w:r>
+        <w:rPr>
+          <w:lang w:val="es_ES" w:bidi="es_ES"/>
+        </w:rPr>
+        <w:t>Juan 1:1–14,</w:t>
+      </w:r>
       <w:r>
         <w:rPr>
           <w:lang w:val="es_ES" w:bidi="es_ES"/>
         </w:rPr>
         <w:t xml:space="preserve"> </w:t>
       </w:r>
-      <w:hyperlink r:id="rId81">
-        <w:r>
-          <w:rPr>
-            <w:lang w:val="es_ES" w:bidi="es_ES"/>
-          </w:rPr>
-          <w:rPr>
-            <w:color w:val="0000EE"/>
-            <w:u w:val="single"/>
-          </w:rPr>
-          <w:t>Col 1:15,</w:t>
-        </w:r>
-      </w:hyperlink>
+      <w:r>
+        <w:rPr>
+          <w:lang w:val="es_ES" w:bidi="es_ES"/>
+        </w:rPr>
+        <w:t>Col 1:15,</w:t>
+      </w:r>
       <w:r>
         <w:rPr>
           <w:lang w:val="es_ES" w:bidi="es_ES"/>
         </w:rPr>
         <w:t xml:space="preserve"> </w:t>
       </w:r>
-      <w:hyperlink r:id="rId82">
-        <w:r>
-          <w:rPr>
-            <w:lang w:val="es_ES" w:bidi="es_ES"/>
-          </w:rPr>
-          <w:rPr>
-            <w:color w:val="0000EE"/>
-            <w:u w:val="single"/>
-          </w:rPr>
-          <w:t>Hb 1:1–4</w:t>
-        </w:r>
-      </w:hyperlink>
+      <w:r>
+        <w:rPr>
+          <w:lang w:val="es_ES" w:bidi="es_ES"/>
+        </w:rPr>
+        <w:t>Hb 1:1–4</w:t>
+      </w:r>
       <w:r>
         <w:rPr>
           <w:lang w:val="es_ES" w:bidi="es_ES"/>
         </w:rPr>
         <w:t>) y reflejamos la gloria del Señor. La gloria divina en esta vida presente nos lleva a ser como Cristo en la vida venidera (</w:t>
       </w:r>
-      <w:hyperlink r:id="rId83">
-        <w:r>
-          <w:rPr>
-            <w:lang w:val="es_ES" w:bidi="es_ES"/>
-          </w:rPr>
-          <w:rPr>
-            <w:color w:val="0000EE"/>
-            <w:u w:val="single"/>
-          </w:rPr>
-          <w:t>Ro 8:29,</w:t>
-        </w:r>
-      </w:hyperlink>
+      <w:r>
+        <w:rPr>
+          <w:lang w:val="es_ES" w:bidi="es_ES"/>
+        </w:rPr>
+        <w:t>Ro 8:29,</w:t>
+      </w:r>
       <w:r>
         <w:rPr>
           <w:lang w:val="es_ES" w:bidi="es_ES"/>
         </w:rPr>
         <w:t xml:space="preserve"> </w:t>
       </w:r>
-      <w:hyperlink r:id="rId84">
-        <w:r>
-          <w:rPr>
-            <w:lang w:val="es_ES" w:bidi="es_ES"/>
-          </w:rPr>
-          <w:rPr>
-            <w:color w:val="0000EE"/>
-            <w:u w:val="single"/>
-          </w:rPr>
-          <w:t>Gal 4:19,</w:t>
-        </w:r>
-      </w:hyperlink>
+      <w:r>
+        <w:rPr>
+          <w:lang w:val="es_ES" w:bidi="es_ES"/>
+        </w:rPr>
+        <w:t>Gal 4:19,</w:t>
+      </w:r>
       <w:r>
         <w:rPr>
           <w:lang w:val="es_ES" w:bidi="es_ES"/>
         </w:rPr>
         <w:t xml:space="preserve"> </w:t>
       </w:r>
-      <w:hyperlink r:id="rId85">
-        <w:r>
-          <w:rPr>
-            <w:lang w:val="es_ES" w:bidi="es_ES"/>
-          </w:rPr>
-          <w:rPr>
-            <w:color w:val="0000EE"/>
-            <w:u w:val="single"/>
-          </w:rPr>
-          <w:t>Fil 3:21,</w:t>
-        </w:r>
-      </w:hyperlink>
+      <w:r>
+        <w:rPr>
+          <w:lang w:val="es_ES" w:bidi="es_ES"/>
+        </w:rPr>
+        <w:t>Fil 3:21,</w:t>
+      </w:r>
       <w:r>
         <w:rPr>
           <w:lang w:val="es_ES" w:bidi="es_ES"/>
         </w:rPr>
         <w:t xml:space="preserve"> </w:t>
       </w:r>
-      <w:hyperlink r:id="rId86">
-        <w:r>
-          <w:rPr>
-            <w:lang w:val="es_ES" w:bidi="es_ES"/>
-          </w:rPr>
-          <w:rPr>
-            <w:color w:val="0000EE"/>
-            <w:u w:val="single"/>
-          </w:rPr>
-          <w:t>1 Jn 3:2</w:t>
-        </w:r>
-      </w:hyperlink>
+      <w:r>
+        <w:rPr>
+          <w:lang w:val="es_ES" w:bidi="es_ES"/>
+        </w:rPr>
+        <w:t>1 Jn 3:2</w:t>
+      </w:r>
       <w:r>
         <w:rPr>
           <w:lang w:val="es_ES" w:bidi="es_ES"/>
@@ -3322,36 +2860,24 @@
         </w:rPr>
         <w:t>Este nuevo camino (o "este nuevo ministerio") nos muestra la misericordia de Dios. Pablo se sintió privilegiado de tener el ministerio de compartir el mensaje de las buenas nuevas (</w:t>
       </w:r>
-      <w:hyperlink r:id="rId87">
-        <w:r>
-          <w:rPr>
-            <w:lang w:val="es_ES" w:bidi="es_ES"/>
-          </w:rPr>
-          <w:rPr>
-            <w:color w:val="0000EE"/>
-            <w:u w:val="single"/>
-          </w:rPr>
-          <w:t>1 Co 15:9–11,</w:t>
-        </w:r>
-      </w:hyperlink>
+      <w:r>
+        <w:rPr>
+          <w:lang w:val="es_ES" w:bidi="es_ES"/>
+        </w:rPr>
+        <w:t>1 Co 15:9–11,</w:t>
+      </w:r>
       <w:r>
         <w:rPr>
           <w:lang w:val="es_ES" w:bidi="es_ES"/>
         </w:rPr>
         <w:t xml:space="preserve"> </w:t>
       </w:r>
-      <w:hyperlink r:id="rId88">
-        <w:r>
-          <w:rPr>
-            <w:lang w:val="es_ES" w:bidi="es_ES"/>
-          </w:rPr>
-          <w:rPr>
-            <w:color w:val="0000EE"/>
-            <w:u w:val="single"/>
-          </w:rPr>
-          <w:t>1 Tm 1:12–17</w:t>
-        </w:r>
-      </w:hyperlink>
+      <w:r>
+        <w:rPr>
+          <w:lang w:val="es_ES" w:bidi="es_ES"/>
+        </w:rPr>
+        <w:t>1 Tm 1:12–17</w:t>
+      </w:r>
       <w:r>
         <w:rPr>
           <w:lang w:val="es_ES" w:bidi="es_ES"/>
@@ -3406,18 +2932,12 @@
         </w:rPr>
         <w:t>El ministerio de Pablo se destacó por su honestidad, a diferencia de algunos otros predicadores (</w:t>
       </w:r>
-      <w:hyperlink r:id="rId89">
-        <w:r>
-          <w:rPr>
-            <w:lang w:val="es_ES" w:bidi="es_ES"/>
-          </w:rPr>
-          <w:rPr>
-            <w:color w:val="0000EE"/>
-            <w:u w:val="single"/>
-          </w:rPr>
-          <w:t>2:17</w:t>
-        </w:r>
-      </w:hyperlink>
+      <w:r>
+        <w:rPr>
+          <w:lang w:val="es_ES" w:bidi="es_ES"/>
+        </w:rPr>
+        <w:t>2:17</w:t>
+      </w:r>
       <w:r>
         <w:rPr>
           <w:lang w:val="es_ES" w:bidi="es_ES"/>
@@ -3472,72 +2992,48 @@
         </w:rPr>
         <w:t xml:space="preserve">La Buena Nueva clasifica a las personas en dos grupos: aquellos que permanecen en la oscuridad y aquellos que son iluminados por Dios (ver </w:t>
       </w:r>
-      <w:hyperlink r:id="rId90">
-        <w:r>
-          <w:rPr>
-            <w:lang w:val="es_ES" w:bidi="es_ES"/>
-          </w:rPr>
-          <w:rPr>
-            <w:color w:val="0000EE"/>
-            <w:u w:val="single"/>
-          </w:rPr>
-          <w:t>Hechos 26:18</w:t>
-        </w:r>
-      </w:hyperlink>
+      <w:r>
+        <w:rPr>
+          <w:lang w:val="es_ES" w:bidi="es_ES"/>
+        </w:rPr>
+        <w:t>Hechos 26:18</w:t>
+      </w:r>
       <w:r>
         <w:rPr>
           <w:lang w:val="es_ES" w:bidi="es_ES"/>
         </w:rPr>
         <w:t xml:space="preserve">, cp. </w:t>
       </w:r>
-      <w:hyperlink r:id="rId91">
-        <w:r>
-          <w:rPr>
-            <w:lang w:val="es_ES" w:bidi="es_ES"/>
-          </w:rPr>
-          <w:rPr>
-            <w:color w:val="0000EE"/>
-            <w:u w:val="single"/>
-          </w:rPr>
-          <w:t>Juan 3:19–21</w:t>
-        </w:r>
-      </w:hyperlink>
+      <w:r>
+        <w:rPr>
+          <w:lang w:val="es_ES" w:bidi="es_ES"/>
+        </w:rPr>
+        <w:t>Juan 3:19–21</w:t>
+      </w:r>
       <w:r>
         <w:rPr>
           <w:lang w:val="es_ES" w:bidi="es_ES"/>
         </w:rPr>
         <w:t>). La acción de Dios al acercar a las personas a sí mismo implica un traslado de un reino gobernado por la oscuridad a la luz de la presencia de Dios (</w:t>
       </w:r>
-      <w:hyperlink r:id="rId92">
-        <w:r>
-          <w:rPr>
-            <w:lang w:val="es_ES" w:bidi="es_ES"/>
-          </w:rPr>
-          <w:rPr>
-            <w:color w:val="0000EE"/>
-            <w:u w:val="single"/>
-          </w:rPr>
-          <w:t>Col 1:12–14,</w:t>
-        </w:r>
-      </w:hyperlink>
+      <w:r>
+        <w:rPr>
+          <w:lang w:val="es_ES" w:bidi="es_ES"/>
+        </w:rPr>
+        <w:t>Col 1:12–14,</w:t>
+      </w:r>
       <w:r>
         <w:rPr>
           <w:lang w:val="es_ES" w:bidi="es_ES"/>
         </w:rPr>
         <w:t xml:space="preserve"> </w:t>
       </w:r>
-      <w:hyperlink r:id="rId93">
-        <w:r>
-          <w:rPr>
-            <w:lang w:val="es_ES" w:bidi="es_ES"/>
-          </w:rPr>
-          <w:rPr>
-            <w:color w:val="0000EE"/>
-            <w:u w:val="single"/>
-          </w:rPr>
-          <w:t>1 Pe 2:9</w:t>
-        </w:r>
-      </w:hyperlink>
+      <w:r>
+        <w:rPr>
+          <w:lang w:val="es_ES" w:bidi="es_ES"/>
+        </w:rPr>
+        <w:t>1 Pe 2:9</w:t>
+      </w:r>
       <w:r>
         <w:rPr>
           <w:lang w:val="es_ES" w:bidi="es_ES"/>
@@ -3604,54 +3100,36 @@
         </w:rPr>
         <w:t xml:space="preserve">: Ver también </w:t>
       </w:r>
-      <w:hyperlink r:id="rId94">
-        <w:r>
-          <w:rPr>
-            <w:lang w:val="es_ES" w:bidi="es_ES"/>
-          </w:rPr>
-          <w:rPr>
-            <w:color w:val="0000EE"/>
-            <w:u w:val="single"/>
-          </w:rPr>
-          <w:t>Ro 10:9–10,</w:t>
-        </w:r>
-      </w:hyperlink>
+      <w:r>
+        <w:rPr>
+          <w:lang w:val="es_ES" w:bidi="es_ES"/>
+        </w:rPr>
+        <w:t>Ro 10:9–10,</w:t>
+      </w:r>
       <w:r>
         <w:rPr>
           <w:lang w:val="es_ES" w:bidi="es_ES"/>
         </w:rPr>
         <w:t xml:space="preserve"> </w:t>
       </w:r>
-      <w:hyperlink r:id="rId95">
-        <w:r>
-          <w:rPr>
-            <w:lang w:val="es_ES" w:bidi="es_ES"/>
-          </w:rPr>
-          <w:rPr>
-            <w:color w:val="0000EE"/>
-            <w:u w:val="single"/>
-          </w:rPr>
-          <w:t>1 Co 12:3,</w:t>
-        </w:r>
-      </w:hyperlink>
+      <w:r>
+        <w:rPr>
+          <w:lang w:val="es_ES" w:bidi="es_ES"/>
+        </w:rPr>
+        <w:t>1 Co 12:3,</w:t>
+      </w:r>
       <w:r>
         <w:rPr>
           <w:lang w:val="es_ES" w:bidi="es_ES"/>
         </w:rPr>
         <w:t xml:space="preserve"> </w:t>
       </w:r>
-      <w:hyperlink r:id="rId96">
-        <w:r>
-          <w:rPr>
-            <w:lang w:val="es_ES" w:bidi="es_ES"/>
-          </w:rPr>
-          <w:rPr>
-            <w:color w:val="0000EE"/>
-            <w:u w:val="single"/>
-          </w:rPr>
-          <w:t>Col 2:6</w:t>
-        </w:r>
-      </w:hyperlink>
+      <w:r>
+        <w:rPr>
+          <w:lang w:val="es_ES" w:bidi="es_ES"/>
+        </w:rPr>
+        <w:t>Col 2:6</w:t>
+      </w:r>
       <w:r>
         <w:rPr>
           <w:lang w:val="es_ES" w:bidi="es_ES"/>
@@ -3719,18 +3197,12 @@
         </w:rPr>
         <w:t xml:space="preserve"> pero está guardado en frágiles vasijas de barro, nuestros cuerpos débiles. Esta comprensión da sentido al sufrimiento (</w:t>
       </w:r>
-      <w:hyperlink r:id="rId97">
-        <w:r>
-          <w:rPr>
-            <w:lang w:val="es_ES" w:bidi="es_ES"/>
-          </w:rPr>
-          <w:rPr>
-            <w:color w:val="0000EE"/>
-            <w:u w:val="single"/>
-          </w:rPr>
-          <w:t>4:8–5:10</w:t>
-        </w:r>
-      </w:hyperlink>
+      <w:r>
+        <w:rPr>
+          <w:lang w:val="es_ES" w:bidi="es_ES"/>
+        </w:rPr>
+        <w:t>4:8–5:10</w:t>
+      </w:r>
       <w:r>
         <w:rPr>
           <w:lang w:val="es_ES" w:bidi="es_ES"/>
@@ -3785,18 +3257,12 @@
         </w:rPr>
         <w:t>Los creyentes a menudo comparten la humillación del Señor con la confianza de que también compartirán su vida resucitada y victoriosa (</w:t>
       </w:r>
-      <w:hyperlink r:id="rId98">
-        <w:r>
-          <w:rPr>
-            <w:lang w:val="es_ES" w:bidi="es_ES"/>
-          </w:rPr>
-          <w:rPr>
-            <w:color w:val="0000EE"/>
-            <w:u w:val="single"/>
-          </w:rPr>
-          <w:t>4:14</w:t>
-        </w:r>
-      </w:hyperlink>
+      <w:r>
+        <w:rPr>
+          <w:lang w:val="es_ES" w:bidi="es_ES"/>
+        </w:rPr>
+        <w:t>4:14</w:t>
+      </w:r>
       <w:r>
         <w:rPr>
           <w:lang w:val="es_ES" w:bidi="es_ES"/>
@@ -3851,54 +3317,36 @@
         </w:rPr>
         <w:t xml:space="preserve">A lo largo de su vida llena de peligros y exposición a riesgos mortales (ver </w:t>
       </w:r>
-      <w:hyperlink r:id="rId99">
-        <w:r>
-          <w:rPr>
-            <w:lang w:val="es_ES" w:bidi="es_ES"/>
-          </w:rPr>
-          <w:rPr>
-            <w:color w:val="0000EE"/>
-            <w:u w:val="single"/>
-          </w:rPr>
-          <w:t>1 Co 15:30</w:t>
-        </w:r>
-      </w:hyperlink>
+      <w:r>
+        <w:rPr>
+          <w:lang w:val="es_ES" w:bidi="es_ES"/>
+        </w:rPr>
+        <w:t>1 Co 15:30</w:t>
+      </w:r>
       <w:r>
         <w:rPr>
           <w:lang w:val="es_ES" w:bidi="es_ES"/>
         </w:rPr>
         <w:t xml:space="preserve">), Pablo fortalecía la fe de los cristianos en las iglesias que fundó (cp. </w:t>
       </w:r>
-      <w:hyperlink r:id="rId100">
-        <w:r>
-          <w:rPr>
-            <w:lang w:val="es_ES" w:bidi="es_ES"/>
-          </w:rPr>
-          <w:rPr>
-            <w:color w:val="0000EE"/>
-            <w:u w:val="single"/>
-          </w:rPr>
-          <w:t>Col 1:24,</w:t>
-        </w:r>
-      </w:hyperlink>
+      <w:r>
+        <w:rPr>
+          <w:lang w:val="es_ES" w:bidi="es_ES"/>
+        </w:rPr>
+        <w:t>Col 1:24,</w:t>
+      </w:r>
       <w:r>
         <w:rPr>
           <w:lang w:val="es_ES" w:bidi="es_ES"/>
         </w:rPr>
         <w:t xml:space="preserve"> </w:t>
       </w:r>
-      <w:hyperlink r:id="rId101">
-        <w:r>
-          <w:rPr>
-            <w:lang w:val="es_ES" w:bidi="es_ES"/>
-          </w:rPr>
-          <w:rPr>
-            <w:color w:val="0000EE"/>
-            <w:u w:val="single"/>
-          </w:rPr>
-          <w:t>2 Tm 2:10</w:t>
-        </w:r>
-      </w:hyperlink>
+      <w:r>
+        <w:rPr>
+          <w:lang w:val="es_ES" w:bidi="es_ES"/>
+        </w:rPr>
+        <w:t>2 Tm 2:10</w:t>
+      </w:r>
       <w:r>
         <w:rPr>
           <w:lang w:val="es_ES" w:bidi="es_ES"/>
@@ -3966,18 +3414,12 @@
         </w:rPr>
         <w:t xml:space="preserve"> (ver </w:t>
       </w:r>
-      <w:hyperlink r:id="rId102">
-        <w:r>
-          <w:rPr>
-            <w:lang w:val="es_ES" w:bidi="es_ES"/>
-          </w:rPr>
-          <w:rPr>
-            <w:color w:val="0000EE"/>
-            <w:u w:val="single"/>
-          </w:rPr>
-          <w:t>Sal 116:10</w:t>
-        </w:r>
-      </w:hyperlink>
+      <w:r>
+        <w:rPr>
+          <w:lang w:val="es_ES" w:bidi="es_ES"/>
+        </w:rPr>
+        <w:t>Sal 116:10</w:t>
+      </w:r>
       <w:r>
         <w:rPr>
           <w:lang w:val="es_ES" w:bidi="es_ES"/>
@@ -4032,36 +3474,24 @@
         </w:rPr>
         <w:t>"no desmayamos": Este llamado a la resistencia viene acompañado de un recordatorio de lo que nos espera en el futuro (</w:t>
       </w:r>
-      <w:hyperlink r:id="rId103">
-        <w:r>
-          <w:rPr>
-            <w:lang w:val="es_ES" w:bidi="es_ES"/>
-          </w:rPr>
-          <w:rPr>
-            <w:color w:val="0000EE"/>
-            <w:u w:val="single"/>
-          </w:rPr>
-          <w:t>5:1–10</w:t>
-        </w:r>
-      </w:hyperlink>
+      <w:r>
+        <w:rPr>
+          <w:lang w:val="es_ES" w:bidi="es_ES"/>
+        </w:rPr>
+        <w:t>5:1–10</w:t>
+      </w:r>
       <w:r>
         <w:rPr>
           <w:lang w:val="es_ES" w:bidi="es_ES"/>
         </w:rPr>
         <w:t>). El cuerpo humano está en proceso de morir debido al envejecimiento normal, y Pablo estaba especialmente desgastado tanto física como emocionalmente (</w:t>
       </w:r>
-      <w:hyperlink r:id="rId104">
-        <w:r>
-          <w:rPr>
-            <w:lang w:val="es_ES" w:bidi="es_ES"/>
-          </w:rPr>
-          <w:rPr>
-            <w:color w:val="0000EE"/>
-            <w:u w:val="single"/>
-          </w:rPr>
-          <w:t>4:8–12</w:t>
-        </w:r>
-      </w:hyperlink>
+      <w:r>
+        <w:rPr>
+          <w:lang w:val="es_ES" w:bidi="es_ES"/>
+        </w:rPr>
+        <w:t>4:8–12</w:t>
+      </w:r>
       <w:r>
         <w:rPr>
           <w:lang w:val="es_ES" w:bidi="es_ES"/>
@@ -4177,72 +3607,48 @@
         </w:rPr>
         <w:t>La perspectiva de la esperanza eterna es brillante, con cuerpos celestiales reemplazando a los cuerpos mortales de esta vida presente. El Dios de la resurrección también nos levantará y nos presentará ante sí mismo junto con todos los creyentes (</w:t>
       </w:r>
-      <w:hyperlink r:id="rId98">
-        <w:r>
-          <w:rPr>
-            <w:lang w:val="es_ES" w:bidi="es_ES"/>
-          </w:rPr>
-          <w:rPr>
-            <w:color w:val="0000EE"/>
-            <w:u w:val="single"/>
-          </w:rPr>
-          <w:t>4:14</w:t>
-        </w:r>
-      </w:hyperlink>
+      <w:r>
+        <w:rPr>
+          <w:lang w:val="es_ES" w:bidi="es_ES"/>
+        </w:rPr>
+        <w:t>4:14</w:t>
+      </w:r>
       <w:r>
         <w:rPr>
           <w:lang w:val="es_ES" w:bidi="es_ES"/>
         </w:rPr>
         <w:t>). El estímulo inmediato para esta declaración de esperanza en la resurrección fue lo que Pablo tuvo que enfrentar en Éfeso (</w:t>
       </w:r>
-      <w:hyperlink r:id="rId17">
-        <w:r>
-          <w:rPr>
-            <w:lang w:val="es_ES" w:bidi="es_ES"/>
-          </w:rPr>
-          <w:rPr>
-            <w:color w:val="0000EE"/>
-            <w:u w:val="single"/>
-          </w:rPr>
-          <w:t>1:8–11</w:t>
-        </w:r>
-      </w:hyperlink>
+      <w:r>
+        <w:rPr>
+          <w:lang w:val="es_ES" w:bidi="es_ES"/>
+        </w:rPr>
+        <w:t>1:8–11</w:t>
+      </w:r>
       <w:r>
         <w:rPr>
           <w:lang w:val="es_ES" w:bidi="es_ES"/>
         </w:rPr>
         <w:t xml:space="preserve">). La fragilidad de su cuerpo le recordó lo que hay más allá de la muerte, cuando esta tienda terrenal en la que vivimos — es decir, nuestro cuerpo — será desmantelada en la muerte y disolución (ver </w:t>
       </w:r>
-      <w:hyperlink r:id="rId105">
-        <w:r>
-          <w:rPr>
-            <w:lang w:val="es_ES" w:bidi="es_ES"/>
-          </w:rPr>
-          <w:rPr>
-            <w:color w:val="0000EE"/>
-            <w:u w:val="single"/>
-          </w:rPr>
-          <w:t>1 Co 15:42–57,</w:t>
-        </w:r>
-      </w:hyperlink>
+      <w:r>
+        <w:rPr>
+          <w:lang w:val="es_ES" w:bidi="es_ES"/>
+        </w:rPr>
+        <w:t>1 Co 15:42–57,</w:t>
+      </w:r>
       <w:r>
         <w:rPr>
           <w:lang w:val="es_ES" w:bidi="es_ES"/>
         </w:rPr>
         <w:t xml:space="preserve"> </w:t>
       </w:r>
-      <w:hyperlink r:id="rId106">
-        <w:r>
-          <w:rPr>
-            <w:lang w:val="es_ES" w:bidi="es_ES"/>
-          </w:rPr>
-          <w:rPr>
-            <w:color w:val="0000EE"/>
-            <w:u w:val="single"/>
-          </w:rPr>
-          <w:t>Fil 3:20–21</w:t>
-        </w:r>
-      </w:hyperlink>
+      <w:r>
+        <w:rPr>
+          <w:lang w:val="es_ES" w:bidi="es_ES"/>
+        </w:rPr>
+        <w:t>Fil 3:20–21</w:t>
+      </w:r>
       <w:r>
         <w:rPr>
           <w:lang w:val="es_ES" w:bidi="es_ES"/>
@@ -4297,54 +3703,36 @@
         </w:rPr>
         <w:t>"deseando ser sobrevestidos de aquella nuestra habitación celestial": Esto no es un deseo de morir; Pablo anhelaba el regreso del Señor, cuando él otorgaría nuevos cuerpos a su pueblo (</w:t>
       </w:r>
-      <w:hyperlink r:id="rId107">
-        <w:r>
-          <w:rPr>
-            <w:lang w:val="es_ES" w:bidi="es_ES"/>
-          </w:rPr>
-          <w:rPr>
-            <w:color w:val="0000EE"/>
-            <w:u w:val="single"/>
-          </w:rPr>
-          <w:t>1 Co 15:51–58,</w:t>
-        </w:r>
-      </w:hyperlink>
+      <w:r>
+        <w:rPr>
+          <w:lang w:val="es_ES" w:bidi="es_ES"/>
+        </w:rPr>
+        <w:t>1 Co 15:51–58,</w:t>
+      </w:r>
       <w:r>
         <w:rPr>
           <w:lang w:val="es_ES" w:bidi="es_ES"/>
         </w:rPr>
         <w:t xml:space="preserve"> </w:t>
       </w:r>
-      <w:hyperlink r:id="rId106">
-        <w:r>
-          <w:rPr>
-            <w:lang w:val="es_ES" w:bidi="es_ES"/>
-          </w:rPr>
-          <w:rPr>
-            <w:color w:val="0000EE"/>
-            <w:u w:val="single"/>
-          </w:rPr>
-          <w:t>Fil 3:20–21,</w:t>
-        </w:r>
-      </w:hyperlink>
+      <w:r>
+        <w:rPr>
+          <w:lang w:val="es_ES" w:bidi="es_ES"/>
+        </w:rPr>
+        <w:t>Fil 3:20–21,</w:t>
+      </w:r>
       <w:r>
         <w:rPr>
           <w:lang w:val="es_ES" w:bidi="es_ES"/>
         </w:rPr>
         <w:t xml:space="preserve"> </w:t>
       </w:r>
-      <w:hyperlink r:id="rId108">
-        <w:r>
-          <w:rPr>
-            <w:lang w:val="es_ES" w:bidi="es_ES"/>
-          </w:rPr>
-          <w:rPr>
-            <w:color w:val="0000EE"/>
-            <w:u w:val="single"/>
-          </w:rPr>
-          <w:t>1 Ts 4:16–17</w:t>
-        </w:r>
-      </w:hyperlink>
+      <w:r>
+        <w:rPr>
+          <w:lang w:val="es_ES" w:bidi="es_ES"/>
+        </w:rPr>
+        <w:t>1 Ts 4:16–17</w:t>
+      </w:r>
       <w:r>
         <w:rPr>
           <w:lang w:val="es_ES" w:bidi="es_ES"/>
@@ -4399,90 +3787,60 @@
         </w:rPr>
         <w:t xml:space="preserve">Nuestra esperanza en la futura resurrección solo puede conocerse por fe (ver </w:t>
       </w:r>
-      <w:hyperlink r:id="rId109">
-        <w:r>
-          <w:rPr>
-            <w:lang w:val="es_ES" w:bidi="es_ES"/>
-          </w:rPr>
-          <w:rPr>
-            <w:color w:val="0000EE"/>
-            <w:u w:val="single"/>
-          </w:rPr>
-          <w:t>Hb 11:1</w:t>
-        </w:r>
-      </w:hyperlink>
+      <w:r>
+        <w:rPr>
+          <w:lang w:val="es_ES" w:bidi="es_ES"/>
+        </w:rPr>
+        <w:t>Hb 11:1</w:t>
+      </w:r>
       <w:r>
         <w:rPr>
           <w:lang w:val="es_ES" w:bidi="es_ES"/>
         </w:rPr>
         <w:t xml:space="preserve">, </w:t>
       </w:r>
-      <w:hyperlink r:id="rId110">
-        <w:r>
-          <w:rPr>
-            <w:lang w:val="es_ES" w:bidi="es_ES"/>
-          </w:rPr>
-          <w:rPr>
-            <w:color w:val="0000EE"/>
-            <w:u w:val="single"/>
-          </w:rPr>
-          <w:t>3</w:t>
-        </w:r>
-      </w:hyperlink>
+      <w:r>
+        <w:rPr>
+          <w:lang w:val="es_ES" w:bidi="es_ES"/>
+        </w:rPr>
+        <w:t>3</w:t>
+      </w:r>
       <w:r>
         <w:rPr>
           <w:lang w:val="es_ES" w:bidi="es_ES"/>
         </w:rPr>
         <w:t xml:space="preserve">, </w:t>
       </w:r>
-      <w:hyperlink r:id="rId111">
-        <w:r>
-          <w:rPr>
-            <w:lang w:val="es_ES" w:bidi="es_ES"/>
-          </w:rPr>
-          <w:rPr>
-            <w:color w:val="0000EE"/>
-            <w:u w:val="single"/>
-          </w:rPr>
-          <w:t>27</w:t>
-        </w:r>
-      </w:hyperlink>
+      <w:r>
+        <w:rPr>
+          <w:lang w:val="es_ES" w:bidi="es_ES"/>
+        </w:rPr>
+        <w:t>27</w:t>
+      </w:r>
       <w:r>
         <w:rPr>
           <w:lang w:val="es_ES" w:bidi="es_ES"/>
         </w:rPr>
         <w:t>); sin embargo, tenemos la propia resurrección de Jesús y la presencia del Espíritu como evidencia de lo que está por venir (</w:t>
       </w:r>
-      <w:hyperlink r:id="rId112">
-        <w:r>
-          <w:rPr>
-            <w:lang w:val="es_ES" w:bidi="es_ES"/>
-          </w:rPr>
-          <w:rPr>
-            <w:color w:val="0000EE"/>
-            <w:u w:val="single"/>
-          </w:rPr>
-          <w:t>1 Co 15:1–9,</w:t>
-        </w:r>
-      </w:hyperlink>
+      <w:r>
+        <w:rPr>
+          <w:lang w:val="es_ES" w:bidi="es_ES"/>
+        </w:rPr>
+        <w:t>1 Co 15:1–9,</w:t>
+      </w:r>
       <w:r>
         <w:rPr>
           <w:lang w:val="es_ES" w:bidi="es_ES"/>
         </w:rPr>
         <w:t xml:space="preserve"> </w:t>
       </w:r>
-      <w:hyperlink r:id="rId41">
-        <w:r>
-          <w:rPr>
-            <w:lang w:val="es_ES" w:bidi="es_ES"/>
-          </w:rPr>
-          <w:rPr>
-            <w:color w:val="0000EE"/>
-            <w:u w:val="single"/>
-          </w:rPr>
-          <w:t>Ef 1:14</w:t>
-        </w:r>
-      </w:hyperlink>
+      <w:r>
+        <w:rPr>
+          <w:lang w:val="es_ES" w:bidi="es_ES"/>
+        </w:rPr>
+        <w:t>Ef 1:14</w:t>
+      </w:r>
       <w:r>
         <w:rPr>
           <w:lang w:val="es_ES" w:bidi="es_ES"/>
@@ -4537,126 +3895,84 @@
         </w:rPr>
         <w:t xml:space="preserve">El objetivo de la vida presente es agradarle a Él (ver también </w:t>
       </w:r>
-      <w:hyperlink r:id="rId113">
-        <w:r>
-          <w:rPr>
-            <w:lang w:val="es_ES" w:bidi="es_ES"/>
-          </w:rPr>
-          <w:rPr>
-            <w:color w:val="0000EE"/>
-            <w:u w:val="single"/>
-          </w:rPr>
-          <w:t>Ro 12:1–2,</w:t>
-        </w:r>
-      </w:hyperlink>
+      <w:r>
+        <w:rPr>
+          <w:lang w:val="es_ES" w:bidi="es_ES"/>
+        </w:rPr>
+        <w:t>Ro 12:1–2,</w:t>
+      </w:r>
       <w:r>
         <w:rPr>
           <w:lang w:val="es_ES" w:bidi="es_ES"/>
         </w:rPr>
         <w:t xml:space="preserve"> </w:t>
       </w:r>
-      <w:hyperlink r:id="rId114">
-        <w:r>
-          <w:rPr>
-            <w:lang w:val="es_ES" w:bidi="es_ES"/>
-          </w:rPr>
-          <w:rPr>
-            <w:color w:val="0000EE"/>
-            <w:u w:val="single"/>
-          </w:rPr>
-          <w:t>14:18,</w:t>
-        </w:r>
-      </w:hyperlink>
+      <w:r>
+        <w:rPr>
+          <w:lang w:val="es_ES" w:bidi="es_ES"/>
+        </w:rPr>
+        <w:t>14:18,</w:t>
+      </w:r>
       <w:r>
         <w:rPr>
           <w:lang w:val="es_ES" w:bidi="es_ES"/>
         </w:rPr>
         <w:t xml:space="preserve"> </w:t>
       </w:r>
-      <w:hyperlink r:id="rId115">
-        <w:r>
-          <w:rPr>
-            <w:lang w:val="es_ES" w:bidi="es_ES"/>
-          </w:rPr>
-          <w:rPr>
-            <w:color w:val="0000EE"/>
-            <w:u w:val="single"/>
-          </w:rPr>
-          <w:t>Col 1:10,</w:t>
-        </w:r>
-      </w:hyperlink>
+      <w:r>
+        <w:rPr>
+          <w:lang w:val="es_ES" w:bidi="es_ES"/>
+        </w:rPr>
+        <w:t>Col 1:10,</w:t>
+      </w:r>
       <w:r>
         <w:rPr>
           <w:lang w:val="es_ES" w:bidi="es_ES"/>
         </w:rPr>
         <w:t xml:space="preserve"> </w:t>
       </w:r>
-      <w:hyperlink r:id="rId116">
-        <w:r>
-          <w:rPr>
-            <w:lang w:val="es_ES" w:bidi="es_ES"/>
-          </w:rPr>
-          <w:rPr>
-            <w:color w:val="0000EE"/>
-            <w:u w:val="single"/>
-          </w:rPr>
-          <w:t>1 Ts 4:1</w:t>
-        </w:r>
-      </w:hyperlink>
+      <w:r>
+        <w:rPr>
+          <w:lang w:val="es_ES" w:bidi="es_ES"/>
+        </w:rPr>
+        <w:t>1 Ts 4:1</w:t>
+      </w:r>
       <w:r>
         <w:rPr>
           <w:lang w:val="es_ES" w:bidi="es_ES"/>
         </w:rPr>
         <w:t>). Esta ambición será puesta a prueba cuando estemos ante Cristo para ser juzgados. El juez es también nuestro Protector, por lo que estamos seguros de la absolución (</w:t>
       </w:r>
-      <w:hyperlink r:id="rId117">
-        <w:r>
-          <w:rPr>
-            <w:lang w:val="es_ES" w:bidi="es_ES"/>
-          </w:rPr>
-          <w:rPr>
-            <w:color w:val="0000EE"/>
-            <w:u w:val="single"/>
-          </w:rPr>
-          <w:t>Ro 8:1</w:t>
-        </w:r>
-      </w:hyperlink>
+      <w:r>
+        <w:rPr>
+          <w:lang w:val="es_ES" w:bidi="es_ES"/>
+        </w:rPr>
+        <w:t>Ro 8:1</w:t>
+      </w:r>
       <w:r>
         <w:rPr>
           <w:lang w:val="es_ES" w:bidi="es_ES"/>
         </w:rPr>
         <w:t xml:space="preserve">, </w:t>
       </w:r>
-      <w:hyperlink r:id="rId118">
-        <w:r>
-          <w:rPr>
-            <w:lang w:val="es_ES" w:bidi="es_ES"/>
-          </w:rPr>
-          <w:rPr>
-            <w:color w:val="0000EE"/>
-            <w:u w:val="single"/>
-          </w:rPr>
-          <w:t>33–34</w:t>
-        </w:r>
-      </w:hyperlink>
+      <w:r>
+        <w:rPr>
+          <w:lang w:val="es_ES" w:bidi="es_ES"/>
+        </w:rPr>
+        <w:t>33–34</w:t>
+      </w:r>
       <w:r>
         <w:rPr>
           <w:lang w:val="es_ES" w:bidi="es_ES"/>
         </w:rPr>
         <w:t>). Sin embargo, las acciones realizadas en este cuerpo terrenal serán evaluadas y tendremos que rendir cuentas (</w:t>
       </w:r>
-      <w:hyperlink r:id="rId119">
-        <w:r>
-          <w:rPr>
-            <w:lang w:val="es_ES" w:bidi="es_ES"/>
-          </w:rPr>
-          <w:rPr>
-            <w:color w:val="0000EE"/>
-            <w:u w:val="single"/>
-          </w:rPr>
-          <w:t>Hc 17:31</w:t>
-        </w:r>
-      </w:hyperlink>
+      <w:r>
+        <w:rPr>
+          <w:lang w:val="es_ES" w:bidi="es_ES"/>
+        </w:rPr>
+        <w:t>Hc 17:31</w:t>
+      </w:r>
       <w:r>
         <w:rPr>
           <w:lang w:val="es_ES" w:bidi="es_ES"/>
@@ -4711,18 +4027,12 @@
         </w:rPr>
         <w:t xml:space="preserve">Un motivo para el ministerio de Pablo es la responsabilidad reverente hacia el Señor, no un miedo servil, sino una reverencia saludable (ver </w:t>
       </w:r>
-      <w:hyperlink r:id="rId120">
-        <w:r>
-          <w:rPr>
-            <w:lang w:val="es_ES" w:bidi="es_ES"/>
-          </w:rPr>
-          <w:rPr>
-            <w:color w:val="0000EE"/>
-            <w:u w:val="single"/>
-          </w:rPr>
-          <w:t>Pr 1:7</w:t>
-        </w:r>
-      </w:hyperlink>
+      <w:r>
+        <w:rPr>
+          <w:lang w:val="es_ES" w:bidi="es_ES"/>
+        </w:rPr>
+        <w:t>Pr 1:7</w:t>
+      </w:r>
       <w:r>
         <w:rPr>
           <w:lang w:val="es_ES" w:bidi="es_ES"/>
@@ -4777,54 +4087,36 @@
         </w:rPr>
         <w:t>Pablo ahora explica el tema principal de su mensaje, que es la reconciliación: transformar enemigos en amigos y restaurar relaciones. El pensamiento de Pablo está basado en lo que Dios ha hecho a través de Cristo para reconciliar a los pecadores consigo mismo (</w:t>
       </w:r>
-      <w:hyperlink r:id="rId121">
-        <w:r>
-          <w:rPr>
-            <w:lang w:val="es_ES" w:bidi="es_ES"/>
-          </w:rPr>
-          <w:rPr>
-            <w:color w:val="0000EE"/>
-            <w:u w:val="single"/>
-          </w:rPr>
-          <w:t>5:18–21</w:t>
-        </w:r>
-      </w:hyperlink>
+      <w:r>
+        <w:rPr>
+          <w:lang w:val="es_ES" w:bidi="es_ES"/>
+        </w:rPr>
+        <w:t>5:18–21</w:t>
+      </w:r>
       <w:r>
         <w:rPr>
           <w:lang w:val="es_ES" w:bidi="es_ES"/>
         </w:rPr>
         <w:t>). Esta exposición está enmarcada por una defensa de su propio ministerio (</w:t>
       </w:r>
-      <w:hyperlink r:id="rId122">
-        <w:r>
-          <w:rPr>
-            <w:lang w:val="es_ES" w:bidi="es_ES"/>
-          </w:rPr>
-          <w:rPr>
-            <w:color w:val="0000EE"/>
-            <w:u w:val="single"/>
-          </w:rPr>
-          <w:t>5:11–17</w:t>
-        </w:r>
-      </w:hyperlink>
+      <w:r>
+        <w:rPr>
+          <w:lang w:val="es_ES" w:bidi="es_ES"/>
+        </w:rPr>
+        <w:t>5:11–17</w:t>
+      </w:r>
       <w:r>
         <w:rPr>
           <w:lang w:val="es_ES" w:bidi="es_ES"/>
         </w:rPr>
         <w:t>) y una aplicación de su mensaje a la situación en Corinto (</w:t>
       </w:r>
-      <w:hyperlink r:id="rId123">
-        <w:r>
-          <w:rPr>
-            <w:lang w:val="es_ES" w:bidi="es_ES"/>
-          </w:rPr>
-          <w:rPr>
-            <w:color w:val="0000EE"/>
-            <w:u w:val="single"/>
-          </w:rPr>
-          <w:t>6:1–7:4</w:t>
-        </w:r>
-      </w:hyperlink>
+      <w:r>
+        <w:rPr>
+          <w:lang w:val="es_ES" w:bidi="es_ES"/>
+        </w:rPr>
+        <w:t>6:1–7:4</w:t>
+      </w:r>
       <w:r>
         <w:rPr>
           <w:lang w:val="es_ES" w:bidi="es_ES"/>
@@ -4879,36 +4171,24 @@
         </w:rPr>
         <w:t xml:space="preserve">Los oponentes de Pablo se jactaban de tener un ministerio espectacular en apariencia, pero carecían de un corazón sincero (cf. </w:t>
       </w:r>
-      <w:hyperlink r:id="rId124">
-        <w:r>
-          <w:rPr>
-            <w:lang w:val="es_ES" w:bidi="es_ES"/>
-          </w:rPr>
-          <w:rPr>
-            <w:color w:val="0000EE"/>
-            <w:u w:val="single"/>
-          </w:rPr>
-          <w:t>1 Sam 16:7,</w:t>
-        </w:r>
-      </w:hyperlink>
+      <w:r>
+        <w:rPr>
+          <w:lang w:val="es_ES" w:bidi="es_ES"/>
+        </w:rPr>
+        <w:t>1 Sam 16:7,</w:t>
+      </w:r>
       <w:r>
         <w:rPr>
           <w:lang w:val="es_ES" w:bidi="es_ES"/>
         </w:rPr>
         <w:t xml:space="preserve"> </w:t>
       </w:r>
-      <w:hyperlink r:id="rId125">
-        <w:r>
-          <w:rPr>
-            <w:lang w:val="es_ES" w:bidi="es_ES"/>
-          </w:rPr>
-          <w:rPr>
-            <w:color w:val="0000EE"/>
-            <w:u w:val="single"/>
-          </w:rPr>
-          <w:t>Ro 2:28–29</w:t>
-        </w:r>
-      </w:hyperlink>
+      <w:r>
+        <w:rPr>
+          <w:lang w:val="es_ES" w:bidi="es_ES"/>
+        </w:rPr>
+        <w:t>Ro 2:28–29</w:t>
+      </w:r>
       <w:r>
         <w:rPr>
           <w:lang w:val="es_ES" w:bidi="es_ES"/>
@@ -4963,36 +4243,24 @@
         </w:rPr>
         <w:t>"si loqueamos": Esta declaración podría implicar una acusación sobre la visita anterior de Pablo a Corinto (</w:t>
       </w:r>
-      <w:hyperlink r:id="rId126">
-        <w:r>
-          <w:rPr>
-            <w:lang w:val="es_ES" w:bidi="es_ES"/>
-          </w:rPr>
-          <w:rPr>
-            <w:color w:val="0000EE"/>
-            <w:u w:val="single"/>
-          </w:rPr>
-          <w:t>2:1–2</w:t>
-        </w:r>
-      </w:hyperlink>
+      <w:r>
+        <w:rPr>
+          <w:lang w:val="es_ES" w:bidi="es_ES"/>
+        </w:rPr>
+        <w:t>2:1–2</w:t>
+      </w:r>
       <w:r>
         <w:rPr>
           <w:lang w:val="es_ES" w:bidi="es_ES"/>
         </w:rPr>
         <w:t>), sugiriendo que estaba fuera de sí cuando proclamó las sencillas Buenas Nuevas allí (</w:t>
       </w:r>
-      <w:hyperlink r:id="rId127">
-        <w:r>
-          <w:rPr>
-            <w:lang w:val="es_ES" w:bidi="es_ES"/>
-          </w:rPr>
-          <w:rPr>
-            <w:color w:val="0000EE"/>
-            <w:u w:val="single"/>
-          </w:rPr>
-          <w:t>1 Co 2:2</w:t>
-        </w:r>
-      </w:hyperlink>
+      <w:r>
+        <w:rPr>
+          <w:lang w:val="es_ES" w:bidi="es_ES"/>
+        </w:rPr>
+        <w:t>1 Co 2:2</w:t>
+      </w:r>
       <w:r>
         <w:rPr>
           <w:lang w:val="es_ES" w:bidi="es_ES"/>
@@ -5059,18 +4327,12 @@
         </w:rPr>
         <w:t xml:space="preserve">": Esto podría referirse al amor de los creyentes por Cristo o (más probablemente) al amor de Cristo por nosotros, que motiva a los creyentes a dar a conocer a Cristo a través de su servicio (ver </w:t>
       </w:r>
-      <w:hyperlink r:id="rId128">
-        <w:r>
-          <w:rPr>
-            <w:lang w:val="es_ES" w:bidi="es_ES"/>
-          </w:rPr>
-          <w:rPr>
-            <w:color w:val="0000EE"/>
-            <w:u w:val="single"/>
-          </w:rPr>
-          <w:t>1 Co 9:16</w:t>
-        </w:r>
-      </w:hyperlink>
+      <w:r>
+        <w:rPr>
+          <w:lang w:val="es_ES" w:bidi="es_ES"/>
+        </w:rPr>
+        <w:t>1 Co 9:16</w:t>
+      </w:r>
       <w:r>
         <w:rPr>
           <w:lang w:val="es_ES" w:bidi="es_ES"/>
@@ -5173,72 +4435,48 @@
         </w:rPr>
         <w:t>Desde una perspectiva meramente humana, Pablo podría estar reflexionando sobre su antigua creencia como fariseo de que el Mesías vendría a liberar a los judíos de la opresión política. • ¡Qué diferente lo conocemos ahora! Cristo resucitó de entre los muertos, inauguró la nueva creación (</w:t>
       </w:r>
-      <w:hyperlink r:id="rId129">
-        <w:r>
-          <w:rPr>
-            <w:lang w:val="es_ES" w:bidi="es_ES"/>
-          </w:rPr>
-          <w:rPr>
-            <w:color w:val="0000EE"/>
-            <w:u w:val="single"/>
-          </w:rPr>
-          <w:t>5:17</w:t>
-        </w:r>
-      </w:hyperlink>
+      <w:r>
+        <w:rPr>
+          <w:lang w:val="es_ES" w:bidi="es_ES"/>
+        </w:rPr>
+        <w:t>5:17</w:t>
+      </w:r>
       <w:r>
         <w:rPr>
           <w:lang w:val="es_ES" w:bidi="es_ES"/>
         </w:rPr>
         <w:t>) y fue establecido como el redentor del pecado y Señor del universo (</w:t>
       </w:r>
-      <w:hyperlink r:id="rId130">
-        <w:r>
-          <w:rPr>
-            <w:lang w:val="es_ES" w:bidi="es_ES"/>
-          </w:rPr>
-          <w:rPr>
-            <w:color w:val="0000EE"/>
-            <w:u w:val="single"/>
-          </w:rPr>
-          <w:t>Ro 1:3–4,</w:t>
-        </w:r>
-      </w:hyperlink>
+      <w:r>
+        <w:rPr>
+          <w:lang w:val="es_ES" w:bidi="es_ES"/>
+        </w:rPr>
+        <w:t>Ro 1:3–4,</w:t>
+      </w:r>
       <w:r>
         <w:rPr>
           <w:lang w:val="es_ES" w:bidi="es_ES"/>
         </w:rPr>
         <w:t xml:space="preserve"> </w:t>
       </w:r>
-      <w:hyperlink r:id="rId131">
-        <w:r>
-          <w:rPr>
-            <w:lang w:val="es_ES" w:bidi="es_ES"/>
-          </w:rPr>
-          <w:rPr>
-            <w:color w:val="0000EE"/>
-            <w:u w:val="single"/>
-          </w:rPr>
-          <w:t>Fil 2:6–11,</w:t>
-        </w:r>
-      </w:hyperlink>
+      <w:r>
+        <w:rPr>
+          <w:lang w:val="es_ES" w:bidi="es_ES"/>
+        </w:rPr>
+        <w:t>Fil 2:6–11,</w:t>
+      </w:r>
       <w:r>
         <w:rPr>
           <w:lang w:val="es_ES" w:bidi="es_ES"/>
         </w:rPr>
         <w:t xml:space="preserve"> </w:t>
       </w:r>
-      <w:hyperlink r:id="rId132">
-        <w:r>
-          <w:rPr>
-            <w:lang w:val="es_ES" w:bidi="es_ES"/>
-          </w:rPr>
-          <w:rPr>
-            <w:color w:val="0000EE"/>
-            <w:u w:val="single"/>
-          </w:rPr>
-          <w:t>Col 1:15–20</w:t>
-        </w:r>
-      </w:hyperlink>
+      <w:r>
+        <w:rPr>
+          <w:lang w:val="es_ES" w:bidi="es_ES"/>
+        </w:rPr>
+        <w:t>Col 1:15–20</w:t>
+      </w:r>
       <w:r>
         <w:rPr>
           <w:lang w:val="es_ES" w:bidi="es_ES"/>
@@ -5341,18 +4579,12 @@
         </w:rPr>
         <w:t xml:space="preserve">El gran privilegio de los creyentes es ser embajadores de Cristo (cp. </w:t>
       </w:r>
-      <w:hyperlink r:id="rId133">
-        <w:r>
-          <w:rPr>
-            <w:lang w:val="es_ES" w:bidi="es_ES"/>
-          </w:rPr>
-          <w:rPr>
-            <w:color w:val="0000EE"/>
-            <w:u w:val="single"/>
-          </w:rPr>
-          <w:t>Ef 6:20</w:t>
-        </w:r>
-      </w:hyperlink>
+      <w:r>
+        <w:rPr>
+          <w:lang w:val="es_ES" w:bidi="es_ES"/>
+        </w:rPr>
+        <w:t>Ef 6:20</w:t>
+      </w:r>
       <w:r>
         <w:rPr>
           <w:lang w:val="es_ES" w:bidi="es_ES"/>
@@ -5371,72 +4603,48 @@
         </w:rPr>
         <w:t xml:space="preserve">: Pablo no dice que habla por Dios; más bien, Dios comunica su palabra a través de nosotros. • La obra redentora de Cristo para los pecadores abre el camino para que ellos "¡Vuelvan a Dios!" y se reconcilien con él (ver </w:t>
       </w:r>
-      <w:hyperlink r:id="rId134">
-        <w:r>
-          <w:rPr>
-            <w:lang w:val="es_ES" w:bidi="es_ES"/>
-          </w:rPr>
-          <w:rPr>
-            <w:color w:val="0000EE"/>
-            <w:u w:val="single"/>
-          </w:rPr>
-          <w:t>Ro 5:1–11,</w:t>
-        </w:r>
-      </w:hyperlink>
+      <w:r>
+        <w:rPr>
+          <w:lang w:val="es_ES" w:bidi="es_ES"/>
+        </w:rPr>
+        <w:t>Ro 5:1–11,</w:t>
+      </w:r>
       <w:r>
         <w:rPr>
           <w:lang w:val="es_ES" w:bidi="es_ES"/>
         </w:rPr>
         <w:t xml:space="preserve"> </w:t>
       </w:r>
-      <w:hyperlink r:id="rId135">
-        <w:r>
-          <w:rPr>
-            <w:lang w:val="es_ES" w:bidi="es_ES"/>
-          </w:rPr>
-          <w:rPr>
-            <w:color w:val="0000EE"/>
-            <w:u w:val="single"/>
-          </w:rPr>
-          <w:t>Ef 2:11–22,</w:t>
-        </w:r>
-      </w:hyperlink>
+      <w:r>
+        <w:rPr>
+          <w:lang w:val="es_ES" w:bidi="es_ES"/>
+        </w:rPr>
+        <w:t>Ef 2:11–22,</w:t>
+      </w:r>
       <w:r>
         <w:rPr>
           <w:lang w:val="es_ES" w:bidi="es_ES"/>
         </w:rPr>
         <w:t xml:space="preserve"> </w:t>
       </w:r>
-      <w:hyperlink r:id="rId136">
-        <w:r>
-          <w:rPr>
-            <w:lang w:val="es_ES" w:bidi="es_ES"/>
-          </w:rPr>
-          <w:rPr>
-            <w:color w:val="0000EE"/>
-            <w:u w:val="single"/>
-          </w:rPr>
-          <w:t>Col 1:15–23</w:t>
-        </w:r>
-      </w:hyperlink>
+      <w:r>
+        <w:rPr>
+          <w:lang w:val="es_ES" w:bidi="es_ES"/>
+        </w:rPr>
+        <w:t>Col 1:15–23</w:t>
+      </w:r>
       <w:r>
         <w:rPr>
           <w:lang w:val="es_ES" w:bidi="es_ES"/>
         </w:rPr>
         <w:t xml:space="preserve">). El testimonio cristiano tiene este llamado en su esencia. Pablo también apelaba a los corintios rebeldes para que se unieran a su causa (ver </w:t>
       </w:r>
-      <w:hyperlink r:id="rId137">
-        <w:r>
-          <w:rPr>
-            <w:lang w:val="es_ES" w:bidi="es_ES"/>
-          </w:rPr>
-          <w:rPr>
-            <w:color w:val="0000EE"/>
-            <w:u w:val="single"/>
-          </w:rPr>
-          <w:t>2 Co 6:1</w:t>
-        </w:r>
-      </w:hyperlink>
+      <w:r>
+        <w:rPr>
+          <w:lang w:val="es_ES" w:bidi="es_ES"/>
+        </w:rPr>
+        <w:t>2 Co 6:1</w:t>
+      </w:r>
       <w:r>
         <w:rPr>
           <w:lang w:val="es_ES" w:bidi="es_ES"/>
@@ -5491,72 +4699,48 @@
         </w:rPr>
         <w:t>Cristo se convirtió en la ofrenda por nuestro pecado en la cruz al asumir la pena del pecado sobre sí mismo y morir como un criminal. Hizo esto, aunque él mismo nunca pecó (</w:t>
       </w:r>
-      <w:hyperlink r:id="rId138">
-        <w:r>
-          <w:rPr>
-            <w:lang w:val="es_ES" w:bidi="es_ES"/>
-          </w:rPr>
-          <w:rPr>
-            <w:color w:val="0000EE"/>
-            <w:u w:val="single"/>
-          </w:rPr>
-          <w:t>Jn 8:46,</w:t>
-        </w:r>
-      </w:hyperlink>
+      <w:r>
+        <w:rPr>
+          <w:lang w:val="es_ES" w:bidi="es_ES"/>
+        </w:rPr>
+        <w:t>Jn 8:46,</w:t>
+      </w:r>
       <w:r>
         <w:rPr>
           <w:lang w:val="es_ES" w:bidi="es_ES"/>
         </w:rPr>
         <w:t xml:space="preserve"> </w:t>
       </w:r>
-      <w:hyperlink r:id="rId139">
-        <w:r>
-          <w:rPr>
-            <w:lang w:val="es_ES" w:bidi="es_ES"/>
-          </w:rPr>
-          <w:rPr>
-            <w:color w:val="0000EE"/>
-            <w:u w:val="single"/>
-          </w:rPr>
-          <w:t>1 Pe 2:22,</w:t>
-        </w:r>
-      </w:hyperlink>
+      <w:r>
+        <w:rPr>
+          <w:lang w:val="es_ES" w:bidi="es_ES"/>
+        </w:rPr>
+        <w:t>1 Pe 2:22,</w:t>
+      </w:r>
       <w:r>
         <w:rPr>
           <w:lang w:val="es_ES" w:bidi="es_ES"/>
         </w:rPr>
         <w:t xml:space="preserve"> </w:t>
       </w:r>
-      <w:hyperlink r:id="rId140">
-        <w:r>
-          <w:rPr>
-            <w:lang w:val="es_ES" w:bidi="es_ES"/>
-          </w:rPr>
-          <w:rPr>
-            <w:color w:val="0000EE"/>
-            <w:u w:val="single"/>
-          </w:rPr>
-          <w:t>1 Jn 3:5</w:t>
-        </w:r>
-      </w:hyperlink>
+      <w:r>
+        <w:rPr>
+          <w:lang w:val="es_ES" w:bidi="es_ES"/>
+        </w:rPr>
+        <w:t>1 Jn 3:5</w:t>
+      </w:r>
       <w:r>
         <w:rPr>
           <w:lang w:val="es_ES" w:bidi="es_ES"/>
         </w:rPr>
         <w:t xml:space="preserve">), para que pudiéramos ser justos ante Dios, es decir, estar en una relación correcta con Él y ser aceptados por Él (ver </w:t>
       </w:r>
-      <w:hyperlink r:id="rId141">
-        <w:r>
-          <w:rPr>
-            <w:lang w:val="es_ES" w:bidi="es_ES"/>
-          </w:rPr>
-          <w:rPr>
-            <w:color w:val="0000EE"/>
-            <w:u w:val="single"/>
-          </w:rPr>
-          <w:t>Ga 3:13</w:t>
-        </w:r>
-      </w:hyperlink>
+      <w:r>
+        <w:rPr>
+          <w:lang w:val="es_ES" w:bidi="es_ES"/>
+        </w:rPr>
+        <w:t>Ga 3:13</w:t>
+      </w:r>
       <w:r>
         <w:rPr>
           <w:lang w:val="es_ES" w:bidi="es_ES"/>
@@ -5671,18 +4855,12 @@
         </w:rPr>
         <w:t xml:space="preserve">Esta cita de </w:t>
       </w:r>
-      <w:hyperlink r:id="rId142">
-        <w:r>
-          <w:rPr>
-            <w:lang w:val="es_ES" w:bidi="es_ES"/>
-          </w:rPr>
-          <w:rPr>
-            <w:color w:val="0000EE"/>
-            <w:u w:val="single"/>
-          </w:rPr>
-          <w:t>Is 49:8</w:t>
-        </w:r>
-      </w:hyperlink>
+      <w:r>
+        <w:rPr>
+          <w:lang w:val="es_ES" w:bidi="es_ES"/>
+        </w:rPr>
+        <w:t>Is 49:8</w:t>
+      </w:r>
       <w:r>
         <w:rPr>
           <w:lang w:val="es_ES" w:bidi="es_ES"/>
@@ -5737,108 +4915,72 @@
         </w:rPr>
         <w:t xml:space="preserve">Pablo ofrece una imagen reveladora de las dificultades de su ministerio (cp. </w:t>
       </w:r>
-      <w:hyperlink r:id="rId143">
-        <w:r>
-          <w:rPr>
-            <w:lang w:val="es_ES" w:bidi="es_ES"/>
-          </w:rPr>
-          <w:rPr>
-            <w:color w:val="0000EE"/>
-            <w:u w:val="single"/>
-          </w:rPr>
-          <w:t>4:7–18</w:t>
-        </w:r>
-      </w:hyperlink>
+      <w:r>
+        <w:rPr>
+          <w:lang w:val="es_ES" w:bidi="es_ES"/>
+        </w:rPr>
+        <w:t>4:7–18</w:t>
+      </w:r>
       <w:r>
         <w:rPr>
           <w:lang w:val="es_ES" w:bidi="es_ES"/>
         </w:rPr>
         <w:t xml:space="preserve">). Se enumeran nueve pruebas; muchas de estas experiencias en la vida de Pablo están registradas en Hechos (por ejemplo, </w:t>
       </w:r>
-      <w:hyperlink r:id="rId144">
-        <w:r>
-          <w:rPr>
-            <w:lang w:val="es_ES" w:bidi="es_ES"/>
-          </w:rPr>
-          <w:rPr>
-            <w:color w:val="0000EE"/>
-            <w:u w:val="single"/>
-          </w:rPr>
-          <w:t>Hc 14:5–6</w:t>
-        </w:r>
-      </w:hyperlink>
+      <w:r>
+        <w:rPr>
+          <w:lang w:val="es_ES" w:bidi="es_ES"/>
+        </w:rPr>
+        <w:t>Hc 14:5–6</w:t>
+      </w:r>
       <w:r>
         <w:rPr>
           <w:lang w:val="es_ES" w:bidi="es_ES"/>
         </w:rPr>
         <w:t xml:space="preserve">, </w:t>
       </w:r>
-      <w:hyperlink r:id="rId145">
-        <w:r>
-          <w:rPr>
-            <w:lang w:val="es_ES" w:bidi="es_ES"/>
-          </w:rPr>
-          <w:rPr>
-            <w:color w:val="0000EE"/>
-            <w:u w:val="single"/>
-          </w:rPr>
-          <w:t>19–20</w:t>
-        </w:r>
-      </w:hyperlink>
+      <w:r>
+        <w:rPr>
+          <w:lang w:val="es_ES" w:bidi="es_ES"/>
+        </w:rPr>
+        <w:t>19–20</w:t>
+      </w:r>
       <w:r>
         <w:rPr>
           <w:lang w:val="es_ES" w:bidi="es_ES"/>
         </w:rPr>
         <w:t xml:space="preserve">; </w:t>
       </w:r>
-      <w:hyperlink r:id="rId146">
-        <w:r>
-          <w:rPr>
-            <w:lang w:val="es_ES" w:bidi="es_ES"/>
-          </w:rPr>
-          <w:rPr>
-            <w:color w:val="0000EE"/>
-            <w:u w:val="single"/>
-          </w:rPr>
-          <w:t>16:19–24,</w:t>
-        </w:r>
-      </w:hyperlink>
+      <w:r>
+        <w:rPr>
+          <w:lang w:val="es_ES" w:bidi="es_ES"/>
+        </w:rPr>
+        <w:t>16:19–24,</w:t>
+      </w:r>
       <w:r>
         <w:rPr>
           <w:lang w:val="es_ES" w:bidi="es_ES"/>
         </w:rPr>
         <w:t xml:space="preserve"> </w:t>
       </w:r>
-      <w:hyperlink r:id="rId147">
-        <w:r>
-          <w:rPr>
-            <w:lang w:val="es_ES" w:bidi="es_ES"/>
-          </w:rPr>
-          <w:rPr>
-            <w:color w:val="0000EE"/>
-            <w:u w:val="single"/>
-          </w:rPr>
-          <w:t>21:30–36</w:t>
-        </w:r>
-      </w:hyperlink>
+      <w:r>
+        <w:rPr>
+          <w:lang w:val="es_ES" w:bidi="es_ES"/>
+        </w:rPr>
+        <w:t>21:30–36</w:t>
+      </w:r>
       <w:r>
         <w:rPr>
           <w:lang w:val="es_ES" w:bidi="es_ES"/>
         </w:rPr>
         <w:t>). A través de su sufrimiento constante por las Buenas Nuevas, Pablo y Timoteo (</w:t>
       </w:r>
-      <w:hyperlink r:id="rId148">
-        <w:r>
-          <w:rPr>
-            <w:lang w:val="es_ES" w:bidi="es_ES"/>
-          </w:rPr>
-          <w:rPr>
-            <w:color w:val="0000EE"/>
-            <w:u w:val="single"/>
-          </w:rPr>
-          <w:t>2 Co 1:1</w:t>
-        </w:r>
-      </w:hyperlink>
+      <w:r>
+        <w:rPr>
+          <w:lang w:val="es_ES" w:bidi="es_ES"/>
+        </w:rPr>
+        <w:t>2 Co 1:1</w:t>
+      </w:r>
       <w:r>
         <w:rPr>
           <w:lang w:val="es_ES" w:bidi="es_ES"/>
@@ -6014,18 +5156,12 @@
         </w:rPr>
         <w:t xml:space="preserve"> Estos sentimientos continúan en </w:t>
       </w:r>
-      <w:hyperlink r:id="rId149">
-        <w:r>
-          <w:rPr>
-            <w:lang w:val="es_ES" w:bidi="es_ES"/>
-          </w:rPr>
-          <w:rPr>
-            <w:color w:val="0000EE"/>
-            <w:u w:val="single"/>
-          </w:rPr>
-          <w:t>7:2</w:t>
-        </w:r>
-      </w:hyperlink>
+      <w:r>
+        <w:rPr>
+          <w:lang w:val="es_ES" w:bidi="es_ES"/>
+        </w:rPr>
+        <w:t>7:2</w:t>
+      </w:r>
       <w:r>
         <w:rPr>
           <w:lang w:val="es_ES" w:bidi="es_ES"/>
@@ -6104,72 +5240,48 @@
         </w:rPr>
         <w:t>"No os juntéis en yugo desigual con los infieles": Esta instrucción alude a la prohibición judía de ciertas mezclas (</w:t>
       </w:r>
-      <w:hyperlink r:id="rId150">
-        <w:r>
-          <w:rPr>
-            <w:lang w:val="es_ES" w:bidi="es_ES"/>
-          </w:rPr>
-          <w:rPr>
-            <w:color w:val="0000EE"/>
-            <w:u w:val="single"/>
-          </w:rPr>
-          <w:t>Lv 19:19,</w:t>
-        </w:r>
-      </w:hyperlink>
+      <w:r>
+        <w:rPr>
+          <w:lang w:val="es_ES" w:bidi="es_ES"/>
+        </w:rPr>
+        <w:t>Lv 19:19,</w:t>
+      </w:r>
       <w:r>
         <w:rPr>
           <w:lang w:val="es_ES" w:bidi="es_ES"/>
         </w:rPr>
         <w:t xml:space="preserve"> </w:t>
       </w:r>
-      <w:hyperlink r:id="rId151">
-        <w:r>
-          <w:rPr>
-            <w:lang w:val="es_ES" w:bidi="es_ES"/>
-          </w:rPr>
-          <w:rPr>
-            <w:color w:val="0000EE"/>
-            <w:u w:val="single"/>
-          </w:rPr>
-          <w:t>Dt 22:10</w:t>
-        </w:r>
-      </w:hyperlink>
+      <w:r>
+        <w:rPr>
+          <w:lang w:val="es_ES" w:bidi="es_ES"/>
+        </w:rPr>
+        <w:t>Dt 22:10</w:t>
+      </w:r>
       <w:r>
         <w:rPr>
           <w:lang w:val="es_ES" w:bidi="es_ES"/>
         </w:rPr>
         <w:t xml:space="preserve">). Pablo probablemente se refería a cómo los corintios se habían involucrado en prácticas idólatras (ver </w:t>
       </w:r>
-      <w:hyperlink r:id="rId152">
-        <w:r>
-          <w:rPr>
-            <w:lang w:val="es_ES" w:bidi="es_ES"/>
-          </w:rPr>
-          <w:rPr>
-            <w:color w:val="0000EE"/>
-            <w:u w:val="single"/>
-          </w:rPr>
-          <w:t>1 Co 8–10,</w:t>
-        </w:r>
-      </w:hyperlink>
+      <w:r>
+        <w:rPr>
+          <w:lang w:val="es_ES" w:bidi="es_ES"/>
+        </w:rPr>
+        <w:t>1 Co 8–10,</w:t>
+      </w:r>
       <w:r>
         <w:rPr>
           <w:lang w:val="es_ES" w:bidi="es_ES"/>
         </w:rPr>
         <w:t xml:space="preserve"> cp. </w:t>
       </w:r>
-      <w:hyperlink r:id="rId153">
-        <w:r>
-          <w:rPr>
-            <w:lang w:val="es_ES" w:bidi="es_ES"/>
-          </w:rPr>
-          <w:rPr>
-            <w:color w:val="0000EE"/>
-            <w:u w:val="single"/>
-          </w:rPr>
-          <w:t>1 Co 10:14–22</w:t>
-        </w:r>
-      </w:hyperlink>
+      <w:r>
+        <w:rPr>
+          <w:lang w:val="es_ES" w:bidi="es_ES"/>
+        </w:rPr>
+        <w:t>1 Co 10:14–22</w:t>
+      </w:r>
       <w:r>
         <w:rPr>
           <w:lang w:val="es_ES" w:bidi="es_ES"/>
@@ -6224,72 +5336,48 @@
         </w:rPr>
         <w:t xml:space="preserve">La conexión entre </w:t>
       </w:r>
-      <w:hyperlink r:id="rId154">
-        <w:r>
-          <w:rPr>
-            <w:lang w:val="es_ES" w:bidi="es_ES"/>
-          </w:rPr>
-          <w:rPr>
-            <w:color w:val="0000EE"/>
-            <w:u w:val="single"/>
-          </w:rPr>
-          <w:t>6:13</w:t>
-        </w:r>
-      </w:hyperlink>
+      <w:r>
+        <w:rPr>
+          <w:lang w:val="es_ES" w:bidi="es_ES"/>
+        </w:rPr>
+        <w:t>6:13</w:t>
+      </w:r>
       <w:r>
         <w:rPr>
           <w:lang w:val="es_ES" w:bidi="es_ES"/>
         </w:rPr>
         <w:t xml:space="preserve"> y </w:t>
       </w:r>
-      <w:hyperlink r:id="rId149">
-        <w:r>
-          <w:rPr>
-            <w:lang w:val="es_ES" w:bidi="es_ES"/>
-          </w:rPr>
-          <w:rPr>
-            <w:color w:val="0000EE"/>
-            <w:u w:val="single"/>
-          </w:rPr>
-          <w:t>7:2</w:t>
-        </w:r>
-      </w:hyperlink>
+      <w:r>
+        <w:rPr>
+          <w:lang w:val="es_ES" w:bidi="es_ES"/>
+        </w:rPr>
+        <w:t>7:2</w:t>
+      </w:r>
       <w:r>
         <w:rPr>
           <w:lang w:val="es_ES" w:bidi="es_ES"/>
         </w:rPr>
         <w:t xml:space="preserve"> ha llevado a muchos eruditos a concluir que </w:t>
       </w:r>
-      <w:hyperlink r:id="rId155">
-        <w:r>
-          <w:rPr>
-            <w:lang w:val="es_ES" w:bidi="es_ES"/>
-          </w:rPr>
-          <w:rPr>
-            <w:color w:val="0000EE"/>
-            <w:u w:val="single"/>
-          </w:rPr>
-          <w:t>6:14–7:1</w:t>
-        </w:r>
-      </w:hyperlink>
+      <w:r>
+        <w:rPr>
+          <w:lang w:val="es_ES" w:bidi="es_ES"/>
+        </w:rPr>
+        <w:t>6:14–7:1</w:t>
+      </w:r>
       <w:r>
         <w:rPr>
           <w:lang w:val="es_ES" w:bidi="es_ES"/>
         </w:rPr>
         <w:t xml:space="preserve"> es un fragmento insertado de otra carta (quizás la mencionada en </w:t>
       </w:r>
-      <w:hyperlink r:id="rId156">
-        <w:r>
-          <w:rPr>
-            <w:lang w:val="es_ES" w:bidi="es_ES"/>
-          </w:rPr>
-          <w:rPr>
-            <w:color w:val="0000EE"/>
-            <w:u w:val="single"/>
-          </w:rPr>
-          <w:t>1 Co 5:9</w:t>
-        </w:r>
-      </w:hyperlink>
+      <w:r>
+        <w:rPr>
+          <w:lang w:val="es_ES" w:bidi="es_ES"/>
+        </w:rPr>
+        <w:t>1 Co 5:9</w:t>
+      </w:r>
       <w:r>
         <w:rPr>
           <w:lang w:val="es_ES" w:bidi="es_ES"/>
@@ -6405,36 +5493,24 @@
         </w:rPr>
         <w:t xml:space="preserve"> habitado por el Espíritu Santo (</w:t>
       </w:r>
-      <w:hyperlink r:id="rId157">
-        <w:r>
-          <w:rPr>
-            <w:lang w:val="es_ES" w:bidi="es_ES"/>
-          </w:rPr>
-          <w:rPr>
-            <w:color w:val="0000EE"/>
-            <w:u w:val="single"/>
-          </w:rPr>
-          <w:t>1 Co 3:16</w:t>
-        </w:r>
-      </w:hyperlink>
+      <w:r>
+        <w:rPr>
+          <w:lang w:val="es_ES" w:bidi="es_ES"/>
+        </w:rPr>
+        <w:t>1 Co 3:16</w:t>
+      </w:r>
       <w:r>
         <w:rPr>
           <w:lang w:val="es_ES" w:bidi="es_ES"/>
         </w:rPr>
         <w:t xml:space="preserve">; </w:t>
       </w:r>
-      <w:hyperlink r:id="rId158">
-        <w:r>
-          <w:rPr>
-            <w:lang w:val="es_ES" w:bidi="es_ES"/>
-          </w:rPr>
-          <w:rPr>
-            <w:color w:val="0000EE"/>
-            <w:u w:val="single"/>
-          </w:rPr>
-          <w:t>1 Pe 2:1–10</w:t>
-        </w:r>
-      </w:hyperlink>
+      <w:r>
+        <w:rPr>
+          <w:lang w:val="es_ES" w:bidi="es_ES"/>
+        </w:rPr>
+        <w:t>1 Pe 2:1–10</w:t>
+      </w:r>
       <w:r>
         <w:rPr>
           <w:lang w:val="es_ES" w:bidi="es_ES"/>
@@ -6489,36 +5565,24 @@
         </w:rPr>
         <w:t xml:space="preserve">Esta cita es de </w:t>
       </w:r>
-      <w:hyperlink r:id="rId159">
-        <w:r>
-          <w:rPr>
-            <w:lang w:val="es_ES" w:bidi="es_ES"/>
-          </w:rPr>
-          <w:rPr>
-            <w:color w:val="0000EE"/>
-            <w:u w:val="single"/>
-          </w:rPr>
-          <w:t>2 Sam 7:14</w:t>
-        </w:r>
-      </w:hyperlink>
+      <w:r>
+        <w:rPr>
+          <w:lang w:val="es_ES" w:bidi="es_ES"/>
+        </w:rPr>
+        <w:t>2 Sam 7:14</w:t>
+      </w:r>
       <w:r>
         <w:rPr>
           <w:lang w:val="es_ES" w:bidi="es_ES"/>
         </w:rPr>
         <w:t xml:space="preserve">, aunque Pablo añade "hijas" (cf. </w:t>
       </w:r>
-      <w:hyperlink r:id="rId160">
-        <w:r>
-          <w:rPr>
-            <w:lang w:val="es_ES" w:bidi="es_ES"/>
-          </w:rPr>
-          <w:rPr>
-            <w:color w:val="0000EE"/>
-            <w:u w:val="single"/>
-          </w:rPr>
-          <w:t>Is 43:6</w:t>
-        </w:r>
-      </w:hyperlink>
+      <w:r>
+        <w:rPr>
+          <w:lang w:val="es_ES" w:bidi="es_ES"/>
+        </w:rPr>
+        <w:t>Is 43:6</w:t>
+      </w:r>
       <w:r>
         <w:rPr>
           <w:lang w:val="es_ES" w:bidi="es_ES"/>
@@ -6633,18 +5697,12 @@
         </w:rPr>
         <w:t xml:space="preserve">"en nuestros corazones estáis": Pablo retoma su súplica de </w:t>
       </w:r>
-      <w:hyperlink r:id="rId161">
-        <w:r>
-          <w:rPr>
-            <w:lang w:val="es_ES" w:bidi="es_ES"/>
-          </w:rPr>
-          <w:rPr>
-            <w:color w:val="0000EE"/>
-            <w:u w:val="single"/>
-          </w:rPr>
-          <w:t>6:11–13</w:t>
-        </w:r>
-      </w:hyperlink>
+      <w:r>
+        <w:rPr>
+          <w:lang w:val="es_ES" w:bidi="es_ES"/>
+        </w:rPr>
+        <w:t>6:11–13</w:t>
+      </w:r>
       <w:r>
         <w:rPr>
           <w:lang w:val="es_ES" w:bidi="es_ES"/>
@@ -6663,18 +5721,12 @@
         </w:rPr>
         <w:t>). Pablo sentía una profunda preocupación por las iglesias (</w:t>
       </w:r>
-      <w:hyperlink r:id="rId162">
-        <w:r>
-          <w:rPr>
-            <w:lang w:val="es_ES" w:bidi="es_ES"/>
-          </w:rPr>
-          <w:rPr>
-            <w:color w:val="0000EE"/>
-            <w:u w:val="single"/>
-          </w:rPr>
-          <w:t>11:28</w:t>
-        </w:r>
-      </w:hyperlink>
+      <w:r>
+        <w:rPr>
+          <w:lang w:val="es_ES" w:bidi="es_ES"/>
+        </w:rPr>
+        <w:t>11:28</w:t>
+      </w:r>
       <w:r>
         <w:rPr>
           <w:lang w:val="es_ES" w:bidi="es_ES"/>
@@ -6729,36 +5781,24 @@
         </w:rPr>
         <w:t>Todas nuestras dificultades podrían relacionarse con las numerosas adversidades de Pablo (</w:t>
       </w:r>
-      <w:hyperlink r:id="rId163">
-        <w:r>
-          <w:rPr>
-            <w:lang w:val="es_ES" w:bidi="es_ES"/>
-          </w:rPr>
-          <w:rPr>
-            <w:color w:val="0000EE"/>
-            <w:u w:val="single"/>
-          </w:rPr>
-          <w:t>6:5</w:t>
-        </w:r>
-      </w:hyperlink>
+      <w:r>
+        <w:rPr>
+          <w:lang w:val="es_ES" w:bidi="es_ES"/>
+        </w:rPr>
+        <w:t>6:5</w:t>
+      </w:r>
       <w:r>
         <w:rPr>
           <w:lang w:val="es_ES" w:bidi="es_ES"/>
         </w:rPr>
         <w:t xml:space="preserve">) o con sus problemas con los mismos corintios. De cualquier manera, estaba lleno de alegría porque la respuesta de la iglesia lo había animado mucho (como explica en </w:t>
       </w:r>
-      <w:hyperlink r:id="rId164">
-        <w:r>
-          <w:rPr>
-            <w:lang w:val="es_ES" w:bidi="es_ES"/>
-          </w:rPr>
-          <w:rPr>
-            <w:color w:val="0000EE"/>
-            <w:u w:val="single"/>
-          </w:rPr>
-          <w:t>7:5–16</w:t>
-        </w:r>
-      </w:hyperlink>
+      <w:r>
+        <w:rPr>
+          <w:lang w:val="es_ES" w:bidi="es_ES"/>
+        </w:rPr>
+        <w:t>7:5–16</w:t>
+      </w:r>
       <w:r>
         <w:rPr>
           <w:lang w:val="es_ES" w:bidi="es_ES"/>
@@ -6838,36 +5878,24 @@
         </w:rPr>
         <w:t xml:space="preserve">; </w:t>
       </w:r>
-      <w:hyperlink r:id="rId165">
-        <w:r>
-          <w:rPr>
-            <w:lang w:val="es_ES" w:bidi="es_ES"/>
-          </w:rPr>
-          <w:rPr>
-            <w:color w:val="0000EE"/>
-            <w:u w:val="single"/>
-          </w:rPr>
-          <w:t>Hechos 20:1–2</w:t>
-        </w:r>
-      </w:hyperlink>
+      <w:r>
+        <w:rPr>
+          <w:lang w:val="es_ES" w:bidi="es_ES"/>
+        </w:rPr>
+        <w:t>Hechos 20:1–2</w:t>
+      </w:r>
       <w:r>
         <w:rPr>
           <w:lang w:val="es_ES" w:bidi="es_ES"/>
         </w:rPr>
         <w:t xml:space="preserve">). • Inicialmente, Pablo no tenía descanso (esta palabra griega se usa en </w:t>
       </w:r>
-      <w:hyperlink r:id="rId166">
-        <w:r>
-          <w:rPr>
-            <w:lang w:val="es_ES" w:bidi="es_ES"/>
-          </w:rPr>
-          <w:rPr>
-            <w:color w:val="0000EE"/>
-            <w:u w:val="single"/>
-          </w:rPr>
-          <w:t>2 Co 2:13</w:t>
-        </w:r>
-      </w:hyperlink>
+      <w:r>
+        <w:rPr>
+          <w:lang w:val="es_ES" w:bidi="es_ES"/>
+        </w:rPr>
+        <w:t>2 Co 2:13</w:t>
+      </w:r>
       <w:r>
         <w:rPr>
           <w:lang w:val="es_ES" w:bidi="es_ES"/>
@@ -6900,54 +5928,36 @@
         </w:rPr>
         <w:t xml:space="preserve"> y miedo. Pablo estaba profundamente desanimado, pero recibió aliento de Dios, quien anima a los desanimados (cp. </w:t>
       </w:r>
-      <w:hyperlink r:id="rId167">
-        <w:r>
-          <w:rPr>
-            <w:lang w:val="es_ES" w:bidi="es_ES"/>
-          </w:rPr>
-          <w:rPr>
-            <w:color w:val="0000EE"/>
-            <w:u w:val="single"/>
-          </w:rPr>
-          <w:t>Sal 42:5–6</w:t>
-        </w:r>
-      </w:hyperlink>
+      <w:r>
+        <w:rPr>
+          <w:lang w:val="es_ES" w:bidi="es_ES"/>
+        </w:rPr>
+        <w:t>Sal 42:5–6</w:t>
+      </w:r>
       <w:r>
         <w:rPr>
           <w:lang w:val="es_ES" w:bidi="es_ES"/>
         </w:rPr>
         <w:t xml:space="preserve">). Tito llegó de Corinto con la noticia de que la carta de Pablo (ver </w:t>
       </w:r>
-      <w:hyperlink r:id="rId168">
-        <w:r>
-          <w:rPr>
-            <w:lang w:val="es_ES" w:bidi="es_ES"/>
-          </w:rPr>
-          <w:rPr>
-            <w:color w:val="0000EE"/>
-            <w:u w:val="single"/>
-          </w:rPr>
-          <w:t>2 Co 2:3–4</w:t>
-        </w:r>
-      </w:hyperlink>
+      <w:r>
+        <w:rPr>
+          <w:lang w:val="es_ES" w:bidi="es_ES"/>
+        </w:rPr>
+        <w:t>2 Co 2:3–4</w:t>
+      </w:r>
       <w:r>
         <w:rPr>
           <w:lang w:val="es_ES" w:bidi="es_ES"/>
         </w:rPr>
         <w:t>) había cumplido su propósito (</w:t>
       </w:r>
-      <w:hyperlink r:id="rId169">
-        <w:r>
-          <w:rPr>
-            <w:lang w:val="es_ES" w:bidi="es_ES"/>
-          </w:rPr>
-          <w:rPr>
-            <w:color w:val="0000EE"/>
-            <w:u w:val="single"/>
-          </w:rPr>
-          <w:t>7:8–16</w:t>
-        </w:r>
-      </w:hyperlink>
+      <w:r>
+        <w:rPr>
+          <w:lang w:val="es_ES" w:bidi="es_ES"/>
+        </w:rPr>
+        <w:t>7:8–16</w:t>
+      </w:r>
       <w:r>
         <w:rPr>
           <w:lang w:val="es_ES" w:bidi="es_ES"/>
@@ -7002,36 +6012,24 @@
         </w:rPr>
         <w:t xml:space="preserve">Al principio, Pablo lamentó haber enviado su carta anterior (ver </w:t>
       </w:r>
-      <w:hyperlink r:id="rId168">
-        <w:r>
-          <w:rPr>
-            <w:lang w:val="es_ES" w:bidi="es_ES"/>
-          </w:rPr>
-          <w:rPr>
-            <w:color w:val="0000EE"/>
-            <w:u w:val="single"/>
-          </w:rPr>
-          <w:t>2:3–4</w:t>
-        </w:r>
-      </w:hyperlink>
+      <w:r>
+        <w:rPr>
+          <w:lang w:val="es_ES" w:bidi="es_ES"/>
+        </w:rPr>
+        <w:t>2:3–4</w:t>
+      </w:r>
       <w:r>
         <w:rPr>
           <w:lang w:val="es_ES" w:bidi="es_ES"/>
         </w:rPr>
         <w:t xml:space="preserve">). Ahora no estaba arrepentido, al darse cuenta de que el dolor había valido la pena, ya que la carta severa había llevado a la iglesia en Corinto al arrepentimiento. Habían reprendido a la persona ofensora, quizá con demasiada dureza (ver </w:t>
       </w:r>
-      <w:hyperlink r:id="rId170">
-        <w:r>
-          <w:rPr>
-            <w:lang w:val="es_ES" w:bidi="es_ES"/>
-          </w:rPr>
-          <w:rPr>
-            <w:color w:val="0000EE"/>
-            <w:u w:val="single"/>
-          </w:rPr>
-          <w:t>2:6–11</w:t>
-        </w:r>
-      </w:hyperlink>
+      <w:r>
+        <w:rPr>
+          <w:lang w:val="es_ES" w:bidi="es_ES"/>
+        </w:rPr>
+        <w:t>2:6–11</w:t>
+      </w:r>
       <w:r>
         <w:rPr>
           <w:lang w:val="es_ES" w:bidi="es_ES"/>
@@ -7086,36 +6084,24 @@
         </w:rPr>
         <w:t xml:space="preserve">Se mencionan dos tipos de tristeza: (1) La tristeza mundana, que carece de arrepentimiento, conduce a la muerte espiritual (por ejemplo, ver </w:t>
       </w:r>
-      <w:hyperlink r:id="rId171">
-        <w:r>
-          <w:rPr>
-            <w:lang w:val="es_ES" w:bidi="es_ES"/>
-          </w:rPr>
-          <w:rPr>
-            <w:color w:val="0000EE"/>
-            <w:u w:val="single"/>
-          </w:rPr>
-          <w:t>Mt 27:3–6</w:t>
-        </w:r>
-      </w:hyperlink>
+      <w:r>
+        <w:rPr>
+          <w:lang w:val="es_ES" w:bidi="es_ES"/>
+        </w:rPr>
+        <w:t>Mt 27:3–6</w:t>
+      </w:r>
       <w:r>
         <w:rPr>
           <w:lang w:val="es_ES" w:bidi="es_ES"/>
         </w:rPr>
         <w:t xml:space="preserve">; </w:t>
       </w:r>
-      <w:hyperlink r:id="rId172">
-        <w:r>
-          <w:rPr>
-            <w:lang w:val="es_ES" w:bidi="es_ES"/>
-          </w:rPr>
-          <w:rPr>
-            <w:color w:val="0000EE"/>
-            <w:u w:val="single"/>
-          </w:rPr>
-          <w:t>Hb 12:16–17</w:t>
-        </w:r>
-      </w:hyperlink>
+      <w:r>
+        <w:rPr>
+          <w:lang w:val="es_ES" w:bidi="es_ES"/>
+        </w:rPr>
+        <w:t>Hb 12:16–17</w:t>
+      </w:r>
       <w:r>
         <w:rPr>
           <w:lang w:val="es_ES" w:bidi="es_ES"/>
@@ -7279,72 +6265,48 @@
         </w:rPr>
         <w:t>Las iglesias en Macedonia incluían la iglesia en Filipo, la cual, según sabemos por Hechos y Filipenses, estaba enfrentando muchos problemas y era muy pobre. Sin embargo, fueron generosos al enviar regalos a Pablo y al apoyar la colecta (</w:t>
       </w:r>
-      <w:hyperlink r:id="rId173">
-        <w:r>
-          <w:rPr>
-            <w:lang w:val="es_ES" w:bidi="es_ES"/>
-          </w:rPr>
-          <w:rPr>
-            <w:color w:val="0000EE"/>
-            <w:u w:val="single"/>
-          </w:rPr>
-          <w:t>8:4–5,</w:t>
-        </w:r>
-      </w:hyperlink>
+      <w:r>
+        <w:rPr>
+          <w:lang w:val="es_ES" w:bidi="es_ES"/>
+        </w:rPr>
+        <w:t>8:4–5,</w:t>
+      </w:r>
       <w:r>
         <w:rPr>
           <w:lang w:val="es_ES" w:bidi="es_ES"/>
         </w:rPr>
         <w:t xml:space="preserve"> </w:t>
       </w:r>
-      <w:hyperlink r:id="rId174">
-        <w:r>
-          <w:rPr>
-            <w:lang w:val="es_ES" w:bidi="es_ES"/>
-          </w:rPr>
-          <w:rPr>
-            <w:color w:val="0000EE"/>
-            <w:u w:val="single"/>
-          </w:rPr>
-          <w:t>Fil 1:5,</w:t>
-        </w:r>
-      </w:hyperlink>
+      <w:r>
+        <w:rPr>
+          <w:lang w:val="es_ES" w:bidi="es_ES"/>
+        </w:rPr>
+        <w:t>Fil 1:5,</w:t>
+      </w:r>
       <w:r>
         <w:rPr>
           <w:lang w:val="es_ES" w:bidi="es_ES"/>
         </w:rPr>
         <w:t xml:space="preserve"> </w:t>
       </w:r>
-      <w:hyperlink r:id="rId175">
-        <w:r>
-          <w:rPr>
-            <w:lang w:val="es_ES" w:bidi="es_ES"/>
-          </w:rPr>
-          <w:rPr>
-            <w:color w:val="0000EE"/>
-            <w:u w:val="single"/>
-          </w:rPr>
-          <w:t>2:25–30,</w:t>
-        </w:r>
-      </w:hyperlink>
+      <w:r>
+        <w:rPr>
+          <w:lang w:val="es_ES" w:bidi="es_ES"/>
+        </w:rPr>
+        <w:t>2:25–30,</w:t>
+      </w:r>
       <w:r>
         <w:rPr>
           <w:lang w:val="es_ES" w:bidi="es_ES"/>
         </w:rPr>
         <w:t xml:space="preserve"> </w:t>
       </w:r>
-      <w:hyperlink r:id="rId176">
-        <w:r>
-          <w:rPr>
-            <w:lang w:val="es_ES" w:bidi="es_ES"/>
-          </w:rPr>
-          <w:rPr>
-            <w:color w:val="0000EE"/>
-            <w:u w:val="single"/>
-          </w:rPr>
-          <w:t>4:15–20</w:t>
-        </w:r>
-      </w:hyperlink>
+      <w:r>
+        <w:rPr>
+          <w:lang w:val="es_ES" w:bidi="es_ES"/>
+        </w:rPr>
+        <w:t>4:15–20</w:t>
+      </w:r>
       <w:r>
         <w:rPr>
           <w:lang w:val="es_ES" w:bidi="es_ES"/>
@@ -7399,144 +6361,96 @@
         </w:rPr>
         <w:t>Pablo ahora centra su atención en la colecta para la iglesia de Jerusalén (</w:t>
       </w:r>
-      <w:hyperlink r:id="rId177">
-        <w:r>
-          <w:rPr>
-            <w:lang w:val="es_ES" w:bidi="es_ES"/>
-          </w:rPr>
-          <w:rPr>
-            <w:color w:val="0000EE"/>
-            <w:u w:val="single"/>
-          </w:rPr>
-          <w:t>8:4</w:t>
-        </w:r>
-      </w:hyperlink>
+      <w:r>
+        <w:rPr>
+          <w:lang w:val="es_ES" w:bidi="es_ES"/>
+        </w:rPr>
+        <w:t>8:4</w:t>
+      </w:r>
       <w:r>
         <w:rPr>
           <w:lang w:val="es_ES" w:bidi="es_ES"/>
         </w:rPr>
         <w:t xml:space="preserve">; </w:t>
       </w:r>
-      <w:hyperlink r:id="rId178">
-        <w:r>
-          <w:rPr>
-            <w:lang w:val="es_ES" w:bidi="es_ES"/>
-          </w:rPr>
-          <w:rPr>
-            <w:color w:val="0000EE"/>
-            <w:u w:val="single"/>
-          </w:rPr>
-          <w:t>9:1</w:t>
-        </w:r>
-      </w:hyperlink>
+      <w:r>
+        <w:rPr>
+          <w:lang w:val="es_ES" w:bidi="es_ES"/>
+        </w:rPr>
+        <w:t>9:1</w:t>
+      </w:r>
       <w:r>
         <w:rPr>
           <w:lang w:val="es_ES" w:bidi="es_ES"/>
         </w:rPr>
         <w:t>). Este fondo de ayuda estaba destinado a asistir a los santos empobrecidos en la ciudad santa (</w:t>
       </w:r>
-      <w:hyperlink r:id="rId179">
-        <w:r>
-          <w:rPr>
-            <w:lang w:val="es_ES" w:bidi="es_ES"/>
-          </w:rPr>
-          <w:rPr>
-            <w:color w:val="0000EE"/>
-            <w:u w:val="single"/>
-          </w:rPr>
-          <w:t>Hechos 11:27–30,</w:t>
-        </w:r>
-      </w:hyperlink>
+      <w:r>
+        <w:rPr>
+          <w:lang w:val="es_ES" w:bidi="es_ES"/>
+        </w:rPr>
+        <w:t>Hechos 11:27–30,</w:t>
+      </w:r>
       <w:r>
         <w:rPr>
           <w:lang w:val="es_ES" w:bidi="es_ES"/>
         </w:rPr>
         <w:t xml:space="preserve"> </w:t>
       </w:r>
-      <w:hyperlink r:id="rId180">
-        <w:r>
-          <w:rPr>
-            <w:lang w:val="es_ES" w:bidi="es_ES"/>
-          </w:rPr>
-          <w:rPr>
-            <w:color w:val="0000EE"/>
-            <w:u w:val="single"/>
-          </w:rPr>
-          <w:t>Ro 15:25–27</w:t>
-        </w:r>
-      </w:hyperlink>
+      <w:r>
+        <w:rPr>
+          <w:lang w:val="es_ES" w:bidi="es_ES"/>
+        </w:rPr>
+        <w:t>Ro 15:25–27</w:t>
+      </w:r>
       <w:r>
         <w:rPr>
           <w:lang w:val="es_ES" w:bidi="es_ES"/>
         </w:rPr>
         <w:t xml:space="preserve">, </w:t>
       </w:r>
-      <w:hyperlink r:id="rId181">
-        <w:r>
-          <w:rPr>
-            <w:lang w:val="es_ES" w:bidi="es_ES"/>
-          </w:rPr>
-          <w:rPr>
-            <w:color w:val="0000EE"/>
-            <w:u w:val="single"/>
-          </w:rPr>
-          <w:t>31</w:t>
-        </w:r>
-      </w:hyperlink>
+      <w:r>
+        <w:rPr>
+          <w:lang w:val="es_ES" w:bidi="es_ES"/>
+        </w:rPr>
+        <w:t>31</w:t>
+      </w:r>
       <w:r>
         <w:rPr>
           <w:lang w:val="es_ES" w:bidi="es_ES"/>
         </w:rPr>
         <w:t xml:space="preserve">; </w:t>
       </w:r>
-      <w:hyperlink r:id="rId182">
-        <w:r>
-          <w:rPr>
-            <w:lang w:val="es_ES" w:bidi="es_ES"/>
-          </w:rPr>
-          <w:rPr>
-            <w:color w:val="0000EE"/>
-            <w:u w:val="single"/>
-          </w:rPr>
-          <w:t>Ga 2:10</w:t>
-        </w:r>
-      </w:hyperlink>
+      <w:r>
+        <w:rPr>
+          <w:lang w:val="es_ES" w:bidi="es_ES"/>
+        </w:rPr>
+        <w:t>Ga 2:10</w:t>
+      </w:r>
       <w:r>
         <w:rPr>
           <w:lang w:val="es_ES" w:bidi="es_ES"/>
         </w:rPr>
         <w:t>). Pablo había dado anteriormente instrucciones sobre este asunto (</w:t>
       </w:r>
-      <w:hyperlink r:id="rId183">
-        <w:r>
-          <w:rPr>
-            <w:lang w:val="es_ES" w:bidi="es_ES"/>
-          </w:rPr>
-          <w:rPr>
-            <w:color w:val="0000EE"/>
-            <w:u w:val="single"/>
-          </w:rPr>
-          <w:t>1 Co 16:1–2</w:t>
-        </w:r>
-      </w:hyperlink>
+      <w:r>
+        <w:rPr>
+          <w:lang w:val="es_ES" w:bidi="es_ES"/>
+        </w:rPr>
+        <w:t>1 Co 16:1–2</w:t>
+      </w:r>
       <w:r>
         <w:rPr>
           <w:lang w:val="es_ES" w:bidi="es_ES"/>
         </w:rPr>
         <w:t>); ahora era el momento de recolectar los fondos (</w:t>
       </w:r>
-      <w:hyperlink r:id="rId184">
-        <w:r>
-          <w:rPr>
-            <w:lang w:val="es_ES" w:bidi="es_ES"/>
-          </w:rPr>
-          <w:rPr>
-            <w:color w:val="0000EE"/>
-            <w:u w:val="single"/>
-          </w:rPr>
-          <w:t>2 Co 8:6</w:t>
-        </w:r>
-      </w:hyperlink>
+      <w:r>
+        <w:rPr>
+          <w:lang w:val="es_ES" w:bidi="es_ES"/>
+        </w:rPr>
+        <w:t>2 Co 8:6</w:t>
+      </w:r>
       <w:r>
         <w:rPr>
           <w:lang w:val="es_ES" w:bidi="es_ES"/>
@@ -7639,54 +6553,36 @@
         </w:rPr>
         <w:t>Este es el versículo clave en la exposición de Pablo sobre la donación cristiana (</w:t>
       </w:r>
-      <w:hyperlink r:id="rId185">
-        <w:r>
-          <w:rPr>
-            <w:lang w:val="es_ES" w:bidi="es_ES"/>
-          </w:rPr>
-          <w:rPr>
-            <w:color w:val="0000EE"/>
-            <w:u w:val="single"/>
-          </w:rPr>
-          <w:t>8:1–9:15</w:t>
-        </w:r>
-      </w:hyperlink>
+      <w:r>
+        <w:rPr>
+          <w:lang w:val="es_ES" w:bidi="es_ES"/>
+        </w:rPr>
+        <w:t>8:1–9:15</w:t>
+      </w:r>
       <w:r>
         <w:rPr>
           <w:lang w:val="es_ES" w:bidi="es_ES"/>
         </w:rPr>
         <w:t>). Los corintios tenían una reputación por sus dones espirituales (</w:t>
       </w:r>
-      <w:hyperlink r:id="rId186">
-        <w:r>
-          <w:rPr>
-            <w:lang w:val="es_ES" w:bidi="es_ES"/>
-          </w:rPr>
-          <w:rPr>
-            <w:color w:val="0000EE"/>
-            <w:u w:val="single"/>
-          </w:rPr>
-          <w:t>1 Co 1:5–7,</w:t>
-        </w:r>
-      </w:hyperlink>
+      <w:r>
+        <w:rPr>
+          <w:lang w:val="es_ES" w:bidi="es_ES"/>
+        </w:rPr>
+        <w:t>1 Co 1:5–7,</w:t>
+      </w:r>
       <w:r>
         <w:rPr>
           <w:lang w:val="es_ES" w:bidi="es_ES"/>
         </w:rPr>
         <w:t xml:space="preserve"> </w:t>
       </w:r>
-      <w:hyperlink r:id="rId187">
-        <w:r>
-          <w:rPr>
-            <w:lang w:val="es_ES" w:bidi="es_ES"/>
-          </w:rPr>
-          <w:rPr>
-            <w:color w:val="0000EE"/>
-            <w:u w:val="single"/>
-          </w:rPr>
-          <w:t>14:12</w:t>
-        </w:r>
-      </w:hyperlink>
+      <w:r>
+        <w:rPr>
+          <w:lang w:val="es_ES" w:bidi="es_ES"/>
+        </w:rPr>
+        <w:t>14:12</w:t>
+      </w:r>
       <w:r>
         <w:rPr>
           <w:lang w:val="es_ES" w:bidi="es_ES"/>
@@ -7706,36 +6602,24 @@
         </w:rPr>
         <w:t xml:space="preserve"> que es un distintivo de la verdadera espiritualidad (cp. </w:t>
       </w:r>
-      <w:hyperlink r:id="rId188">
-        <w:r>
-          <w:rPr>
-            <w:lang w:val="es_ES" w:bidi="es_ES"/>
-          </w:rPr>
-          <w:rPr>
-            <w:color w:val="0000EE"/>
-            <w:u w:val="single"/>
-          </w:rPr>
-          <w:t>1 Co 13:1–13</w:t>
-        </w:r>
-      </w:hyperlink>
+      <w:r>
+        <w:rPr>
+          <w:lang w:val="es_ES" w:bidi="es_ES"/>
+        </w:rPr>
+        <w:t>1 Co 13:1–13</w:t>
+      </w:r>
       <w:r>
         <w:rPr>
           <w:lang w:val="es_ES" w:bidi="es_ES"/>
         </w:rPr>
         <w:t>). Dios había sido generoso en su bondad hacia los corintios, por lo que deberían ser generosos con los creyentes judíos en su necesidad (</w:t>
       </w:r>
-      <w:hyperlink r:id="rId189">
-        <w:r>
-          <w:rPr>
-            <w:lang w:val="es_ES" w:bidi="es_ES"/>
-          </w:rPr>
-          <w:rPr>
-            <w:color w:val="0000EE"/>
-            <w:u w:val="single"/>
-          </w:rPr>
-          <w:t>2 Co 9:13</w:t>
-        </w:r>
-      </w:hyperlink>
+      <w:r>
+        <w:rPr>
+          <w:lang w:val="es_ES" w:bidi="es_ES"/>
+        </w:rPr>
+        <w:t>2 Co 9:13</w:t>
+      </w:r>
       <w:r>
         <w:rPr>
           <w:lang w:val="es_ES" w:bidi="es_ES"/>
@@ -7790,54 +6674,36 @@
         </w:rPr>
         <w:t>El modelo de dar generosamente es el propio Señor, quien era rico en la presencia del Padre (</w:t>
       </w:r>
-      <w:hyperlink r:id="rId190">
-        <w:r>
-          <w:rPr>
-            <w:lang w:val="es_ES" w:bidi="es_ES"/>
-          </w:rPr>
-          <w:rPr>
-            <w:color w:val="0000EE"/>
-            <w:u w:val="single"/>
-          </w:rPr>
-          <w:t>Juan 17:5</w:t>
-        </w:r>
-      </w:hyperlink>
+      <w:r>
+        <w:rPr>
+          <w:lang w:val="es_ES" w:bidi="es_ES"/>
+        </w:rPr>
+        <w:t>Juan 17:5</w:t>
+      </w:r>
       <w:r>
         <w:rPr>
           <w:lang w:val="es_ES" w:bidi="es_ES"/>
         </w:rPr>
         <w:t xml:space="preserve">, </w:t>
       </w:r>
-      <w:hyperlink r:id="rId191">
-        <w:r>
-          <w:rPr>
-            <w:lang w:val="es_ES" w:bidi="es_ES"/>
-          </w:rPr>
-          <w:rPr>
-            <w:color w:val="0000EE"/>
-            <w:u w:val="single"/>
-          </w:rPr>
-          <w:t>24</w:t>
-        </w:r>
-      </w:hyperlink>
+      <w:r>
+        <w:rPr>
+          <w:lang w:val="es_ES" w:bidi="es_ES"/>
+        </w:rPr>
+        <w:t>24</w:t>
+      </w:r>
       <w:r>
         <w:rPr>
           <w:lang w:val="es_ES" w:bidi="es_ES"/>
         </w:rPr>
         <w:t xml:space="preserve">), pero se hizo pobre al aceptar una existencia humana y la muerte en la cruz (ver </w:t>
       </w:r>
-      <w:hyperlink r:id="rId131">
-        <w:r>
-          <w:rPr>
-            <w:lang w:val="es_ES" w:bidi="es_ES"/>
-          </w:rPr>
-          <w:rPr>
-            <w:color w:val="0000EE"/>
-            <w:u w:val="single"/>
-          </w:rPr>
-          <w:t>Fil 2:6–11</w:t>
-        </w:r>
-      </w:hyperlink>
+      <w:r>
+        <w:rPr>
+          <w:lang w:val="es_ES" w:bidi="es_ES"/>
+        </w:rPr>
+        <w:t>Fil 2:6–11</w:t>
+      </w:r>
       <w:r>
         <w:rPr>
           <w:lang w:val="es_ES" w:bidi="es_ES"/>
@@ -7892,18 +6758,12 @@
         </w:rPr>
         <w:t xml:space="preserve">Lo que iniciaron hace un año fue la colecta de una ofrenda para Jerusalén, motivada por </w:t>
       </w:r>
-      <w:hyperlink r:id="rId183">
-        <w:r>
-          <w:rPr>
-            <w:lang w:val="es_ES" w:bidi="es_ES"/>
-          </w:rPr>
-          <w:rPr>
-            <w:color w:val="0000EE"/>
-            <w:u w:val="single"/>
-          </w:rPr>
-          <w:t>1 Co 16:1–2</w:t>
-        </w:r>
-      </w:hyperlink>
+      <w:r>
+        <w:rPr>
+          <w:lang w:val="es_ES" w:bidi="es_ES"/>
+        </w:rPr>
+        <w:t>1 Co 16:1–2</w:t>
+      </w:r>
       <w:r>
         <w:rPr>
           <w:lang w:val="es_ES" w:bidi="es_ES"/>
@@ -7958,18 +6818,12 @@
         </w:rPr>
         <w:t xml:space="preserve">Pablo cita </w:t>
       </w:r>
-      <w:hyperlink r:id="rId192">
-        <w:r>
-          <w:rPr>
-            <w:lang w:val="es_ES" w:bidi="es_ES"/>
-          </w:rPr>
-          <w:rPr>
-            <w:color w:val="0000EE"/>
-            <w:u w:val="single"/>
-          </w:rPr>
-          <w:t>Éxodo 16:18</w:t>
-        </w:r>
-      </w:hyperlink>
+      <w:r>
+        <w:rPr>
+          <w:lang w:val="es_ES" w:bidi="es_ES"/>
+        </w:rPr>
+        <w:t>Éxodo 16:18</w:t>
+      </w:r>
       <w:r>
         <w:rPr>
           <w:lang w:val="es_ES" w:bidi="es_ES"/>
@@ -8024,18 +6878,12 @@
         </w:rPr>
         <w:t>Otros dos hombres cristianos viajarían con Tito a Corinto para evitar cualquier crítica sobre el manejo de los fondos de ayuda que recolectaron (</w:t>
       </w:r>
-      <w:hyperlink r:id="rId193">
-        <w:r>
-          <w:rPr>
-            <w:lang w:val="es_ES" w:bidi="es_ES"/>
-          </w:rPr>
-          <w:rPr>
-            <w:color w:val="0000EE"/>
-            <w:u w:val="single"/>
-          </w:rPr>
-          <w:t>8:20–21</w:t>
-        </w:r>
-      </w:hyperlink>
+      <w:r>
+        <w:rPr>
+          <w:lang w:val="es_ES" w:bidi="es_ES"/>
+        </w:rPr>
+        <w:t>8:20–21</w:t>
+      </w:r>
       <w:r>
         <w:rPr>
           <w:lang w:val="es_ES" w:bidi="es_ES"/>
@@ -8090,18 +6938,12 @@
         </w:rPr>
         <w:t>"la gloria de Cristo": la última frase de Pablo es aún más expresiva en griego (literalmente "ellos son la gloria de Cristo")—son ejemplos de cristianos que reflejan el esplendor del Señor (</w:t>
       </w:r>
-      <w:hyperlink r:id="rId194">
-        <w:r>
-          <w:rPr>
-            <w:lang w:val="es_ES" w:bidi="es_ES"/>
-          </w:rPr>
-          <w:rPr>
-            <w:color w:val="0000EE"/>
-            <w:u w:val="single"/>
-          </w:rPr>
-          <w:t>3:1–18</w:t>
-        </w:r>
-      </w:hyperlink>
+      <w:r>
+        <w:rPr>
+          <w:lang w:val="es_ES" w:bidi="es_ES"/>
+        </w:rPr>
+        <w:t>3:1–18</w:t>
+      </w:r>
       <w:r>
         <w:rPr>
           <w:lang w:val="es_ES" w:bidi="es_ES"/>
@@ -8156,54 +6998,36 @@
         </w:rPr>
         <w:t>Dos motivos refuerzan el espíritu de amor al dar: (1) emular a los macedonios, quienes, a pesar de su pobreza, habían sido generosos (</w:t>
       </w:r>
-      <w:hyperlink r:id="rId195">
-        <w:r>
-          <w:rPr>
-            <w:lang w:val="es_ES" w:bidi="es_ES"/>
-          </w:rPr>
-          <w:rPr>
-            <w:color w:val="0000EE"/>
-            <w:u w:val="single"/>
-          </w:rPr>
-          <w:t>9:2</w:t>
-        </w:r>
-      </w:hyperlink>
+      <w:r>
+        <w:rPr>
+          <w:lang w:val="es_ES" w:bidi="es_ES"/>
+        </w:rPr>
+        <w:t>9:2</w:t>
+      </w:r>
       <w:r>
         <w:rPr>
           <w:lang w:val="es_ES" w:bidi="es_ES"/>
         </w:rPr>
         <w:t>); y (2) evitar avergonzar a Pablo o a ellos mismos, ya que este había elogiado la generosidad de los corintios ante los macedonios (</w:t>
       </w:r>
-      <w:hyperlink r:id="rId196">
-        <w:r>
-          <w:rPr>
-            <w:lang w:val="es_ES" w:bidi="es_ES"/>
-          </w:rPr>
-          <w:rPr>
-            <w:color w:val="0000EE"/>
-            <w:u w:val="single"/>
-          </w:rPr>
-          <w:t>9:3–5</w:t>
-        </w:r>
-      </w:hyperlink>
+      <w:r>
+        <w:rPr>
+          <w:lang w:val="es_ES" w:bidi="es_ES"/>
+        </w:rPr>
+        <w:t>9:3–5</w:t>
+      </w:r>
       <w:r>
         <w:rPr>
           <w:lang w:val="es_ES" w:bidi="es_ES"/>
         </w:rPr>
         <w:t>). Para garantizar la recolección oportuna de la colecta en Corinto, Pablo enviaría a los delegados (</w:t>
       </w:r>
-      <w:hyperlink r:id="rId197">
-        <w:r>
-          <w:rPr>
-            <w:lang w:val="es_ES" w:bidi="es_ES"/>
-          </w:rPr>
-          <w:rPr>
-            <w:color w:val="0000EE"/>
-            <w:u w:val="single"/>
-          </w:rPr>
-          <w:t>8:16–24</w:t>
-        </w:r>
-      </w:hyperlink>
+      <w:r>
+        <w:rPr>
+          <w:lang w:val="es_ES" w:bidi="es_ES"/>
+        </w:rPr>
+        <w:t>8:16–24</w:t>
+      </w:r>
       <w:r>
         <w:rPr>
           <w:lang w:val="es_ES" w:bidi="es_ES"/>
@@ -8379,18 +7203,12 @@
         </w:rPr>
         <w:t xml:space="preserve">"Como está escrito": La cita de </w:t>
       </w:r>
-      <w:hyperlink r:id="rId198">
-        <w:r>
-          <w:rPr>
-            <w:lang w:val="es_ES" w:bidi="es_ES"/>
-          </w:rPr>
-          <w:rPr>
-            <w:color w:val="0000EE"/>
-            <w:u w:val="single"/>
-          </w:rPr>
-          <w:t>Sal 112:9</w:t>
-        </w:r>
-      </w:hyperlink>
+      <w:r>
+        <w:rPr>
+          <w:lang w:val="es_ES" w:bidi="es_ES"/>
+        </w:rPr>
+        <w:t>Sal 112:9</w:t>
+      </w:r>
       <w:r>
         <w:rPr>
           <w:lang w:val="es_ES" w:bidi="es_ES"/>
@@ -8445,126 +7263,84 @@
         </w:rPr>
         <w:t>La generosidad de los Corintios sería correspondida por la generosidad de Dios (</w:t>
       </w:r>
-      <w:hyperlink r:id="rId199">
-        <w:r>
-          <w:rPr>
-            <w:lang w:val="es_ES" w:bidi="es_ES"/>
-          </w:rPr>
-          <w:rPr>
-            <w:color w:val="0000EE"/>
-            <w:u w:val="single"/>
-          </w:rPr>
-          <w:t>9:10–11</w:t>
-        </w:r>
-      </w:hyperlink>
+      <w:r>
+        <w:rPr>
+          <w:lang w:val="es_ES" w:bidi="es_ES"/>
+        </w:rPr>
+        <w:t>9:10–11</w:t>
+      </w:r>
       <w:r>
         <w:rPr>
           <w:lang w:val="es_ES" w:bidi="es_ES"/>
         </w:rPr>
         <w:t>). También cubriría las necesidades de los cristianos judíos (</w:t>
       </w:r>
-      <w:hyperlink r:id="rId200">
-        <w:r>
-          <w:rPr>
-            <w:lang w:val="es_ES" w:bidi="es_ES"/>
-          </w:rPr>
-          <w:rPr>
-            <w:color w:val="0000EE"/>
-            <w:u w:val="single"/>
-          </w:rPr>
-          <w:t>9:12</w:t>
-        </w:r>
-      </w:hyperlink>
+      <w:r>
+        <w:rPr>
+          <w:lang w:val="es_ES" w:bidi="es_ES"/>
+        </w:rPr>
+        <w:t>9:12</w:t>
+      </w:r>
       <w:r>
         <w:rPr>
           <w:lang w:val="es_ES" w:bidi="es_ES"/>
         </w:rPr>
         <w:t>), honraría a Dios (</w:t>
       </w:r>
-      <w:hyperlink r:id="rId189">
-        <w:r>
-          <w:rPr>
-            <w:lang w:val="es_ES" w:bidi="es_ES"/>
-          </w:rPr>
-          <w:rPr>
-            <w:color w:val="0000EE"/>
-            <w:u w:val="single"/>
-          </w:rPr>
-          <w:t>9:13</w:t>
-        </w:r>
-      </w:hyperlink>
+      <w:r>
+        <w:rPr>
+          <w:lang w:val="es_ES" w:bidi="es_ES"/>
+        </w:rPr>
+        <w:t>9:13</w:t>
+      </w:r>
       <w:r>
         <w:rPr>
           <w:lang w:val="es_ES" w:bidi="es_ES"/>
         </w:rPr>
         <w:t>), demostraría a los creyentes en Jerusalén que sus hermanos y hermanas gentiles eran creyentes auténticos (</w:t>
       </w:r>
-      <w:hyperlink r:id="rId189">
-        <w:r>
-          <w:rPr>
-            <w:lang w:val="es_ES" w:bidi="es_ES"/>
-          </w:rPr>
-          <w:rPr>
-            <w:color w:val="0000EE"/>
-            <w:u w:val="single"/>
-          </w:rPr>
-          <w:t>9:13</w:t>
-        </w:r>
-      </w:hyperlink>
+      <w:r>
+        <w:rPr>
+          <w:lang w:val="es_ES" w:bidi="es_ES"/>
+        </w:rPr>
+        <w:t>9:13</w:t>
+      </w:r>
       <w:r>
         <w:rPr>
           <w:lang w:val="es_ES" w:bidi="es_ES"/>
         </w:rPr>
         <w:t>), y resultaría en la oración intercesora y el afecto de los creyentes judíos hacia los creyentes gentiles (</w:t>
       </w:r>
-      <w:hyperlink r:id="rId201">
-        <w:r>
-          <w:rPr>
-            <w:lang w:val="es_ES" w:bidi="es_ES"/>
-          </w:rPr>
-          <w:rPr>
-            <w:color w:val="0000EE"/>
-            <w:u w:val="single"/>
-          </w:rPr>
-          <w:t>9:14</w:t>
-        </w:r>
-      </w:hyperlink>
+      <w:r>
+        <w:rPr>
+          <w:lang w:val="es_ES" w:bidi="es_ES"/>
+        </w:rPr>
+        <w:t>9:14</w:t>
+      </w:r>
       <w:r>
         <w:rPr>
           <w:lang w:val="es_ES" w:bidi="es_ES"/>
         </w:rPr>
         <w:t>). Pablo visualizaba una iglesia cristiana unida y global, compuesta por judíos y gentiles creyentes que son todos uno en Cristo Jesús (</w:t>
       </w:r>
-      <w:hyperlink r:id="rId202">
-        <w:r>
-          <w:rPr>
-            <w:lang w:val="es_ES" w:bidi="es_ES"/>
-          </w:rPr>
-          <w:rPr>
-            <w:color w:val="0000EE"/>
-            <w:u w:val="single"/>
-          </w:rPr>
-          <w:t>Ga 3:28,</w:t>
-        </w:r>
-      </w:hyperlink>
+      <w:r>
+        <w:rPr>
+          <w:lang w:val="es_ES" w:bidi="es_ES"/>
+        </w:rPr>
+        <w:t>Ga 3:28,</w:t>
+      </w:r>
       <w:r>
         <w:rPr>
           <w:lang w:val="es_ES" w:bidi="es_ES"/>
         </w:rPr>
         <w:t xml:space="preserve"> </w:t>
       </w:r>
-      <w:hyperlink r:id="rId135">
-        <w:r>
-          <w:rPr>
-            <w:lang w:val="es_ES" w:bidi="es_ES"/>
-          </w:rPr>
-          <w:rPr>
-            <w:color w:val="0000EE"/>
-            <w:u w:val="single"/>
-          </w:rPr>
-          <w:t>Ef 2:11–22</w:t>
-        </w:r>
-      </w:hyperlink>
+      <w:r>
+        <w:rPr>
+          <w:lang w:val="es_ES" w:bidi="es_ES"/>
+        </w:rPr>
+        <w:t>Ef 2:11–22</w:t>
+      </w:r>
       <w:r>
         <w:rPr>
           <w:lang w:val="es_ES" w:bidi="es_ES"/>
@@ -8631,108 +7407,72 @@
         </w:rPr>
         <w:t xml:space="preserve">": Ver </w:t>
       </w:r>
-      <w:hyperlink r:id="rId203">
-        <w:r>
-          <w:rPr>
-            <w:lang w:val="es_ES" w:bidi="es_ES"/>
-          </w:rPr>
-          <w:rPr>
-            <w:color w:val="0000EE"/>
-            <w:u w:val="single"/>
-          </w:rPr>
-          <w:t>10:10</w:t>
-        </w:r>
-      </w:hyperlink>
+      <w:r>
+        <w:rPr>
+          <w:lang w:val="es_ES" w:bidi="es_ES"/>
+        </w:rPr>
+        <w:t>10:10</w:t>
+      </w:r>
       <w:r>
         <w:rPr>
           <w:lang w:val="es_ES" w:bidi="es_ES"/>
         </w:rPr>
         <w:t>. Pablo podía escribir cartas audaces a distancia, pero confundieron su gentileza y amabilidad personal con debilidad. Sin embargo, olvidaron que tenía la autoridad de Cristo (</w:t>
       </w:r>
-      <w:hyperlink r:id="rId204">
-        <w:r>
-          <w:rPr>
-            <w:lang w:val="es_ES" w:bidi="es_ES"/>
-          </w:rPr>
-          <w:rPr>
-            <w:color w:val="0000EE"/>
-            <w:u w:val="single"/>
-          </w:rPr>
-          <w:t>12:19</w:t>
-        </w:r>
-      </w:hyperlink>
+      <w:r>
+        <w:rPr>
+          <w:lang w:val="es_ES" w:bidi="es_ES"/>
+        </w:rPr>
+        <w:t>12:19</w:t>
+      </w:r>
       <w:r>
         <w:rPr>
           <w:lang w:val="es_ES" w:bidi="es_ES"/>
         </w:rPr>
         <w:t xml:space="preserve">; </w:t>
       </w:r>
-      <w:hyperlink r:id="rId205">
-        <w:r>
-          <w:rPr>
-            <w:lang w:val="es_ES" w:bidi="es_ES"/>
-          </w:rPr>
-          <w:rPr>
-            <w:color w:val="0000EE"/>
-            <w:u w:val="single"/>
-          </w:rPr>
-          <w:t>13:3–5</w:t>
-        </w:r>
-      </w:hyperlink>
+      <w:r>
+        <w:rPr>
+          <w:lang w:val="es_ES" w:bidi="es_ES"/>
+        </w:rPr>
+        <w:t>13:3–5</w:t>
+      </w:r>
       <w:r>
         <w:rPr>
           <w:lang w:val="es_ES" w:bidi="es_ES"/>
         </w:rPr>
         <w:t xml:space="preserve">, </w:t>
       </w:r>
-      <w:hyperlink r:id="rId206">
-        <w:r>
-          <w:rPr>
-            <w:lang w:val="es_ES" w:bidi="es_ES"/>
-          </w:rPr>
-          <w:rPr>
-            <w:color w:val="0000EE"/>
-            <w:u w:val="single"/>
-          </w:rPr>
-          <w:t>7</w:t>
-        </w:r>
-      </w:hyperlink>
+      <w:r>
+        <w:rPr>
+          <w:lang w:val="es_ES" w:bidi="es_ES"/>
+        </w:rPr>
+        <w:t>7</w:t>
+      </w:r>
       <w:r>
         <w:rPr>
           <w:lang w:val="es_ES" w:bidi="es_ES"/>
         </w:rPr>
         <w:t xml:space="preserve">, </w:t>
       </w:r>
-      <w:hyperlink r:id="rId207">
-        <w:r>
-          <w:rPr>
-            <w:lang w:val="es_ES" w:bidi="es_ES"/>
-          </w:rPr>
-          <w:rPr>
-            <w:color w:val="0000EE"/>
-            <w:u w:val="single"/>
-          </w:rPr>
-          <w:t>10</w:t>
-        </w:r>
-      </w:hyperlink>
+      <w:r>
+        <w:rPr>
+          <w:lang w:val="es_ES" w:bidi="es_ES"/>
+        </w:rPr>
+        <w:t>10</w:t>
+      </w:r>
       <w:r>
         <w:rPr>
           <w:lang w:val="es_ES" w:bidi="es_ES"/>
         </w:rPr>
         <w:t xml:space="preserve">; </w:t>
       </w:r>
-      <w:hyperlink r:id="rId208">
-        <w:r>
-          <w:rPr>
-            <w:lang w:val="es_ES" w:bidi="es_ES"/>
-          </w:rPr>
-          <w:rPr>
-            <w:color w:val="0000EE"/>
-            <w:u w:val="single"/>
-          </w:rPr>
-          <w:t>1 Co 4:21</w:t>
-        </w:r>
-      </w:hyperlink>
+      <w:r>
+        <w:rPr>
+          <w:lang w:val="es_ES" w:bidi="es_ES"/>
+        </w:rPr>
+        <w:t>1 Co 4:21</w:t>
+      </w:r>
       <w:r>
         <w:rPr>
           <w:lang w:val="es_ES" w:bidi="es_ES"/>
@@ -8835,288 +7575,192 @@
         </w:rPr>
         <w:t xml:space="preserve">En esta sección, Pablo defiende su ministerio como apóstol. • Estos capítulos presentan varios problemas que surgen de un cambio notable de tono y estilo. Los capítulos </w:t>
       </w:r>
-      <w:hyperlink r:id="rId209">
-        <w:r>
-          <w:rPr>
-            <w:lang w:val="es_ES" w:bidi="es_ES"/>
-          </w:rPr>
-          <w:rPr>
-            <w:color w:val="0000EE"/>
-            <w:u w:val="single"/>
-          </w:rPr>
-          <w:t>1–9</w:t>
-        </w:r>
-      </w:hyperlink>
+      <w:r>
+        <w:rPr>
+          <w:lang w:val="es_ES" w:bidi="es_ES"/>
+        </w:rPr>
+        <w:t>1–9</w:t>
+      </w:r>
       <w:r>
         <w:rPr>
           <w:lang w:val="es_ES" w:bidi="es_ES"/>
         </w:rPr>
         <w:t xml:space="preserve"> están llenos de alegría por la reconciliación de los pecadores con Dios y de los corintios con Pablo. Sin embargo, a partir de este punto, Pablo adopta una postura defensiva. Estos capítulos están llenos de palabras duras, recriminaciones amargas, ironía apasionada y reproches. La notable ruptura en </w:t>
       </w:r>
-      <w:hyperlink r:id="rId210">
-        <w:r>
-          <w:rPr>
-            <w:lang w:val="es_ES" w:bidi="es_ES"/>
-          </w:rPr>
-          <w:rPr>
-            <w:color w:val="0000EE"/>
-            <w:u w:val="single"/>
-          </w:rPr>
-          <w:t>10:1</w:t>
-        </w:r>
-      </w:hyperlink>
+      <w:r>
+        <w:rPr>
+          <w:lang w:val="es_ES" w:bidi="es_ES"/>
+        </w:rPr>
+        <w:t>10:1</w:t>
+      </w:r>
       <w:r>
         <w:rPr>
           <w:lang w:val="es_ES" w:bidi="es_ES"/>
         </w:rPr>
         <w:t xml:space="preserve"> ha inspirado varias explicaciones: (1) Estos capítulos podrían ser una carta separada, quizás la “carta severa” enviada anteriormente a Corinto (</w:t>
       </w:r>
-      <w:hyperlink r:id="rId168">
-        <w:r>
-          <w:rPr>
-            <w:lang w:val="es_ES" w:bidi="es_ES"/>
-          </w:rPr>
-          <w:rPr>
-            <w:color w:val="0000EE"/>
-            <w:u w:val="single"/>
-          </w:rPr>
-          <w:t>2:3–4</w:t>
-        </w:r>
-      </w:hyperlink>
+      <w:r>
+        <w:rPr>
+          <w:lang w:val="es_ES" w:bidi="es_ES"/>
+        </w:rPr>
+        <w:t>2:3–4</w:t>
+      </w:r>
       <w:r>
         <w:rPr>
           <w:lang w:val="es_ES" w:bidi="es_ES"/>
         </w:rPr>
         <w:t xml:space="preserve">; </w:t>
       </w:r>
-      <w:hyperlink r:id="rId211">
-        <w:r>
-          <w:rPr>
-            <w:lang w:val="es_ES" w:bidi="es_ES"/>
-          </w:rPr>
-          <w:rPr>
-            <w:color w:val="0000EE"/>
-            <w:u w:val="single"/>
-          </w:rPr>
-          <w:t>7:8–9</w:t>
-        </w:r>
-      </w:hyperlink>
+      <w:r>
+        <w:rPr>
+          <w:lang w:val="es_ES" w:bidi="es_ES"/>
+        </w:rPr>
+        <w:t>7:8–9</w:t>
+      </w:r>
       <w:r>
         <w:rPr>
           <w:lang w:val="es_ES" w:bidi="es_ES"/>
         </w:rPr>
         <w:t>). (2) Podría ser que, aunque la mayoría de los miembros de la iglesia obedecieron el llamado a la reconciliación, todavía había una minoría rebelde a la que Pablo dirigió estos cuatro capítulos. (3) Más probablemente, había surgido una nueva situación desde que Tito primero trajo su brillante informe de armonía restaurada (</w:t>
       </w:r>
-      <w:hyperlink r:id="rId164">
-        <w:r>
-          <w:rPr>
-            <w:lang w:val="es_ES" w:bidi="es_ES"/>
-          </w:rPr>
-          <w:rPr>
-            <w:color w:val="0000EE"/>
-            <w:u w:val="single"/>
-          </w:rPr>
-          <w:t>7:5–16</w:t>
-        </w:r>
-      </w:hyperlink>
+      <w:r>
+        <w:rPr>
+          <w:lang w:val="es_ES" w:bidi="es_ES"/>
+        </w:rPr>
+        <w:t>7:5–16</w:t>
+      </w:r>
       <w:r>
         <w:rPr>
           <w:lang w:val="es_ES" w:bidi="es_ES"/>
         </w:rPr>
         <w:t xml:space="preserve">). En este escenario, algunos misioneros anti-Pablo habían llegado a Corinto y lanzado una campaña virulenta contra el mensaje apostólico de buenas nuevas (ver </w:t>
       </w:r>
-      <w:hyperlink r:id="rId212">
-        <w:r>
-          <w:rPr>
-            <w:lang w:val="es_ES" w:bidi="es_ES"/>
-          </w:rPr>
-          <w:rPr>
-            <w:color w:val="0000EE"/>
-            <w:u w:val="single"/>
-          </w:rPr>
-          <w:t>11:4</w:t>
-        </w:r>
-      </w:hyperlink>
+      <w:r>
+        <w:rPr>
+          <w:lang w:val="es_ES" w:bidi="es_ES"/>
+        </w:rPr>
+        <w:t>11:4</w:t>
+      </w:r>
       <w:r>
         <w:rPr>
           <w:lang w:val="es_ES" w:bidi="es_ES"/>
         </w:rPr>
         <w:t xml:space="preserve">, </w:t>
       </w:r>
-      <w:hyperlink r:id="rId213">
-        <w:r>
-          <w:rPr>
-            <w:lang w:val="es_ES" w:bidi="es_ES"/>
-          </w:rPr>
-          <w:rPr>
-            <w:color w:val="0000EE"/>
-            <w:u w:val="single"/>
-          </w:rPr>
-          <w:t>13–15</w:t>
-        </w:r>
-      </w:hyperlink>
+      <w:r>
+        <w:rPr>
+          <w:lang w:val="es_ES" w:bidi="es_ES"/>
+        </w:rPr>
+        <w:t>13–15</w:t>
+      </w:r>
       <w:r>
         <w:rPr>
           <w:lang w:val="es_ES" w:bidi="es_ES"/>
         </w:rPr>
         <w:t>). Afirmaban que Pablo no era un verdadero apóstol ni siquiera un verdadero cristiano (</w:t>
       </w:r>
-      <w:hyperlink r:id="rId214">
-        <w:r>
-          <w:rPr>
-            <w:lang w:val="es_ES" w:bidi="es_ES"/>
-          </w:rPr>
-          <w:rPr>
-            <w:color w:val="0000EE"/>
-            <w:u w:val="single"/>
-          </w:rPr>
-          <w:t>10:7</w:t>
-        </w:r>
-      </w:hyperlink>
+      <w:r>
+        <w:rPr>
+          <w:lang w:val="es_ES" w:bidi="es_ES"/>
+        </w:rPr>
+        <w:t>10:7</w:t>
+      </w:r>
       <w:r>
         <w:rPr>
           <w:lang w:val="es_ES" w:bidi="es_ES"/>
         </w:rPr>
         <w:t>) y que no tenía derecho a venir a Corinto con el mensaje del evangelio, ya que era un territorio que les pertenecía a ellos (</w:t>
       </w:r>
-      <w:hyperlink r:id="rId215">
-        <w:r>
-          <w:rPr>
-            <w:lang w:val="es_ES" w:bidi="es_ES"/>
-          </w:rPr>
-          <w:rPr>
-            <w:color w:val="0000EE"/>
-            <w:u w:val="single"/>
-          </w:rPr>
-          <w:t>10:15–16</w:t>
-        </w:r>
-      </w:hyperlink>
+      <w:r>
+        <w:rPr>
+          <w:lang w:val="es_ES" w:bidi="es_ES"/>
+        </w:rPr>
+        <w:t>10:15–16</w:t>
+      </w:r>
       <w:r>
         <w:rPr>
           <w:lang w:val="es_ES" w:bidi="es_ES"/>
         </w:rPr>
         <w:t>). Trajeron un mensaje ajeno (</w:t>
       </w:r>
-      <w:hyperlink r:id="rId212">
-        <w:r>
-          <w:rPr>
-            <w:lang w:val="es_ES" w:bidi="es_ES"/>
-          </w:rPr>
-          <w:rPr>
-            <w:color w:val="0000EE"/>
-            <w:u w:val="single"/>
-          </w:rPr>
-          <w:t>11:4</w:t>
-        </w:r>
-      </w:hyperlink>
+      <w:r>
+        <w:rPr>
+          <w:lang w:val="es_ES" w:bidi="es_ES"/>
+        </w:rPr>
+        <w:t>11:4</w:t>
+      </w:r>
       <w:r>
         <w:rPr>
           <w:lang w:val="es_ES" w:bidi="es_ES"/>
         </w:rPr>
         <w:t>) y ejercieron un espíritu dominante. En resumen, estaban haciendo el trabajo de Satanás (</w:t>
       </w:r>
-      <w:hyperlink r:id="rId213">
-        <w:r>
-          <w:rPr>
-            <w:lang w:val="es_ES" w:bidi="es_ES"/>
-          </w:rPr>
-          <w:rPr>
-            <w:color w:val="0000EE"/>
-            <w:u w:val="single"/>
-          </w:rPr>
-          <w:t>11:13–15</w:t>
-        </w:r>
-      </w:hyperlink>
+      <w:r>
+        <w:rPr>
+          <w:lang w:val="es_ES" w:bidi="es_ES"/>
+        </w:rPr>
+        <w:t>11:13–15</w:t>
+      </w:r>
       <w:r>
         <w:rPr>
           <w:lang w:val="es_ES" w:bidi="es_ES"/>
         </w:rPr>
         <w:t>). Pablo, preocupado al escuchar sobre esta nueva situación, reafirma su autoridad apostólica y se involucra en una forma de escritura que le resulta desagradable (</w:t>
       </w:r>
-      <w:hyperlink r:id="rId216">
-        <w:r>
-          <w:rPr>
-            <w:lang w:val="es_ES" w:bidi="es_ES"/>
-          </w:rPr>
-          <w:rPr>
-            <w:color w:val="0000EE"/>
-            <w:u w:val="single"/>
-          </w:rPr>
-          <w:t>11:1</w:t>
-        </w:r>
-      </w:hyperlink>
+      <w:r>
+        <w:rPr>
+          <w:lang w:val="es_ES" w:bidi="es_ES"/>
+        </w:rPr>
+        <w:t>11:1</w:t>
+      </w:r>
       <w:r>
         <w:rPr>
           <w:lang w:val="es_ES" w:bidi="es_ES"/>
         </w:rPr>
         <w:t xml:space="preserve">, </w:t>
       </w:r>
-      <w:hyperlink r:id="rId217">
-        <w:r>
-          <w:rPr>
-            <w:lang w:val="es_ES" w:bidi="es_ES"/>
-          </w:rPr>
-          <w:rPr>
-            <w:color w:val="0000EE"/>
-            <w:u w:val="single"/>
-          </w:rPr>
-          <w:t>16–17,</w:t>
-        </w:r>
-      </w:hyperlink>
+      <w:r>
+        <w:rPr>
+          <w:lang w:val="es_ES" w:bidi="es_ES"/>
+        </w:rPr>
+        <w:t>16–17,</w:t>
+      </w:r>
       <w:r>
         <w:rPr>
           <w:lang w:val="es_ES" w:bidi="es_ES"/>
         </w:rPr>
         <w:t xml:space="preserve"> </w:t>
       </w:r>
-      <w:hyperlink r:id="rId218">
-        <w:r>
-          <w:rPr>
-            <w:lang w:val="es_ES" w:bidi="es_ES"/>
-          </w:rPr>
-          <w:rPr>
-            <w:color w:val="0000EE"/>
-            <w:u w:val="single"/>
-          </w:rPr>
-          <w:t>12:1</w:t>
-        </w:r>
-      </w:hyperlink>
+      <w:r>
+        <w:rPr>
+          <w:lang w:val="es_ES" w:bidi="es_ES"/>
+        </w:rPr>
+        <w:t>12:1</w:t>
+      </w:r>
       <w:r>
         <w:rPr>
           <w:lang w:val="es_ES" w:bidi="es_ES"/>
         </w:rPr>
         <w:t>) al jactarse de sus debilidades y pruebas. La autoridad apostólica de Pablo es real y poderosa, pero está condicionada y controlada por el amor exhibido por el Jesús crucificado (</w:t>
       </w:r>
-      <w:hyperlink r:id="rId210">
-        <w:r>
-          <w:rPr>
-            <w:lang w:val="es_ES" w:bidi="es_ES"/>
-          </w:rPr>
-          <w:rPr>
-            <w:color w:val="0000EE"/>
-            <w:u w:val="single"/>
-          </w:rPr>
-          <w:t>10:1,</w:t>
-        </w:r>
-      </w:hyperlink>
+      <w:r>
+        <w:rPr>
+          <w:lang w:val="es_ES" w:bidi="es_ES"/>
+        </w:rPr>
+        <w:t>10:1,</w:t>
+      </w:r>
       <w:r>
         <w:rPr>
           <w:lang w:val="es_ES" w:bidi="es_ES"/>
         </w:rPr>
         <w:t xml:space="preserve"> </w:t>
       </w:r>
-      <w:hyperlink r:id="rId219">
-        <w:r>
-          <w:rPr>
-            <w:lang w:val="es_ES" w:bidi="es_ES"/>
-          </w:rPr>
-          <w:rPr>
-            <w:color w:val="0000EE"/>
-            <w:u w:val="single"/>
-          </w:rPr>
-          <w:t>13:4–10</w:t>
-        </w:r>
-      </w:hyperlink>
+      <w:r>
+        <w:rPr>
+          <w:lang w:val="es_ES" w:bidi="es_ES"/>
+        </w:rPr>
+        <w:t>13:4–10</w:t>
+      </w:r>
       <w:r>
         <w:rPr>
           <w:lang w:val="es_ES" w:bidi="es_ES"/>
@@ -9171,18 +7815,12 @@
         </w:rPr>
         <w:t xml:space="preserve">Una metáfora militar fortalece la refutación de Pablo: las armas de Pablo tienen poder divino sobre fortalezas espirituales (ver </w:t>
       </w:r>
-      <w:hyperlink r:id="rId220">
-        <w:r>
-          <w:rPr>
-            <w:lang w:val="es_ES" w:bidi="es_ES"/>
-          </w:rPr>
-          <w:rPr>
-            <w:color w:val="0000EE"/>
-            <w:u w:val="single"/>
-          </w:rPr>
-          <w:t>4:3–4</w:t>
-        </w:r>
-      </w:hyperlink>
+      <w:r>
+        <w:rPr>
+          <w:lang w:val="es_ES" w:bidi="es_ES"/>
+        </w:rPr>
+        <w:t>4:3–4</w:t>
+      </w:r>
       <w:r>
         <w:rPr>
           <w:lang w:val="es_ES" w:bidi="es_ES"/>
@@ -9237,36 +7875,24 @@
         </w:rPr>
         <w:t xml:space="preserve">Los maestros rivales afirmaban ser representantes de Cristo de una manera que excluía a Pablo debido a su debilidad. Aquí se define tener verdadera autoridad como algo distinto de ser autoritario y dominante. Su autoridad era para edificar al pueblo de Dios, no para destruirlo (ver </w:t>
       </w:r>
-      <w:hyperlink r:id="rId207">
-        <w:r>
-          <w:rPr>
-            <w:lang w:val="es_ES" w:bidi="es_ES"/>
-          </w:rPr>
-          <w:rPr>
-            <w:color w:val="0000EE"/>
-            <w:u w:val="single"/>
-          </w:rPr>
-          <w:t>13:10</w:t>
-        </w:r>
-      </w:hyperlink>
+      <w:r>
+        <w:rPr>
+          <w:lang w:val="es_ES" w:bidi="es_ES"/>
+        </w:rPr>
+        <w:t>13:10</w:t>
+      </w:r>
       <w:r>
         <w:rPr>
           <w:lang w:val="es_ES" w:bidi="es_ES"/>
         </w:rPr>
         <w:t xml:space="preserve">); sin embargo, tenía la intención de tratar con firmeza a estos rivales cuando llegara a Corinto (ver </w:t>
       </w:r>
-      <w:hyperlink r:id="rId221">
-        <w:r>
-          <w:rPr>
-            <w:lang w:val="es_ES" w:bidi="es_ES"/>
-          </w:rPr>
-          <w:rPr>
-            <w:color w:val="0000EE"/>
-            <w:u w:val="single"/>
-          </w:rPr>
-          <w:t>13:1</w:t>
-        </w:r>
-      </w:hyperlink>
+      <w:r>
+        <w:rPr>
+          <w:lang w:val="es_ES" w:bidi="es_ES"/>
+        </w:rPr>
+        <w:t>13:1</w:t>
+      </w:r>
       <w:r>
         <w:rPr>
           <w:lang w:val="es_ES" w:bidi="es_ES"/>
@@ -9334,54 +7960,36 @@
         </w:rPr>
         <w:t xml:space="preserve"> como también les pareció a otros cristianos (cf. </w:t>
       </w:r>
-      <w:hyperlink r:id="rId222">
-        <w:r>
-          <w:rPr>
-            <w:lang w:val="es_ES" w:bidi="es_ES"/>
-          </w:rPr>
-          <w:rPr>
-            <w:color w:val="0000EE"/>
-            <w:u w:val="single"/>
-          </w:rPr>
-          <w:t>2 Pd 3:16</w:t>
-        </w:r>
-      </w:hyperlink>
+      <w:r>
+        <w:rPr>
+          <w:lang w:val="es_ES" w:bidi="es_ES"/>
+        </w:rPr>
+        <w:t>2 Pd 3:16</w:t>
+      </w:r>
       <w:r>
         <w:rPr>
           <w:lang w:val="es_ES" w:bidi="es_ES"/>
         </w:rPr>
         <w:t xml:space="preserve">). • "la presencia corporal flaca": Pablo no tenía una presencia dominante que obligara a la gente a someterse (cf. </w:t>
       </w:r>
-      <w:hyperlink r:id="rId223">
-        <w:r>
-          <w:rPr>
-            <w:lang w:val="es_ES" w:bidi="es_ES"/>
-          </w:rPr>
-          <w:rPr>
-            <w:color w:val="0000EE"/>
-            <w:u w:val="single"/>
-          </w:rPr>
-          <w:t>2 Co 1:24</w:t>
-        </w:r>
-      </w:hyperlink>
+      <w:r>
+        <w:rPr>
+          <w:lang w:val="es_ES" w:bidi="es_ES"/>
+        </w:rPr>
+        <w:t>2 Co 1:24</w:t>
+      </w:r>
       <w:r>
         <w:rPr>
           <w:lang w:val="es_ES" w:bidi="es_ES"/>
         </w:rPr>
         <w:t xml:space="preserve">; </w:t>
       </w:r>
-      <w:hyperlink r:id="rId224">
-        <w:r>
-          <w:rPr>
-            <w:lang w:val="es_ES" w:bidi="es_ES"/>
-          </w:rPr>
-          <w:rPr>
-            <w:color w:val="0000EE"/>
-            <w:u w:val="single"/>
-          </w:rPr>
-          <w:t>1 Co 2:1–5</w:t>
-        </w:r>
-      </w:hyperlink>
+      <w:r>
+        <w:rPr>
+          <w:lang w:val="es_ES" w:bidi="es_ES"/>
+        </w:rPr>
+        <w:t>1 Co 2:1–5</w:t>
+      </w:r>
       <w:r>
         <w:rPr>
           <w:lang w:val="es_ES" w:bidi="es_ES"/>
@@ -9401,54 +8009,36 @@
         </w:rPr>
         <w:t>, alrededor del año 200 d. C.) lo describen como “un hombre de baja estatura, casi calvo, con piernas torcidas, pero con buen cuerpo y cejas unidas. Su nariz era aguileña, lleno de gracia, pues a veces parecía un hombre y a veces tenía el rostro de un ángel”. • "y la palabra menospreciable": A diferencia de Apolos (</w:t>
       </w:r>
-      <w:hyperlink r:id="rId225">
-        <w:r>
-          <w:rPr>
-            <w:lang w:val="es_ES" w:bidi="es_ES"/>
-          </w:rPr>
-          <w:rPr>
-            <w:color w:val="0000EE"/>
-            <w:u w:val="single"/>
-          </w:rPr>
-          <w:t>Hechos 18:24</w:t>
-        </w:r>
-      </w:hyperlink>
+      <w:r>
+        <w:rPr>
+          <w:lang w:val="es_ES" w:bidi="es_ES"/>
+        </w:rPr>
+        <w:t>Hechos 18:24</w:t>
+      </w:r>
       <w:r>
         <w:rPr>
           <w:lang w:val="es_ES" w:bidi="es_ES"/>
         </w:rPr>
         <w:t>), Pablo no era un predicador elocuente ni un orador cautivador cuando llegó a Corinto (</w:t>
       </w:r>
-      <w:hyperlink r:id="rId226">
-        <w:r>
-          <w:rPr>
-            <w:lang w:val="es_ES" w:bidi="es_ES"/>
-          </w:rPr>
-          <w:rPr>
-            <w:color w:val="0000EE"/>
-            <w:u w:val="single"/>
-          </w:rPr>
-          <w:t>2 Co 11:6</w:t>
-        </w:r>
-      </w:hyperlink>
+      <w:r>
+        <w:rPr>
+          <w:lang w:val="es_ES" w:bidi="es_ES"/>
+        </w:rPr>
+        <w:t>2 Co 11:6</w:t>
+      </w:r>
       <w:r>
         <w:rPr>
           <w:lang w:val="es_ES" w:bidi="es_ES"/>
         </w:rPr>
         <w:t xml:space="preserve">; </w:t>
       </w:r>
-      <w:hyperlink r:id="rId227">
-        <w:r>
-          <w:rPr>
-            <w:lang w:val="es_ES" w:bidi="es_ES"/>
-          </w:rPr>
-          <w:rPr>
-            <w:color w:val="0000EE"/>
-            <w:u w:val="single"/>
-          </w:rPr>
-          <w:t>1 Co 2:3–4</w:t>
-        </w:r>
-      </w:hyperlink>
+      <w:r>
+        <w:rPr>
+          <w:lang w:val="es_ES" w:bidi="es_ES"/>
+        </w:rPr>
+        <w:t>1 Co 2:3–4</w:t>
+      </w:r>
       <w:r>
         <w:rPr>
           <w:lang w:val="es_ES" w:bidi="es_ES"/>
@@ -9551,54 +8141,36 @@
         </w:rPr>
         <w:t>Pablo no había transgredido los límites que Dios estableció para su servicio misionero, lo que incluye nuestro trabajo con vosotros. Así que justifica su integridad y autoridad, insistiendo en que cuando vino por primera vez a Corinto (</w:t>
       </w:r>
-      <w:hyperlink r:id="rId228">
-        <w:r>
-          <w:rPr>
-            <w:lang w:val="es_ES" w:bidi="es_ES"/>
-          </w:rPr>
-          <w:rPr>
-            <w:color w:val="0000EE"/>
-            <w:u w:val="single"/>
-          </w:rPr>
-          <w:t>Hechos 18:1–17</w:t>
-        </w:r>
-      </w:hyperlink>
+      <w:r>
+        <w:rPr>
+          <w:lang w:val="es_ES" w:bidi="es_ES"/>
+        </w:rPr>
+        <w:t>Hechos 18:1–17</w:t>
+      </w:r>
       <w:r>
         <w:rPr>
           <w:lang w:val="es_ES" w:bidi="es_ES"/>
         </w:rPr>
         <w:t xml:space="preserve">), lo hizo en respuesta al llamado de Dios. Pablo estaba decidido a no entrar en el territorio de otra persona (ver </w:t>
       </w:r>
-      <w:hyperlink r:id="rId229">
-        <w:r>
-          <w:rPr>
-            <w:lang w:val="es_ES" w:bidi="es_ES"/>
-          </w:rPr>
-          <w:rPr>
-            <w:color w:val="0000EE"/>
-            <w:u w:val="single"/>
-          </w:rPr>
-          <w:t>Ro 15:20</w:t>
-        </w:r>
-      </w:hyperlink>
+      <w:r>
+        <w:rPr>
+          <w:lang w:val="es_ES" w:bidi="es_ES"/>
+        </w:rPr>
+        <w:t>Ro 15:20</w:t>
+      </w:r>
       <w:r>
         <w:rPr>
           <w:lang w:val="es_ES" w:bidi="es_ES"/>
         </w:rPr>
         <w:t>), pero fue el primero en viajar hasta Corinto con las Buenas Nuevas de Cristo. Sus oponentes más recientes visitaron la iglesia mucho después (</w:t>
       </w:r>
-      <w:hyperlink r:id="rId212">
-        <w:r>
-          <w:rPr>
-            <w:lang w:val="es_ES" w:bidi="es_ES"/>
-          </w:rPr>
-          <w:rPr>
-            <w:color w:val="0000EE"/>
-            <w:u w:val="single"/>
-          </w:rPr>
-          <w:t>2 Co 11:4</w:t>
-        </w:r>
-      </w:hyperlink>
+      <w:r>
+        <w:rPr>
+          <w:lang w:val="es_ES" w:bidi="es_ES"/>
+        </w:rPr>
+        <w:t>2 Co 11:4</w:t>
+      </w:r>
       <w:r>
         <w:rPr>
           <w:lang w:val="es_ES" w:bidi="es_ES"/>
@@ -9653,18 +8225,12 @@
         </w:rPr>
         <w:t xml:space="preserve">Pablo cita </w:t>
       </w:r>
-      <w:hyperlink r:id="rId230">
-        <w:r>
-          <w:rPr>
-            <w:lang w:val="es_ES" w:bidi="es_ES"/>
-          </w:rPr>
-          <w:rPr>
-            <w:color w:val="0000EE"/>
-            <w:u w:val="single"/>
-          </w:rPr>
-          <w:t>Jr 9:24</w:t>
-        </w:r>
-      </w:hyperlink>
+      <w:r>
+        <w:rPr>
+          <w:lang w:val="es_ES" w:bidi="es_ES"/>
+        </w:rPr>
+        <w:t>Jr 9:24</w:t>
+      </w:r>
       <w:r>
         <w:rPr>
           <w:lang w:val="es_ES" w:bidi="es_ES"/>
@@ -9767,18 +8333,12 @@
         </w:rPr>
         <w:t>Pablo considera necesario, aunque desagradable, justificar sus acciones debido al estrecho vínculo que afirma tener con la iglesia (</w:t>
       </w:r>
-      <w:hyperlink r:id="rId231">
-        <w:r>
-          <w:rPr>
-            <w:lang w:val="es_ES" w:bidi="es_ES"/>
-          </w:rPr>
-          <w:rPr>
-            <w:color w:val="0000EE"/>
-            <w:u w:val="single"/>
-          </w:rPr>
-          <w:t>11:2</w:t>
-        </w:r>
-      </w:hyperlink>
+      <w:r>
+        <w:rPr>
+          <w:lang w:val="es_ES" w:bidi="es_ES"/>
+        </w:rPr>
+        <w:t>11:2</w:t>
+      </w:r>
       <w:r>
         <w:rPr>
           <w:lang w:val="es_ES" w:bidi="es_ES"/>
@@ -9833,54 +8393,36 @@
         </w:rPr>
         <w:t>La iglesia está llamada a ser una novia pura para un esposo: Cristo. Esta metáfora se remonta al Antiguo Testamento, donde Israel es la novia del Señor (</w:t>
       </w:r>
-      <w:hyperlink r:id="rId232">
-        <w:r>
-          <w:rPr>
-            <w:lang w:val="es_ES" w:bidi="es_ES"/>
-          </w:rPr>
-          <w:rPr>
-            <w:color w:val="0000EE"/>
-            <w:u w:val="single"/>
-          </w:rPr>
-          <w:t>Isa 54:5,</w:t>
-        </w:r>
-      </w:hyperlink>
+      <w:r>
+        <w:rPr>
+          <w:lang w:val="es_ES" w:bidi="es_ES"/>
+        </w:rPr>
+        <w:t>Isa 54:5,</w:t>
+      </w:r>
       <w:r>
         <w:rPr>
           <w:lang w:val="es_ES" w:bidi="es_ES"/>
         </w:rPr>
         <w:t xml:space="preserve"> </w:t>
       </w:r>
-      <w:hyperlink r:id="rId233">
-        <w:r>
-          <w:rPr>
-            <w:lang w:val="es_ES" w:bidi="es_ES"/>
-          </w:rPr>
-          <w:rPr>
-            <w:color w:val="0000EE"/>
-            <w:u w:val="single"/>
-          </w:rPr>
-          <w:t>62:5</w:t>
-        </w:r>
-      </w:hyperlink>
+      <w:r>
+        <w:rPr>
+          <w:lang w:val="es_ES" w:bidi="es_ES"/>
+        </w:rPr>
+        <w:t>62:5</w:t>
+      </w:r>
       <w:r>
         <w:rPr>
           <w:lang w:val="es_ES" w:bidi="es_ES"/>
         </w:rPr>
         <w:t xml:space="preserve">). Pablo se veía a sí mismo como el "mejor hombre" (el amigo cercano del novio) que actuaba en nombre del novio (cp. </w:t>
       </w:r>
-      <w:hyperlink r:id="rId234">
-        <w:r>
-          <w:rPr>
-            <w:lang w:val="es_ES" w:bidi="es_ES"/>
-          </w:rPr>
-          <w:rPr>
-            <w:color w:val="0000EE"/>
-            <w:u w:val="single"/>
-          </w:rPr>
-          <w:t>Juan 3:29</w:t>
-        </w:r>
-      </w:hyperlink>
+      <w:r>
+        <w:rPr>
+          <w:lang w:val="es_ES" w:bidi="es_ES"/>
+        </w:rPr>
+        <w:t>Juan 3:29</w:t>
+      </w:r>
       <w:r>
         <w:rPr>
           <w:lang w:val="es_ES" w:bidi="es_ES"/>
@@ -9943,54 +8485,36 @@
         </w:rPr>
         <w:t>Los falsos maestros estaban desviando a los creyentes de Corinto de una devoción pura e indivisa a Cristo. Al hacer esto, estaban realizando la obra de Satanás, tal como la serpiente lo hizo en el Edén (</w:t>
       </w:r>
-      <w:hyperlink r:id="rId57">
-        <w:r>
-          <w:rPr>
-            <w:lang w:val="es_ES" w:bidi="es_ES"/>
-          </w:rPr>
-          <w:rPr>
-            <w:color w:val="0000EE"/>
-            <w:u w:val="single"/>
-          </w:rPr>
-          <w:t>11:14,</w:t>
-        </w:r>
-      </w:hyperlink>
+      <w:r>
+        <w:rPr>
+          <w:lang w:val="es_ES" w:bidi="es_ES"/>
+        </w:rPr>
+        <w:t>11:14,</w:t>
+      </w:r>
       <w:r>
         <w:rPr>
           <w:lang w:val="es_ES" w:bidi="es_ES"/>
         </w:rPr>
         <w:t xml:space="preserve"> ver </w:t>
       </w:r>
-      <w:hyperlink r:id="rId235">
-        <w:r>
-          <w:rPr>
-            <w:lang w:val="es_ES" w:bidi="es_ES"/>
-          </w:rPr>
-          <w:rPr>
-            <w:color w:val="0000EE"/>
-            <w:u w:val="single"/>
-          </w:rPr>
-          <w:t>Gn 3:4</w:t>
-        </w:r>
-      </w:hyperlink>
+      <w:r>
+        <w:rPr>
+          <w:lang w:val="es_ES" w:bidi="es_ES"/>
+        </w:rPr>
+        <w:t>Gn 3:4</w:t>
+      </w:r>
       <w:r>
         <w:rPr>
           <w:lang w:val="es_ES" w:bidi="es_ES"/>
         </w:rPr>
         <w:t xml:space="preserve">, </w:t>
       </w:r>
-      <w:hyperlink r:id="rId236">
-        <w:r>
-          <w:rPr>
-            <w:lang w:val="es_ES" w:bidi="es_ES"/>
-          </w:rPr>
-          <w:rPr>
-            <w:color w:val="0000EE"/>
-            <w:u w:val="single"/>
-          </w:rPr>
-          <w:t>13</w:t>
-        </w:r>
-      </w:hyperlink>
+      <w:r>
+        <w:rPr>
+          <w:lang w:val="es_ES" w:bidi="es_ES"/>
+        </w:rPr>
+        <w:t>13</w:t>
+      </w:r>
       <w:r>
         <w:rPr>
           <w:lang w:val="es_ES" w:bidi="es_ES"/>
@@ -10045,54 +8569,36 @@
         </w:rPr>
         <w:t>Los falsos misioneros en Corinto evidentemente predicaban un Jesús diferente, un tipo de espíritu distinto y un evangelio diferente al que los corintios habían creído. Es difícil saber exactamente qué enseñaban estos falsos maestros; lo más probable es que promovieran un Cristo poderoso y dominante, ignorando el sufrimiento de la cruz. Probablemente se veían a sí mismos como predicadores igualmente poderosos, exentos de dificultades y pruebas. En contraste, el mensaje de Pablo se centraba en Cristo crucificado (</w:t>
       </w:r>
-      <w:hyperlink r:id="rId237">
-        <w:r>
-          <w:rPr>
-            <w:lang w:val="es_ES" w:bidi="es_ES"/>
-          </w:rPr>
-          <w:rPr>
-            <w:color w:val="0000EE"/>
-            <w:u w:val="single"/>
-          </w:rPr>
-          <w:t>13:4</w:t>
-        </w:r>
-      </w:hyperlink>
+      <w:r>
+        <w:rPr>
+          <w:lang w:val="es_ES" w:bidi="es_ES"/>
+        </w:rPr>
+        <w:t>13:4</w:t>
+      </w:r>
       <w:r>
         <w:rPr>
           <w:lang w:val="es_ES" w:bidi="es_ES"/>
         </w:rPr>
         <w:t>), y los sufrimientos de Pablo eran una marca de verdadero apostolado (</w:t>
       </w:r>
-      <w:hyperlink r:id="rId238">
-        <w:r>
-          <w:rPr>
-            <w:lang w:val="es_ES" w:bidi="es_ES"/>
-          </w:rPr>
-          <w:rPr>
-            <w:color w:val="0000EE"/>
-            <w:u w:val="single"/>
-          </w:rPr>
-          <w:t>12:1–12</w:t>
-        </w:r>
-      </w:hyperlink>
+      <w:r>
+        <w:rPr>
+          <w:lang w:val="es_ES" w:bidi="es_ES"/>
+        </w:rPr>
+        <w:t>12:1–12</w:t>
+      </w:r>
       <w:r>
         <w:rPr>
           <w:lang w:val="es_ES" w:bidi="es_ES"/>
         </w:rPr>
         <w:t xml:space="preserve">). La naturaleza de esta diferencia es el núcleo de la defensa de Pablo de su apostolado en los capítulos </w:t>
       </w:r>
-      <w:hyperlink r:id="rId239">
-        <w:r>
-          <w:rPr>
-            <w:lang w:val="es_ES" w:bidi="es_ES"/>
-          </w:rPr>
-          <w:rPr>
-            <w:color w:val="0000EE"/>
-            <w:u w:val="single"/>
-          </w:rPr>
-          <w:t>10–13</w:t>
-        </w:r>
-      </w:hyperlink>
+      <w:r>
+        <w:rPr>
+          <w:lang w:val="es_ES" w:bidi="es_ES"/>
+        </w:rPr>
+        <w:t>10–13</w:t>
+      </w:r>
       <w:r>
         <w:rPr>
           <w:lang w:val="es_ES" w:bidi="es_ES"/>
@@ -10147,18 +8653,12 @@
         </w:rPr>
         <w:t>Estos falsos maestros reclamaban autoridad como "superapóstoles" y menospreciaban la falta de elocuencia sofisticada de Pablo (</w:t>
       </w:r>
-      <w:hyperlink r:id="rId203">
-        <w:r>
-          <w:rPr>
-            <w:lang w:val="es_ES" w:bidi="es_ES"/>
-          </w:rPr>
-          <w:rPr>
-            <w:color w:val="0000EE"/>
-            <w:u w:val="single"/>
-          </w:rPr>
-          <w:t>10:10</w:t>
-        </w:r>
-      </w:hyperlink>
+      <w:r>
+        <w:rPr>
+          <w:lang w:val="es_ES" w:bidi="es_ES"/>
+        </w:rPr>
+        <w:t>10:10</w:t>
+      </w:r>
       <w:r>
         <w:rPr>
           <w:lang w:val="es_ES" w:bidi="es_ES"/>
@@ -10213,90 +8713,60 @@
         </w:rPr>
         <w:t>Pablo estaba predicando las Buenas Nuevas de Dios sin esperar nada a cambio. La política de Pablo como plantador de iglesias (</w:t>
       </w:r>
-      <w:hyperlink r:id="rId240">
-        <w:r>
-          <w:rPr>
-            <w:lang w:val="es_ES" w:bidi="es_ES"/>
-          </w:rPr>
-          <w:rPr>
-            <w:color w:val="0000EE"/>
-            <w:u w:val="single"/>
-          </w:rPr>
-          <w:t>1 Co 9:3–14</w:t>
-        </w:r>
-      </w:hyperlink>
+      <w:r>
+        <w:rPr>
+          <w:lang w:val="es_ES" w:bidi="es_ES"/>
+        </w:rPr>
+        <w:t>1 Co 9:3–14</w:t>
+      </w:r>
       <w:r>
         <w:rPr>
           <w:lang w:val="es_ES" w:bidi="es_ES"/>
         </w:rPr>
         <w:t>) era ganarse la vida con su oficio de hacer tiendas (</w:t>
       </w:r>
-      <w:hyperlink r:id="rId241">
-        <w:r>
-          <w:rPr>
-            <w:lang w:val="es_ES" w:bidi="es_ES"/>
-          </w:rPr>
-          <w:rPr>
-            <w:color w:val="0000EE"/>
-            <w:u w:val="single"/>
-          </w:rPr>
-          <w:t>Hechos 18:3</w:t>
-        </w:r>
-      </w:hyperlink>
+      <w:r>
+        <w:rPr>
+          <w:lang w:val="es_ES" w:bidi="es_ES"/>
+        </w:rPr>
+        <w:t>Hechos 18:3</w:t>
+      </w:r>
       <w:r>
         <w:rPr>
           <w:lang w:val="es_ES" w:bidi="es_ES"/>
         </w:rPr>
         <w:t xml:space="preserve">; </w:t>
       </w:r>
-      <w:hyperlink r:id="rId242">
-        <w:r>
-          <w:rPr>
-            <w:lang w:val="es_ES" w:bidi="es_ES"/>
-          </w:rPr>
-          <w:rPr>
-            <w:color w:val="0000EE"/>
-            <w:u w:val="single"/>
-          </w:rPr>
-          <w:t>20:34</w:t>
-        </w:r>
-      </w:hyperlink>
+      <w:r>
+        <w:rPr>
+          <w:lang w:val="es_ES" w:bidi="es_ES"/>
+        </w:rPr>
+        <w:t>20:34</w:t>
+      </w:r>
       <w:r>
         <w:rPr>
           <w:lang w:val="es_ES" w:bidi="es_ES"/>
         </w:rPr>
         <w:t>) en lugar de ser sostenido por las nuevas iglesias (</w:t>
       </w:r>
-      <w:hyperlink r:id="rId243">
-        <w:r>
-          <w:rPr>
-            <w:lang w:val="es_ES" w:bidi="es_ES"/>
-          </w:rPr>
-          <w:rPr>
-            <w:color w:val="0000EE"/>
-            <w:u w:val="single"/>
-          </w:rPr>
-          <w:t>1 Ts 2:9,</w:t>
-        </w:r>
-      </w:hyperlink>
+      <w:r>
+        <w:rPr>
+          <w:lang w:val="es_ES" w:bidi="es_ES"/>
+        </w:rPr>
+        <w:t>1 Ts 2:9,</w:t>
+      </w:r>
       <w:r>
         <w:rPr>
           <w:lang w:val="es_ES" w:bidi="es_ES"/>
         </w:rPr>
         <w:t xml:space="preserve"> </w:t>
       </w:r>
-      <w:hyperlink r:id="rId244">
-        <w:r>
-          <w:rPr>
-            <w:lang w:val="es_ES" w:bidi="es_ES"/>
-          </w:rPr>
-          <w:rPr>
-            <w:color w:val="0000EE"/>
-            <w:u w:val="single"/>
-          </w:rPr>
-          <w:t>2 Ts 3:8–9</w:t>
-        </w:r>
-      </w:hyperlink>
+      <w:r>
+        <w:rPr>
+          <w:lang w:val="es_ES" w:bidi="es_ES"/>
+        </w:rPr>
+        <w:t>2 Ts 3:8–9</w:t>
+      </w:r>
       <w:r>
         <w:rPr>
           <w:lang w:val="es_ES" w:bidi="es_ES"/>
@@ -10351,36 +8821,24 @@
         </w:rPr>
         <w:t>Pablo había estado aceptando contribuciones de Macedonia, es decir, de Filipo (</w:t>
       </w:r>
-      <w:hyperlink r:id="rId245">
-        <w:r>
-          <w:rPr>
-            <w:lang w:val="es_ES" w:bidi="es_ES"/>
-          </w:rPr>
-          <w:rPr>
-            <w:color w:val="0000EE"/>
-            <w:u w:val="single"/>
-          </w:rPr>
-          <w:t>Fil 4:15–19</w:t>
-        </w:r>
-      </w:hyperlink>
+      <w:r>
+        <w:rPr>
+          <w:lang w:val="es_ES" w:bidi="es_ES"/>
+        </w:rPr>
+        <w:t>Fil 4:15–19</w:t>
+      </w:r>
       <w:r>
         <w:rPr>
           <w:lang w:val="es_ES" w:bidi="es_ES"/>
         </w:rPr>
         <w:t>). La aparente inconsistencia de Pablo hizo que los corintios sospecharan de sus motivos o dudaran de su amor hacia ellos (</w:t>
       </w:r>
-      <w:hyperlink r:id="rId246">
-        <w:r>
-          <w:rPr>
-            <w:lang w:val="es_ES" w:bidi="es_ES"/>
-          </w:rPr>
-          <w:rPr>
-            <w:color w:val="0000EE"/>
-            <w:u w:val="single"/>
-          </w:rPr>
-          <w:t>2 Co 11:11</w:t>
-        </w:r>
-      </w:hyperlink>
+      <w:r>
+        <w:rPr>
+          <w:lang w:val="es_ES" w:bidi="es_ES"/>
+        </w:rPr>
+        <w:t>2 Co 11:11</w:t>
+      </w:r>
       <w:r>
         <w:rPr>
           <w:lang w:val="es_ES" w:bidi="es_ES"/>
@@ -10435,18 +8893,12 @@
         </w:rPr>
         <w:t>La razón por la que Pablo se negó a aceptar apoyo de los corintios (</w:t>
       </w:r>
-      <w:hyperlink r:id="rId247">
-        <w:r>
-          <w:rPr>
-            <w:lang w:val="es_ES" w:bidi="es_ES"/>
-          </w:rPr>
-          <w:rPr>
-            <w:color w:val="0000EE"/>
-            <w:u w:val="single"/>
-          </w:rPr>
-          <w:t>11:7–11</w:t>
-        </w:r>
-      </w:hyperlink>
+      <w:r>
+        <w:rPr>
+          <w:lang w:val="es_ES" w:bidi="es_ES"/>
+        </w:rPr>
+        <w:t>11:7–11</w:t>
+      </w:r>
       <w:r>
         <w:rPr>
           <w:lang w:val="es_ES" w:bidi="es_ES"/>
@@ -10501,54 +8953,36 @@
         </w:rPr>
         <w:t xml:space="preserve">Pablo condena enérgicamente a los falsos maestros en Corinto (cp. </w:t>
       </w:r>
-      <w:hyperlink r:id="rId248">
-        <w:r>
-          <w:rPr>
-            <w:lang w:val="es_ES" w:bidi="es_ES"/>
-          </w:rPr>
-          <w:rPr>
-            <w:color w:val="0000EE"/>
-            <w:u w:val="single"/>
-          </w:rPr>
-          <w:t>Ga 1:6–9</w:t>
-        </w:r>
-      </w:hyperlink>
+      <w:r>
+        <w:rPr>
+          <w:lang w:val="es_ES" w:bidi="es_ES"/>
+        </w:rPr>
+        <w:t>Ga 1:6–9</w:t>
+      </w:r>
       <w:r>
         <w:rPr>
           <w:lang w:val="es_ES" w:bidi="es_ES"/>
         </w:rPr>
         <w:t>). Aunque los falsos maestros querían afirmar que su trabajo era igual al de Pablo (</w:t>
       </w:r>
-      <w:hyperlink r:id="rId249">
-        <w:r>
-          <w:rPr>
-            <w:lang w:val="es_ES" w:bidi="es_ES"/>
-          </w:rPr>
-          <w:rPr>
-            <w:color w:val="0000EE"/>
-            <w:u w:val="single"/>
-          </w:rPr>
-          <w:t>2 Co 11:12</w:t>
-        </w:r>
-      </w:hyperlink>
+      <w:r>
+        <w:rPr>
+          <w:lang w:val="es_ES" w:bidi="es_ES"/>
+        </w:rPr>
+        <w:t>2 Co 11:12</w:t>
+      </w:r>
       <w:r>
         <w:rPr>
           <w:lang w:val="es_ES" w:bidi="es_ES"/>
         </w:rPr>
         <w:t xml:space="preserve">), en realidad eran falsos apóstoles y obreros engañosos (cp. </w:t>
       </w:r>
-      <w:hyperlink r:id="rId250">
-        <w:r>
-          <w:rPr>
-            <w:lang w:val="es_ES" w:bidi="es_ES"/>
-          </w:rPr>
-          <w:rPr>
-            <w:color w:val="0000EE"/>
-            <w:u w:val="single"/>
-          </w:rPr>
-          <w:t>Fil 3:2</w:t>
-        </w:r>
-      </w:hyperlink>
+      <w:r>
+        <w:rPr>
+          <w:lang w:val="es_ES" w:bidi="es_ES"/>
+        </w:rPr>
+        <w:t>Fil 3:2</w:t>
+      </w:r>
       <w:r>
         <w:rPr>
           <w:lang w:val="es_ES" w:bidi="es_ES"/>
@@ -10581,18 +9015,12 @@
         </w:rPr>
         <w:t xml:space="preserve"> y su castigo es seguro (cp. </w:t>
       </w:r>
-      <w:hyperlink r:id="rId251">
-        <w:r>
-          <w:rPr>
-            <w:lang w:val="es_ES" w:bidi="es_ES"/>
-          </w:rPr>
-          <w:rPr>
-            <w:color w:val="0000EE"/>
-            <w:u w:val="single"/>
-          </w:rPr>
-          <w:t>2 Co 5:10</w:t>
-        </w:r>
-      </w:hyperlink>
+      <w:r>
+        <w:rPr>
+          <w:lang w:val="es_ES" w:bidi="es_ES"/>
+        </w:rPr>
+        <w:t>2 Co 5:10</w:t>
+      </w:r>
       <w:r>
         <w:rPr>
           <w:lang w:val="es_ES" w:bidi="es_ES"/>
@@ -10647,18 +9075,12 @@
         </w:rPr>
         <w:t xml:space="preserve">Pablo asume el papel de un tonto jactancioso (ver también </w:t>
       </w:r>
-      <w:hyperlink r:id="rId252">
-        <w:r>
-          <w:rPr>
-            <w:lang w:val="es_ES" w:bidi="es_ES"/>
-          </w:rPr>
-          <w:rPr>
-            <w:color w:val="0000EE"/>
-            <w:u w:val="single"/>
-          </w:rPr>
-          <w:t>12:11–13</w:t>
-        </w:r>
-      </w:hyperlink>
+      <w:r>
+        <w:rPr>
+          <w:lang w:val="es_ES" w:bidi="es_ES"/>
+        </w:rPr>
+        <w:t>12:11–13</w:t>
+      </w:r>
       <w:r>
         <w:rPr>
           <w:lang w:val="es_ES" w:bidi="es_ES"/>
@@ -10713,18 +9135,12 @@
         </w:rPr>
         <w:t>Los corintios se enorgullecían de su capacidad para comprender cuestiones religiosas profundas y valoraban a los maestros que pretendían tener conocimiento. Pablo llegó con una agenda diferente (</w:t>
       </w:r>
-      <w:hyperlink r:id="rId253">
-        <w:r>
-          <w:rPr>
-            <w:lang w:val="es_ES" w:bidi="es_ES"/>
-          </w:rPr>
-          <w:rPr>
-            <w:color w:val="0000EE"/>
-            <w:u w:val="single"/>
-          </w:rPr>
-          <w:t>1 Co 2:1–16</w:t>
-        </w:r>
-      </w:hyperlink>
+      <w:r>
+        <w:rPr>
+          <w:lang w:val="es_ES" w:bidi="es_ES"/>
+        </w:rPr>
+        <w:t>1 Co 2:1–16</w:t>
+      </w:r>
       <w:r>
         <w:rPr>
           <w:lang w:val="es_ES" w:bidi="es_ES"/>
@@ -10875,162 +9291,108 @@
         </w:rPr>
         <w:t xml:space="preserve">"¿Son hebreos? Yo también lo soy": Los oponentes de Pablo consideraban la herencia judía como una calificación para el ministerio (ver </w:t>
       </w:r>
-      <w:hyperlink r:id="rId254">
-        <w:r>
-          <w:rPr>
-            <w:lang w:val="es_ES" w:bidi="es_ES"/>
-          </w:rPr>
-          <w:rPr>
-            <w:color w:val="0000EE"/>
-            <w:u w:val="single"/>
-          </w:rPr>
-          <w:t>Fil 3:5</w:t>
-        </w:r>
-      </w:hyperlink>
+      <w:r>
+        <w:rPr>
+          <w:lang w:val="es_ES" w:bidi="es_ES"/>
+        </w:rPr>
+        <w:t>Fil 3:5</w:t>
+      </w:r>
       <w:r>
         <w:rPr>
           <w:lang w:val="es_ES" w:bidi="es_ES"/>
         </w:rPr>
         <w:t xml:space="preserve">). • "¿Son israelitas? Yo también lo soy": Un israelita era miembro de la comunidad del pacto a través de la circuncisión (cp. </w:t>
       </w:r>
-      <w:hyperlink r:id="rId255">
-        <w:r>
-          <w:rPr>
-            <w:lang w:val="es_ES" w:bidi="es_ES"/>
-          </w:rPr>
-          <w:rPr>
-            <w:color w:val="0000EE"/>
-            <w:u w:val="single"/>
-          </w:rPr>
-          <w:t>Juan 1:47,</w:t>
-        </w:r>
-      </w:hyperlink>
+      <w:r>
+        <w:rPr>
+          <w:lang w:val="es_ES" w:bidi="es_ES"/>
+        </w:rPr>
+        <w:t>Juan 1:47,</w:t>
+      </w:r>
       <w:r>
         <w:rPr>
           <w:lang w:val="es_ES" w:bidi="es_ES"/>
         </w:rPr>
         <w:t xml:space="preserve"> </w:t>
       </w:r>
-      <w:hyperlink r:id="rId256">
-        <w:r>
-          <w:rPr>
-            <w:lang w:val="es_ES" w:bidi="es_ES"/>
-          </w:rPr>
-          <w:rPr>
-            <w:color w:val="0000EE"/>
-            <w:u w:val="single"/>
-          </w:rPr>
-          <w:t>Ro 9:4</w:t>
-        </w:r>
-      </w:hyperlink>
+      <w:r>
+        <w:rPr>
+          <w:lang w:val="es_ES" w:bidi="es_ES"/>
+        </w:rPr>
+        <w:t>Ro 9:4</w:t>
+      </w:r>
       <w:r>
         <w:rPr>
           <w:lang w:val="es_ES" w:bidi="es_ES"/>
         </w:rPr>
         <w:t>). Pablo también tenía esta distinción y, de hecho, era un fariseo, un seguidor muy devoto de la Torá (</w:t>
       </w:r>
-      <w:hyperlink r:id="rId257">
-        <w:r>
-          <w:rPr>
-            <w:lang w:val="es_ES" w:bidi="es_ES"/>
-          </w:rPr>
-          <w:rPr>
-            <w:color w:val="0000EE"/>
-            <w:u w:val="single"/>
-          </w:rPr>
-          <w:t>Hechos 26:4–5,</w:t>
-        </w:r>
-      </w:hyperlink>
+      <w:r>
+        <w:rPr>
+          <w:lang w:val="es_ES" w:bidi="es_ES"/>
+        </w:rPr>
+        <w:t>Hechos 26:4–5,</w:t>
+      </w:r>
       <w:r>
         <w:rPr>
           <w:lang w:val="es_ES" w:bidi="es_ES"/>
         </w:rPr>
         <w:t xml:space="preserve"> </w:t>
       </w:r>
-      <w:hyperlink r:id="rId258">
-        <w:r>
-          <w:rPr>
-            <w:lang w:val="es_ES" w:bidi="es_ES"/>
-          </w:rPr>
-          <w:rPr>
-            <w:color w:val="0000EE"/>
-            <w:u w:val="single"/>
-          </w:rPr>
-          <w:t>Ro 11:1,</w:t>
-        </w:r>
-      </w:hyperlink>
+      <w:r>
+        <w:rPr>
+          <w:lang w:val="es_ES" w:bidi="es_ES"/>
+        </w:rPr>
+        <w:t>Ro 11:1,</w:t>
+      </w:r>
       <w:r>
         <w:rPr>
           <w:lang w:val="es_ES" w:bidi="es_ES"/>
         </w:rPr>
         <w:t xml:space="preserve"> </w:t>
       </w:r>
-      <w:hyperlink r:id="rId259">
-        <w:r>
-          <w:rPr>
-            <w:lang w:val="es_ES" w:bidi="es_ES"/>
-          </w:rPr>
-          <w:rPr>
-            <w:color w:val="0000EE"/>
-            <w:u w:val="single"/>
-          </w:rPr>
-          <w:t>Fil 3:5–6</w:t>
-        </w:r>
-      </w:hyperlink>
+      <w:r>
+        <w:rPr>
+          <w:lang w:val="es_ES" w:bidi="es_ES"/>
+        </w:rPr>
+        <w:t>Fil 3:5–6</w:t>
+      </w:r>
       <w:r>
         <w:rPr>
           <w:lang w:val="es_ES" w:bidi="es_ES"/>
         </w:rPr>
         <w:t xml:space="preserve">). • "¿Son simiente de Abraham?": Esta es otra de las afirmaciones de los oponentes de Pablo sobre el favor de Dios basado en la identidad étnica. En otros lugares, Pablo aclara quiénes pueden ser verdaderamente llamados israelitas y descendientes de Abraham (ver </w:t>
       </w:r>
-      <w:hyperlink r:id="rId125">
-        <w:r>
-          <w:rPr>
-            <w:lang w:val="es_ES" w:bidi="es_ES"/>
-          </w:rPr>
-          <w:rPr>
-            <w:color w:val="0000EE"/>
-            <w:u w:val="single"/>
-          </w:rPr>
-          <w:t>Ro 2:28–29,</w:t>
-        </w:r>
-      </w:hyperlink>
+      <w:r>
+        <w:rPr>
+          <w:lang w:val="es_ES" w:bidi="es_ES"/>
+        </w:rPr>
+        <w:t>Ro 2:28–29,</w:t>
+      </w:r>
       <w:r>
         <w:rPr>
           <w:lang w:val="es_ES" w:bidi="es_ES"/>
         </w:rPr>
         <w:t xml:space="preserve"> </w:t>
       </w:r>
-      <w:hyperlink r:id="rId260">
-        <w:r>
-          <w:rPr>
-            <w:lang w:val="es_ES" w:bidi="es_ES"/>
-          </w:rPr>
-          <w:rPr>
-            <w:color w:val="0000EE"/>
-            <w:u w:val="single"/>
-          </w:rPr>
-          <w:t>Ga 3:16</w:t>
-        </w:r>
-      </w:hyperlink>
+      <w:r>
+        <w:rPr>
+          <w:lang w:val="es_ES" w:bidi="es_ES"/>
+        </w:rPr>
+        <w:t>Ga 3:16</w:t>
+      </w:r>
       <w:r>
         <w:rPr>
           <w:lang w:val="es_ES" w:bidi="es_ES"/>
         </w:rPr>
         <w:t xml:space="preserve">, </w:t>
       </w:r>
-      <w:hyperlink r:id="rId261">
-        <w:r>
-          <w:rPr>
-            <w:lang w:val="es_ES" w:bidi="es_ES"/>
-          </w:rPr>
-          <w:rPr>
-            <w:color w:val="0000EE"/>
-            <w:u w:val="single"/>
-          </w:rPr>
-          <w:t>26–29</w:t>
-        </w:r>
-      </w:hyperlink>
+      <w:r>
+        <w:rPr>
+          <w:lang w:val="es_ES" w:bidi="es_ES"/>
+        </w:rPr>
+        <w:t>26–29</w:t>
+      </w:r>
       <w:r>
         <w:rPr>
           <w:lang w:val="es_ES" w:bidi="es_ES"/>
@@ -11085,36 +9447,24 @@
         </w:rPr>
         <w:t xml:space="preserve">"en cárceles más": Por ejemplo, ver </w:t>
       </w:r>
-      <w:hyperlink r:id="rId262">
-        <w:r>
-          <w:rPr>
-            <w:lang w:val="es_ES" w:bidi="es_ES"/>
-          </w:rPr>
-          <w:rPr>
-            <w:color w:val="0000EE"/>
-            <w:u w:val="single"/>
-          </w:rPr>
-          <w:t>Hechos 16:22–23</w:t>
-        </w:r>
-      </w:hyperlink>
+      <w:r>
+        <w:rPr>
+          <w:lang w:val="es_ES" w:bidi="es_ES"/>
+        </w:rPr>
+        <w:t>Hechos 16:22–23</w:t>
+      </w:r>
       <w:r>
         <w:rPr>
           <w:lang w:val="es_ES" w:bidi="es_ES"/>
         </w:rPr>
         <w:t xml:space="preserve">. Clemente de Roma menciona que Pablo fue encarcelado un total de siete veces. • "cuarenta azotes menos uno": Este castigo estaba prescrito en </w:t>
       </w:r>
-      <w:hyperlink r:id="rId263">
-        <w:r>
-          <w:rPr>
-            <w:lang w:val="es_ES" w:bidi="es_ES"/>
-          </w:rPr>
-          <w:rPr>
-            <w:color w:val="0000EE"/>
-            <w:u w:val="single"/>
-          </w:rPr>
-          <w:t>Dt 25:1–3</w:t>
-        </w:r>
-      </w:hyperlink>
+      <w:r>
+        <w:rPr>
+          <w:lang w:val="es_ES" w:bidi="es_ES"/>
+        </w:rPr>
+        <w:t>Dt 25:1–3</w:t>
+      </w:r>
       <w:r>
         <w:rPr>
           <w:lang w:val="es_ES" w:bidi="es_ES"/>
@@ -11229,72 +9579,48 @@
         </w:rPr>
         <w:t>"Tres veces he sido azotado con varas": Pablo sufrió este castigo romano en Filipos, aunque como ciudadano romano debería haber estado exento (</w:t>
       </w:r>
-      <w:hyperlink r:id="rId264">
-        <w:r>
-          <w:rPr>
-            <w:lang w:val="es_ES" w:bidi="es_ES"/>
-          </w:rPr>
-          <w:rPr>
-            <w:color w:val="0000EE"/>
-            <w:u w:val="single"/>
-          </w:rPr>
-          <w:t>Hechos 16:22–24</w:t>
-        </w:r>
-      </w:hyperlink>
+      <w:r>
+        <w:rPr>
+          <w:lang w:val="es_ES" w:bidi="es_ES"/>
+        </w:rPr>
+        <w:t>Hechos 16:22–24</w:t>
+      </w:r>
       <w:r>
         <w:rPr>
           <w:lang w:val="es_ES" w:bidi="es_ES"/>
         </w:rPr>
         <w:t xml:space="preserve">, </w:t>
       </w:r>
-      <w:hyperlink r:id="rId265">
-        <w:r>
-          <w:rPr>
-            <w:lang w:val="es_ES" w:bidi="es_ES"/>
-          </w:rPr>
-          <w:rPr>
-            <w:color w:val="0000EE"/>
-            <w:u w:val="single"/>
-          </w:rPr>
-          <w:t>37</w:t>
-        </w:r>
-      </w:hyperlink>
+      <w:r>
+        <w:rPr>
+          <w:lang w:val="es_ES" w:bidi="es_ES"/>
+        </w:rPr>
+        <w:t>37</w:t>
+      </w:r>
       <w:r>
         <w:rPr>
           <w:lang w:val="es_ES" w:bidi="es_ES"/>
         </w:rPr>
         <w:t>). • "una vez apedreado": en Listra (</w:t>
       </w:r>
-      <w:hyperlink r:id="rId266">
-        <w:r>
-          <w:rPr>
-            <w:lang w:val="es_ES" w:bidi="es_ES"/>
-          </w:rPr>
-          <w:rPr>
-            <w:color w:val="0000EE"/>
-            <w:u w:val="single"/>
-          </w:rPr>
-          <w:t>Hechos 14:19</w:t>
-        </w:r>
-      </w:hyperlink>
+      <w:r>
+        <w:rPr>
+          <w:lang w:val="es_ES" w:bidi="es_ES"/>
+        </w:rPr>
+        <w:t>Hechos 14:19</w:t>
+      </w:r>
       <w:r>
         <w:rPr>
           <w:lang w:val="es_ES" w:bidi="es_ES"/>
         </w:rPr>
         <w:t>). • "Tres veces he padecido naufragio": estos eventos son desconocidos; el naufragio de Pablo en el viaje a Roma ocurriría más tarde (</w:t>
       </w:r>
-      <w:hyperlink r:id="rId267">
-        <w:r>
-          <w:rPr>
-            <w:lang w:val="es_ES" w:bidi="es_ES"/>
-          </w:rPr>
-          <w:rPr>
-            <w:color w:val="0000EE"/>
-            <w:u w:val="single"/>
-          </w:rPr>
-          <w:t>Hechos 27:1–44</w:t>
-        </w:r>
-      </w:hyperlink>
+      <w:r>
+        <w:rPr>
+          <w:lang w:val="es_ES" w:bidi="es_ES"/>
+        </w:rPr>
+        <w:t>Hechos 27:1–44</w:t>
+      </w:r>
       <w:r>
         <w:rPr>
           <w:lang w:val="es_ES" w:bidi="es_ES"/>
@@ -11349,18 +9675,12 @@
         </w:rPr>
         <w:t xml:space="preserve">Los numerosos y extensos viajes de Pablo están registrados en </w:t>
       </w:r>
-      <w:hyperlink r:id="rId268">
-        <w:r>
-          <w:rPr>
-            <w:lang w:val="es_ES" w:bidi="es_ES"/>
-          </w:rPr>
-          <w:rPr>
-            <w:color w:val="0000EE"/>
-            <w:u w:val="single"/>
-          </w:rPr>
-          <w:t>Hechos 13–28</w:t>
-        </w:r>
-      </w:hyperlink>
+      <w:r>
+        <w:rPr>
+          <w:lang w:val="es_ES" w:bidi="es_ES"/>
+        </w:rPr>
+        <w:t>Hechos 13–28</w:t>
+      </w:r>
       <w:r>
         <w:rPr>
           <w:lang w:val="es_ES" w:bidi="es_ES"/>
@@ -11475,18 +9795,12 @@
         </w:rPr>
         <w:t xml:space="preserve">: Pablo desarrolla este tema en </w:t>
       </w:r>
-      <w:hyperlink r:id="rId269">
-        <w:r>
-          <w:rPr>
-            <w:lang w:val="es_ES" w:bidi="es_ES"/>
-          </w:rPr>
-          <w:rPr>
-            <w:color w:val="0000EE"/>
-            <w:u w:val="single"/>
-          </w:rPr>
-          <w:t>12:1–10</w:t>
-        </w:r>
-      </w:hyperlink>
+      <w:r>
+        <w:rPr>
+          <w:lang w:val="es_ES" w:bidi="es_ES"/>
+        </w:rPr>
+        <w:t>12:1–10</w:t>
+      </w:r>
       <w:r>
         <w:rPr>
           <w:lang w:val="es_ES" w:bidi="es_ES"/>
@@ -11541,36 +9855,24 @@
         </w:rPr>
         <w:t xml:space="preserve">Como un último "alarde" de su debilidad, Pablo relata la historia de su escape de Damasco unos años después de su conversión (ver </w:t>
       </w:r>
-      <w:hyperlink r:id="rId270">
-        <w:r>
-          <w:rPr>
-            <w:lang w:val="es_ES" w:bidi="es_ES"/>
-          </w:rPr>
-          <w:rPr>
-            <w:color w:val="0000EE"/>
-            <w:u w:val="single"/>
-          </w:rPr>
-          <w:t>Hechos 9:23–25,</w:t>
-        </w:r>
-      </w:hyperlink>
+      <w:r>
+        <w:rPr>
+          <w:lang w:val="es_ES" w:bidi="es_ES"/>
+        </w:rPr>
+        <w:t>Hechos 9:23–25,</w:t>
+      </w:r>
       <w:r>
         <w:rPr>
           <w:lang w:val="es_ES" w:bidi="es_ES"/>
         </w:rPr>
         <w:t xml:space="preserve"> </w:t>
       </w:r>
-      <w:hyperlink r:id="rId271">
-        <w:r>
-          <w:rPr>
-            <w:lang w:val="es_ES" w:bidi="es_ES"/>
-          </w:rPr>
-          <w:rPr>
-            <w:color w:val="0000EE"/>
-            <w:u w:val="single"/>
-          </w:rPr>
-          <w:t>Ga 1:15–18</w:t>
-        </w:r>
-      </w:hyperlink>
+      <w:r>
+        <w:rPr>
+          <w:lang w:val="es_ES" w:bidi="es_ES"/>
+        </w:rPr>
+        <w:t>Ga 1:15–18</w:t>
+      </w:r>
       <w:r>
         <w:rPr>
           <w:lang w:val="es_ES" w:bidi="es_ES"/>
@@ -11698,18 +10000,12 @@
         </w:rPr>
         <w:t xml:space="preserve">Los acusadores de Pablo en Corinto afirmaban que este carecía de experiencias espirituales extáticas. Decían que no era un místico, sino una persona sencilla sin dones impresionantes (ver </w:t>
       </w:r>
-      <w:hyperlink r:id="rId203">
-        <w:r>
-          <w:rPr>
-            <w:lang w:val="es_ES" w:bidi="es_ES"/>
-          </w:rPr>
-          <w:rPr>
-            <w:color w:val="0000EE"/>
-            <w:u w:val="single"/>
-          </w:rPr>
-          <w:t>10:10</w:t>
-        </w:r>
-      </w:hyperlink>
+      <w:r>
+        <w:rPr>
+          <w:lang w:val="es_ES" w:bidi="es_ES"/>
+        </w:rPr>
+        <w:t>10:10</w:t>
+      </w:r>
       <w:r>
         <w:rPr>
           <w:lang w:val="es_ES" w:bidi="es_ES"/>
@@ -11922,36 +10218,24 @@
         </w:rPr>
         <w:t>Pablo podría presumir de su experiencia (</w:t>
       </w:r>
-      <w:hyperlink r:id="rId272">
-        <w:r>
-          <w:rPr>
-            <w:lang w:val="es_ES" w:bidi="es_ES"/>
-          </w:rPr>
-          <w:rPr>
-            <w:color w:val="0000EE"/>
-            <w:u w:val="single"/>
-          </w:rPr>
-          <w:t>12:2–4</w:t>
-        </w:r>
-      </w:hyperlink>
+      <w:r>
+        <w:rPr>
+          <w:lang w:val="es_ES" w:bidi="es_ES"/>
+        </w:rPr>
+        <w:t>12:2–4</w:t>
+      </w:r>
       <w:r>
         <w:rPr>
           <w:lang w:val="es_ES" w:bidi="es_ES"/>
         </w:rPr>
         <w:t>), pero no era una fuente confiable en su ministerio. Nunca convierte la experiencia mística en una prueba de su autoridad apostólica; su vida y su mensaje deben ser la evidencia. En cambio, se enorgullece de sus debilidades (</w:t>
       </w:r>
-      <w:hyperlink r:id="rId273">
-        <w:r>
-          <w:rPr>
-            <w:lang w:val="es_ES" w:bidi="es_ES"/>
-          </w:rPr>
-          <w:rPr>
-            <w:color w:val="0000EE"/>
-            <w:u w:val="single"/>
-          </w:rPr>
-          <w:t>11:23–33</w:t>
-        </w:r>
-      </w:hyperlink>
+      <w:r>
+        <w:rPr>
+          <w:lang w:val="es_ES" w:bidi="es_ES"/>
+        </w:rPr>
+        <w:t>11:23–33</w:t>
+      </w:r>
       <w:r>
         <w:rPr>
           <w:lang w:val="es_ES" w:bidi="es_ES"/>
@@ -12006,54 +10290,36 @@
         </w:rPr>
         <w:t xml:space="preserve">No sabemos cuál era la espina en la carne de Pablo (cp. </w:t>
       </w:r>
-      <w:hyperlink r:id="rId274">
-        <w:r>
-          <w:rPr>
-            <w:lang w:val="es_ES" w:bidi="es_ES"/>
-          </w:rPr>
-          <w:rPr>
-            <w:color w:val="0000EE"/>
-            <w:u w:val="single"/>
-          </w:rPr>
-          <w:t>Nm 33:55,</w:t>
-        </w:r>
-      </w:hyperlink>
+      <w:r>
+        <w:rPr>
+          <w:lang w:val="es_ES" w:bidi="es_ES"/>
+        </w:rPr>
+        <w:t>Nm 33:55,</w:t>
+      </w:r>
       <w:r>
         <w:rPr>
           <w:lang w:val="es_ES" w:bidi="es_ES"/>
         </w:rPr>
         <w:t xml:space="preserve"> </w:t>
       </w:r>
-      <w:hyperlink r:id="rId275">
-        <w:r>
-          <w:rPr>
-            <w:lang w:val="es_ES" w:bidi="es_ES"/>
-          </w:rPr>
-          <w:rPr>
-            <w:color w:val="0000EE"/>
-            <w:u w:val="single"/>
-          </w:rPr>
-          <w:t>Ez 28:24,</w:t>
-        </w:r>
-      </w:hyperlink>
+      <w:r>
+        <w:rPr>
+          <w:lang w:val="es_ES" w:bidi="es_ES"/>
+        </w:rPr>
+        <w:t>Ez 28:24,</w:t>
+      </w:r>
       <w:r>
         <w:rPr>
           <w:lang w:val="es_ES" w:bidi="es_ES"/>
         </w:rPr>
         <w:t xml:space="preserve"> </w:t>
       </w:r>
-      <w:hyperlink r:id="rId276">
-        <w:r>
-          <w:rPr>
-            <w:lang w:val="es_ES" w:bidi="es_ES"/>
-          </w:rPr>
-          <w:rPr>
-            <w:color w:val="0000EE"/>
-            <w:u w:val="single"/>
-          </w:rPr>
-          <w:t>Os 2:6</w:t>
-        </w:r>
-      </w:hyperlink>
+      <w:r>
+        <w:rPr>
+          <w:lang w:val="es_ES" w:bidi="es_ES"/>
+        </w:rPr>
+        <w:t>Os 2:6</w:t>
+      </w:r>
       <w:r>
         <w:rPr>
           <w:lang w:val="es_ES" w:bidi="es_ES"/>
@@ -12121,18 +10387,12 @@
         </w:rPr>
         <w:t xml:space="preserve">“sumos apóstoles”: Ver </w:t>
       </w:r>
-      <w:hyperlink r:id="rId277">
-        <w:r>
-          <w:rPr>
-            <w:lang w:val="es_ES" w:bidi="es_ES"/>
-          </w:rPr>
-          <w:rPr>
-            <w:color w:val="0000EE"/>
-            <w:u w:val="single"/>
-          </w:rPr>
-          <w:t>11:5</w:t>
-        </w:r>
-      </w:hyperlink>
+      <w:r>
+        <w:rPr>
+          <w:lang w:val="es_ES" w:bidi="es_ES"/>
+        </w:rPr>
+        <w:t>11:5</w:t>
+      </w:r>
       <w:r>
         <w:rPr>
           <w:lang w:val="es_ES" w:bidi="es_ES"/>
@@ -12301,18 +10561,12 @@
         </w:rPr>
         <w:t xml:space="preserve"> que él no aceptara pago por sus servicios (ver </w:t>
       </w:r>
-      <w:hyperlink r:id="rId247">
-        <w:r>
-          <w:rPr>
-            <w:lang w:val="es_ES" w:bidi="es_ES"/>
-          </w:rPr>
-          <w:rPr>
-            <w:color w:val="0000EE"/>
-            <w:u w:val="single"/>
-          </w:rPr>
-          <w:t>11:7–11</w:t>
-        </w:r>
-      </w:hyperlink>
+      <w:r>
+        <w:rPr>
+          <w:lang w:val="es_ES" w:bidi="es_ES"/>
+        </w:rPr>
+        <w:t>11:7–11</w:t>
+      </w:r>
       <w:r>
         <w:rPr>
           <w:lang w:val="es_ES" w:bidi="es_ES"/>
@@ -12367,36 +10621,24 @@
         </w:rPr>
         <w:t>"la tercera vez": La primera visita de Pablo fue su evangelización inicial en Corinto (</w:t>
       </w:r>
-      <w:hyperlink r:id="rId278">
-        <w:r>
-          <w:rPr>
-            <w:lang w:val="es_ES" w:bidi="es_ES"/>
-          </w:rPr>
-          <w:rPr>
-            <w:color w:val="0000EE"/>
-            <w:u w:val="single"/>
-          </w:rPr>
-          <w:t>Hechos 18:1–18</w:t>
-        </w:r>
-      </w:hyperlink>
+      <w:r>
+        <w:rPr>
+          <w:lang w:val="es_ES" w:bidi="es_ES"/>
+        </w:rPr>
+        <w:t>Hechos 18:1–18</w:t>
+      </w:r>
       <w:r>
         <w:rPr>
           <w:lang w:val="es_ES" w:bidi="es_ES"/>
         </w:rPr>
         <w:t>); la segunda fue la “visita dolorosa” no programada (</w:t>
       </w:r>
-      <w:hyperlink r:id="rId51">
-        <w:r>
-          <w:rPr>
-            <w:lang w:val="es_ES" w:bidi="es_ES"/>
-          </w:rPr>
-          <w:rPr>
-            <w:color w:val="0000EE"/>
-            <w:u w:val="single"/>
-          </w:rPr>
-          <w:t>2 Co 2:1</w:t>
-        </w:r>
-      </w:hyperlink>
+      <w:r>
+        <w:rPr>
+          <w:lang w:val="es_ES" w:bidi="es_ES"/>
+        </w:rPr>
+        <w:t>2 Co 2:1</w:t>
+      </w:r>
       <w:r>
         <w:rPr>
           <w:lang w:val="es_ES" w:bidi="es_ES"/>
@@ -12451,36 +10693,24 @@
         </w:rPr>
         <w:t xml:space="preserve">Algunos de los corintios todavía creían que Pablo los había engañado con artimañas. Podrían haber insinuado que Pablo se estaba aprovechando de los ingresos de la colecta para la iglesia de Jerusalén (caps. </w:t>
       </w:r>
-      <w:hyperlink r:id="rId185">
-        <w:r>
-          <w:rPr>
-            <w:lang w:val="es_ES" w:bidi="es_ES"/>
-          </w:rPr>
-          <w:rPr>
-            <w:color w:val="0000EE"/>
-            <w:u w:val="single"/>
-          </w:rPr>
-          <w:t>8–9</w:t>
-        </w:r>
-      </w:hyperlink>
+      <w:r>
+        <w:rPr>
+          <w:lang w:val="es_ES" w:bidi="es_ES"/>
+        </w:rPr>
+        <w:t>8–9</w:t>
+      </w:r>
       <w:r>
         <w:rPr>
           <w:lang w:val="es_ES" w:bidi="es_ES"/>
         </w:rPr>
         <w:t xml:space="preserve">). La respuesta a esta acusación es un recordatorio de la integridad de Tito y del otro hermano (ver </w:t>
       </w:r>
-      <w:hyperlink r:id="rId279">
-        <w:r>
-          <w:rPr>
-            <w:lang w:val="es_ES" w:bidi="es_ES"/>
-          </w:rPr>
-          <w:rPr>
-            <w:color w:val="0000EE"/>
-            <w:u w:val="single"/>
-          </w:rPr>
-          <w:t>8:18–24</w:t>
-        </w:r>
-      </w:hyperlink>
+      <w:r>
+        <w:rPr>
+          <w:lang w:val="es_ES" w:bidi="es_ES"/>
+        </w:rPr>
+        <w:t>8:18–24</w:t>
+      </w:r>
       <w:r>
         <w:rPr>
           <w:lang w:val="es_ES" w:bidi="es_ES"/>
@@ -12583,36 +10813,24 @@
         </w:rPr>
         <w:t xml:space="preserve">Pablo temía encontrarse con una renovada rebelión y resistencia durante su próxima visita, con los corintios habiendo recaído en sus viejas costumbres. • "Porque temo que cuando llegare, no os halle tales como quiero": Si Pablo tenía que hacerlo, trataría con severidad a los pecadores flagrantes (cp. </w:t>
       </w:r>
-      <w:hyperlink r:id="rId280">
-        <w:r>
-          <w:rPr>
-            <w:lang w:val="es_ES" w:bidi="es_ES"/>
-          </w:rPr>
-          <w:rPr>
-            <w:color w:val="0000EE"/>
-            <w:u w:val="single"/>
-          </w:rPr>
-          <w:t>1:23–2:17</w:t>
-        </w:r>
-      </w:hyperlink>
+      <w:r>
+        <w:rPr>
+          <w:lang w:val="es_ES" w:bidi="es_ES"/>
+        </w:rPr>
+        <w:t>1:23–2:17</w:t>
+      </w:r>
       <w:r>
         <w:rPr>
           <w:lang w:val="es_ES" w:bidi="es_ES"/>
         </w:rPr>
         <w:t xml:space="preserve">; </w:t>
       </w:r>
-      <w:hyperlink r:id="rId208">
-        <w:r>
-          <w:rPr>
-            <w:lang w:val="es_ES" w:bidi="es_ES"/>
-          </w:rPr>
-          <w:rPr>
-            <w:color w:val="0000EE"/>
-            <w:u w:val="single"/>
-          </w:rPr>
-          <w:t>1 Co 4:21</w:t>
-        </w:r>
-      </w:hyperlink>
+      <w:r>
+        <w:rPr>
+          <w:lang w:val="es_ES" w:bidi="es_ES"/>
+        </w:rPr>
+        <w:t>1 Co 4:21</w:t>
+      </w:r>
       <w:r>
         <w:rPr>
           <w:lang w:val="es_ES" w:bidi="es_ES"/>
@@ -12667,36 +10885,24 @@
         </w:rPr>
         <w:t>Pablo teme que Dios lo humille en su presencia, un regreso a la visita anterior (</w:t>
       </w:r>
-      <w:hyperlink r:id="rId51">
-        <w:r>
-          <w:rPr>
-            <w:lang w:val="es_ES" w:bidi="es_ES"/>
-          </w:rPr>
-          <w:rPr>
-            <w:color w:val="0000EE"/>
-            <w:u w:val="single"/>
-          </w:rPr>
-          <w:t>2:1</w:t>
-        </w:r>
-      </w:hyperlink>
+      <w:r>
+        <w:rPr>
+          <w:lang w:val="es_ES" w:bidi="es_ES"/>
+        </w:rPr>
+        <w:t>2:1</w:t>
+      </w:r>
       <w:r>
         <w:rPr>
           <w:lang w:val="es_ES" w:bidi="es_ES"/>
         </w:rPr>
         <w:t xml:space="preserve">), cuando los corintios lo habían rechazado y humillado. • Los vicios enumerados estaban entre los antiguos pecados de los corintios (ver </w:t>
       </w:r>
-      <w:hyperlink r:id="rId155">
-        <w:r>
-          <w:rPr>
-            <w:lang w:val="es_ES" w:bidi="es_ES"/>
-          </w:rPr>
-          <w:rPr>
-            <w:color w:val="0000EE"/>
-            <w:u w:val="single"/>
-          </w:rPr>
-          <w:t>6:14–7:1,</w:t>
-        </w:r>
-      </w:hyperlink>
+      <w:r>
+        <w:rPr>
+          <w:lang w:val="es_ES" w:bidi="es_ES"/>
+        </w:rPr>
+        <w:t>6:14–7:1,</w:t>
+      </w:r>
       <w:r>
         <w:rPr>
           <w:lang w:val="es_ES" w:bidi="es_ES"/>
@@ -12775,36 +10981,24 @@
         </w:rPr>
         <w:t xml:space="preserve">), Pablo encontró confirmación de su plan en las Escrituras. La razón de esta cita no está clara, pero quizás, dado el contexto de </w:t>
       </w:r>
-      <w:hyperlink r:id="rId281">
-        <w:r>
-          <w:rPr>
-            <w:lang w:val="es_ES" w:bidi="es_ES"/>
-          </w:rPr>
-          <w:rPr>
-            <w:color w:val="0000EE"/>
-            <w:u w:val="single"/>
-          </w:rPr>
-          <w:t>Dt 19:15</w:t>
-        </w:r>
-      </w:hyperlink>
+      <w:r>
+        <w:rPr>
+          <w:lang w:val="es_ES" w:bidi="es_ES"/>
+        </w:rPr>
+        <w:t>Dt 19:15</w:t>
+      </w:r>
       <w:r>
         <w:rPr>
           <w:lang w:val="es_ES" w:bidi="es_ES"/>
         </w:rPr>
         <w:t xml:space="preserve">, Pablo quería advertirles que cada transgresión (enumerada en </w:t>
       </w:r>
-      <w:hyperlink r:id="rId282">
-        <w:r>
-          <w:rPr>
-            <w:lang w:val="es_ES" w:bidi="es_ES"/>
-          </w:rPr>
-          <w:rPr>
-            <w:color w:val="0000EE"/>
-            <w:u w:val="single"/>
-          </w:rPr>
-          <w:t>2 Co 12:20–21</w:t>
-        </w:r>
-      </w:hyperlink>
+      <w:r>
+        <w:rPr>
+          <w:lang w:val="es_ES" w:bidi="es_ES"/>
+        </w:rPr>
+        <w:t>2 Co 12:20–21</w:t>
+      </w:r>
       <w:r>
         <w:rPr>
           <w:lang w:val="es_ES" w:bidi="es_ES"/>
@@ -12878,54 +11072,36 @@
         </w:rPr>
         <w:t xml:space="preserve">: Pablo representó a Cristo ante la congregación de Corinto y ejercería el poder de Dios al tratar con ellos. • La debilidad de Pablo se reflejaba en la humillación de Cristo, quien fue crucificado en debilidad (ver </w:t>
       </w:r>
-      <w:hyperlink r:id="rId283">
-        <w:r>
-          <w:rPr>
-            <w:lang w:val="es_ES" w:bidi="es_ES"/>
-          </w:rPr>
-          <w:rPr>
-            <w:color w:val="0000EE"/>
-            <w:u w:val="single"/>
-          </w:rPr>
-          <w:t>8:9</w:t>
-        </w:r>
-      </w:hyperlink>
+      <w:r>
+        <w:rPr>
+          <w:lang w:val="es_ES" w:bidi="es_ES"/>
+        </w:rPr>
+        <w:t>8:9</w:t>
+      </w:r>
       <w:r>
         <w:rPr>
           <w:lang w:val="es_ES" w:bidi="es_ES"/>
         </w:rPr>
         <w:t>). El juicio de Pablo sobre los pecadores estaría moderado por la restricción del amor de Cristo (</w:t>
       </w:r>
-      <w:hyperlink r:id="rId284">
-        <w:r>
-          <w:rPr>
-            <w:lang w:val="es_ES" w:bidi="es_ES"/>
-          </w:rPr>
-          <w:rPr>
-            <w:color w:val="0000EE"/>
-            <w:u w:val="single"/>
-          </w:rPr>
-          <w:t>5:14–21</w:t>
-        </w:r>
-      </w:hyperlink>
+      <w:r>
+        <w:rPr>
+          <w:lang w:val="es_ES" w:bidi="es_ES"/>
+        </w:rPr>
+        <w:t>5:14–21</w:t>
+      </w:r>
       <w:r>
         <w:rPr>
           <w:lang w:val="es_ES" w:bidi="es_ES"/>
         </w:rPr>
         <w:t>). • "Pues también nosotros somos flacos con él": La humanidad de Pablo era frágil, pero podía recurrir a la fuerza de Cristo (</w:t>
       </w:r>
-      <w:hyperlink r:id="rId285">
-        <w:r>
-          <w:rPr>
-            <w:lang w:val="es_ES" w:bidi="es_ES"/>
-          </w:rPr>
-          <w:rPr>
-            <w:color w:val="0000EE"/>
-            <w:u w:val="single"/>
-          </w:rPr>
-          <w:t>12:10</w:t>
-        </w:r>
-      </w:hyperlink>
+      <w:r>
+        <w:rPr>
+          <w:lang w:val="es_ES" w:bidi="es_ES"/>
+        </w:rPr>
+        <w:t>12:10</w:t>
+      </w:r>
       <w:r>
         <w:rPr>
           <w:lang w:val="es_ES" w:bidi="es_ES"/>
@@ -13028,36 +11204,24 @@
         </w:rPr>
         <w:t>"que ninguna cosa mala haráis": Estarían equivocados al aceptar a los falsos maestros que habían aparecido en la escena (</w:t>
       </w:r>
-      <w:hyperlink r:id="rId277">
-        <w:r>
-          <w:rPr>
-            <w:lang w:val="es_ES" w:bidi="es_ES"/>
-          </w:rPr>
-          <w:rPr>
-            <w:color w:val="0000EE"/>
-            <w:u w:val="single"/>
-          </w:rPr>
-          <w:t>11:5</w:t>
-        </w:r>
-      </w:hyperlink>
+      <w:r>
+        <w:rPr>
+          <w:lang w:val="es_ES" w:bidi="es_ES"/>
+        </w:rPr>
+        <w:t>11:5</w:t>
+      </w:r>
       <w:r>
         <w:rPr>
           <w:lang w:val="es_ES" w:bidi="es_ES"/>
         </w:rPr>
         <w:t xml:space="preserve">, </w:t>
       </w:r>
-      <w:hyperlink r:id="rId213">
-        <w:r>
-          <w:rPr>
-            <w:lang w:val="es_ES" w:bidi="es_ES"/>
-          </w:rPr>
-          <w:rPr>
-            <w:color w:val="0000EE"/>
-            <w:u w:val="single"/>
-          </w:rPr>
-          <w:t>13–15</w:t>
-        </w:r>
-      </w:hyperlink>
+      <w:r>
+        <w:rPr>
+          <w:lang w:val="es_ES" w:bidi="es_ES"/>
+        </w:rPr>
+        <w:t>13–15</w:t>
+      </w:r>
       <w:r>
         <w:rPr>
           <w:lang w:val="es_ES" w:bidi="es_ES"/>
@@ -13076,36 +11240,24 @@
         </w:rPr>
         <w:t>). • "no para que nosotros seamos hallados aprobados": La motivación de Pablo en el ministerio es ser fiel, no parecer exitoso (</w:t>
       </w:r>
-      <w:hyperlink r:id="rId286">
-        <w:r>
-          <w:rPr>
-            <w:lang w:val="es_ES" w:bidi="es_ES"/>
-          </w:rPr>
-          <w:rPr>
-            <w:color w:val="0000EE"/>
-            <w:u w:val="single"/>
-          </w:rPr>
-          <w:t>1 Co 4:2</w:t>
-        </w:r>
-      </w:hyperlink>
+      <w:r>
+        <w:rPr>
+          <w:lang w:val="es_ES" w:bidi="es_ES"/>
+        </w:rPr>
+        <w:t>1 Co 4:2</w:t>
+      </w:r>
       <w:r>
         <w:rPr>
           <w:lang w:val="es_ES" w:bidi="es_ES"/>
         </w:rPr>
         <w:t>). Modeló su servicio en el mismo Jesucristo (</w:t>
       </w:r>
-      <w:hyperlink r:id="rId237">
-        <w:r>
-          <w:rPr>
-            <w:lang w:val="es_ES" w:bidi="es_ES"/>
-          </w:rPr>
-          <w:rPr>
-            <w:color w:val="0000EE"/>
-            <w:u w:val="single"/>
-          </w:rPr>
-          <w:t>2 Co 13:4</w:t>
-        </w:r>
-      </w:hyperlink>
+      <w:r>
+        <w:rPr>
+          <w:lang w:val="es_ES" w:bidi="es_ES"/>
+        </w:rPr>
+        <w:t>2 Co 13:4</w:t>
+      </w:r>
       <w:r>
         <w:rPr>
           <w:lang w:val="es_ES" w:bidi="es_ES"/>
@@ -13216,90 +11368,60 @@
         </w:rPr>
         <w:t xml:space="preserve">"fuertes": Esta palabra en griego a veces implica la idea de "reparación" o "completud", de restaurar algo a su condición adecuada, como en un retorno a la buena salud (una palabra relacionada se usa en </w:t>
       </w:r>
-      <w:hyperlink r:id="rId287">
-        <w:r>
-          <w:rPr>
-            <w:lang w:val="es_ES" w:bidi="es_ES"/>
-          </w:rPr>
-          <w:rPr>
-            <w:color w:val="0000EE"/>
-            <w:u w:val="single"/>
-          </w:rPr>
-          <w:t>13:11</w:t>
-        </w:r>
-      </w:hyperlink>
+      <w:r>
+        <w:rPr>
+          <w:lang w:val="es_ES" w:bidi="es_ES"/>
+        </w:rPr>
+        <w:t>13:11</w:t>
+      </w:r>
       <w:r>
         <w:rPr>
           <w:lang w:val="es_ES" w:bidi="es_ES"/>
         </w:rPr>
         <w:t xml:space="preserve">, “crecer hasta la madurez”; </w:t>
       </w:r>
-      <w:hyperlink r:id="rId288">
-        <w:r>
-          <w:rPr>
-            <w:lang w:val="es_ES" w:bidi="es_ES"/>
-          </w:rPr>
-          <w:rPr>
-            <w:color w:val="0000EE"/>
-            <w:u w:val="single"/>
-          </w:rPr>
-          <w:t>Mc 1:19</w:t>
-        </w:r>
-      </w:hyperlink>
+      <w:r>
+        <w:rPr>
+          <w:lang w:val="es_ES" w:bidi="es_ES"/>
+        </w:rPr>
+        <w:t>Mc 1:19</w:t>
+      </w:r>
       <w:r>
         <w:rPr>
           <w:lang w:val="es_ES" w:bidi="es_ES"/>
         </w:rPr>
         <w:t>, “aderezando";</w:t>
       </w:r>
-      <w:hyperlink r:id="rId289">
-        <w:r>
-          <w:rPr>
-            <w:lang w:val="es_ES" w:bidi="es_ES"/>
-          </w:rPr>
-          <w:rPr>
-            <w:color w:val="0000EE"/>
-            <w:u w:val="single"/>
-          </w:rPr>
-          <w:t>1 Ts 3:10</w:t>
-        </w:r>
-      </w:hyperlink>
+      <w:r>
+        <w:rPr>
+          <w:lang w:val="es_ES" w:bidi="es_ES"/>
+        </w:rPr>
+        <w:t>1 Ts 3:10</w:t>
+      </w:r>
       <w:r>
         <w:rPr>
           <w:lang w:val="es_ES" w:bidi="es_ES"/>
         </w:rPr>
         <w:t xml:space="preserve">, “cumplir lo que falta”; </w:t>
       </w:r>
-      <w:hyperlink r:id="rId290">
-        <w:r>
-          <w:rPr>
-            <w:lang w:val="es_ES" w:bidi="es_ES"/>
-          </w:rPr>
-          <w:rPr>
-            <w:color w:val="0000EE"/>
-            <w:u w:val="single"/>
-          </w:rPr>
-          <w:t>Hb 13:21</w:t>
-        </w:r>
-      </w:hyperlink>
+      <w:r>
+        <w:rPr>
+          <w:lang w:val="es_ES" w:bidi="es_ES"/>
+        </w:rPr>
+        <w:t>Hb 13:21</w:t>
+      </w:r>
       <w:r>
         <w:rPr>
           <w:lang w:val="es_ES" w:bidi="es_ES"/>
         </w:rPr>
         <w:t xml:space="preserve">, “hacer aptos”; </w:t>
       </w:r>
-      <w:hyperlink r:id="rId291">
-        <w:r>
-          <w:rPr>
-            <w:lang w:val="es_ES" w:bidi="es_ES"/>
-          </w:rPr>
-          <w:rPr>
-            <w:color w:val="0000EE"/>
-            <w:u w:val="single"/>
-          </w:rPr>
-          <w:t>1 Pe 5:10</w:t>
-        </w:r>
-      </w:hyperlink>
+      <w:r>
+        <w:rPr>
+          <w:lang w:val="es_ES" w:bidi="es_ES"/>
+        </w:rPr>
+        <w:t>1 Pe 5:10</w:t>
+      </w:r>
       <w:r>
         <w:rPr>
           <w:lang w:val="es_ES" w:bidi="es_ES"/>
@@ -13354,72 +11476,48 @@
         </w:rPr>
         <w:t>Pablo no deseaba tratar severamente a los corintios castigando a los infractores (</w:t>
       </w:r>
-      <w:hyperlink r:id="rId292">
-        <w:r>
-          <w:rPr>
-            <w:lang w:val="es_ES" w:bidi="es_ES"/>
-          </w:rPr>
-          <w:rPr>
-            <w:color w:val="0000EE"/>
-            <w:u w:val="single"/>
-          </w:rPr>
-          <w:t>12:21</w:t>
-        </w:r>
-      </w:hyperlink>
+      <w:r>
+        <w:rPr>
+          <w:lang w:val="es_ES" w:bidi="es_ES"/>
+        </w:rPr>
+        <w:t>12:21</w:t>
+      </w:r>
       <w:r>
         <w:rPr>
           <w:lang w:val="es_ES" w:bidi="es_ES"/>
         </w:rPr>
         <w:t xml:space="preserve">). Quería ejercer su autoridad apostólica de manera positiva, pero su ministerio requería tanto fortalecer como derribar (cp. </w:t>
       </w:r>
-      <w:hyperlink r:id="rId293">
-        <w:r>
-          <w:rPr>
-            <w:lang w:val="es_ES" w:bidi="es_ES"/>
-          </w:rPr>
-          <w:rPr>
-            <w:color w:val="0000EE"/>
-            <w:u w:val="single"/>
-          </w:rPr>
-          <w:t>Jr 1:10</w:t>
-        </w:r>
-      </w:hyperlink>
+      <w:r>
+        <w:rPr>
+          <w:lang w:val="es_ES" w:bidi="es_ES"/>
+        </w:rPr>
+        <w:t>Jr 1:10</w:t>
+      </w:r>
       <w:r>
         <w:rPr>
           <w:lang w:val="es_ES" w:bidi="es_ES"/>
         </w:rPr>
         <w:t xml:space="preserve">). • "para edificación": Esta es la expresión favorita de Pablo para una comunidad cristiana estable (ver </w:t>
       </w:r>
-      <w:hyperlink r:id="rId294">
-        <w:r>
-          <w:rPr>
-            <w:lang w:val="es_ES" w:bidi="es_ES"/>
-          </w:rPr>
-          <w:rPr>
-            <w:color w:val="0000EE"/>
-            <w:u w:val="single"/>
-          </w:rPr>
-          <w:t>Ef 4:12</w:t>
-        </w:r>
-      </w:hyperlink>
+      <w:r>
+        <w:rPr>
+          <w:lang w:val="es_ES" w:bidi="es_ES"/>
+        </w:rPr>
+        <w:t>Ef 4:12</w:t>
+      </w:r>
       <w:r>
         <w:rPr>
           <w:lang w:val="es_ES" w:bidi="es_ES"/>
         </w:rPr>
         <w:t>), en la cual el Señor vive tanto en los creyentes como entre ellos (</w:t>
       </w:r>
-      <w:hyperlink r:id="rId295">
-        <w:r>
-          <w:rPr>
-            <w:lang w:val="es_ES" w:bidi="es_ES"/>
-          </w:rPr>
-          <w:rPr>
-            <w:color w:val="0000EE"/>
-            <w:u w:val="single"/>
-          </w:rPr>
-          <w:t>2 Co 13:5</w:t>
-        </w:r>
-      </w:hyperlink>
+      <w:r>
+        <w:rPr>
+          <w:lang w:val="es_ES" w:bidi="es_ES"/>
+        </w:rPr>
+        <w:t>2 Co 13:5</w:t>
+      </w:r>
       <w:r>
         <w:rPr>
           <w:lang w:val="es_ES" w:bidi="es_ES"/>
@@ -13474,36 +11572,24 @@
         </w:rPr>
         <w:t xml:space="preserve">Estas últimas palabras son las instrucciones finales de Pablo. • "tengáis gozo": Ver también </w:t>
       </w:r>
-      <w:hyperlink r:id="rId296">
-        <w:r>
-          <w:rPr>
-            <w:lang w:val="es_ES" w:bidi="es_ES"/>
-          </w:rPr>
-          <w:rPr>
-            <w:color w:val="0000EE"/>
-            <w:u w:val="single"/>
-          </w:rPr>
-          <w:t>Fil 3:1</w:t>
-        </w:r>
-      </w:hyperlink>
+      <w:r>
+        <w:rPr>
+          <w:lang w:val="es_ES" w:bidi="es_ES"/>
+        </w:rPr>
+        <w:t>Fil 3:1</w:t>
+      </w:r>
       <w:r>
         <w:rPr>
           <w:lang w:val="es_ES" w:bidi="es_ES"/>
         </w:rPr>
         <w:t xml:space="preserve">; </w:t>
       </w:r>
-      <w:hyperlink r:id="rId297">
-        <w:r>
-          <w:rPr>
-            <w:lang w:val="es_ES" w:bidi="es_ES"/>
-          </w:rPr>
-          <w:rPr>
-            <w:color w:val="0000EE"/>
-            <w:u w:val="single"/>
-          </w:rPr>
-          <w:t>4:4</w:t>
-        </w:r>
-      </w:hyperlink>
+      <w:r>
+        <w:rPr>
+          <w:lang w:val="es_ES" w:bidi="es_ES"/>
+        </w:rPr>
+        <w:t>4:4</w:t>
+      </w:r>
       <w:r>
         <w:rPr>
           <w:lang w:val="es_ES" w:bidi="es_ES"/>
@@ -13546,18 +11632,12 @@
         </w:rPr>
         <w:t xml:space="preserve">": La necesidad de ánimo ha sido muy destacada en 2 Corintios, comenzando con </w:t>
       </w:r>
-      <w:hyperlink r:id="rId298">
-        <w:r>
-          <w:rPr>
-            <w:lang w:val="es_ES" w:bidi="es_ES"/>
-          </w:rPr>
-          <w:rPr>
-            <w:color w:val="0000EE"/>
-            <w:u w:val="single"/>
-          </w:rPr>
-          <w:t>1:3–7</w:t>
-        </w:r>
-      </w:hyperlink>
+      <w:r>
+        <w:rPr>
+          <w:lang w:val="es_ES" w:bidi="es_ES"/>
+        </w:rPr>
+        <w:t>1:3–7</w:t>
+      </w:r>
       <w:r>
         <w:rPr>
           <w:lang w:val="es_ES" w:bidi="es_ES"/>
@@ -13576,18 +11656,12 @@
         </w:rPr>
         <w:t xml:space="preserve">": Literalmente "tengan la misma mente" (como en </w:t>
       </w:r>
-      <w:hyperlink r:id="rId299">
-        <w:r>
-          <w:rPr>
-            <w:lang w:val="es_ES" w:bidi="es_ES"/>
-          </w:rPr>
-          <w:rPr>
-            <w:color w:val="0000EE"/>
-            <w:u w:val="single"/>
-          </w:rPr>
-          <w:t>Fil 2:1–4</w:t>
-        </w:r>
-      </w:hyperlink>
+      <w:r>
+        <w:rPr>
+          <w:lang w:val="es_ES" w:bidi="es_ES"/>
+        </w:rPr>
+        <w:t>Fil 2:1–4</w:t>
+      </w:r>
       <w:r>
         <w:rPr>
           <w:lang w:val="es_ES" w:bidi="es_ES"/>
@@ -13658,54 +11732,36 @@
         </w:rPr>
         <w:t>La conclusión de la carta incluye la apelación final de Pablo (</w:t>
       </w:r>
-      <w:hyperlink r:id="rId287">
-        <w:r>
-          <w:rPr>
-            <w:lang w:val="es_ES" w:bidi="es_ES"/>
-          </w:rPr>
-          <w:rPr>
-            <w:color w:val="0000EE"/>
-            <w:u w:val="single"/>
-          </w:rPr>
-          <w:t>13:11</w:t>
-        </w:r>
-      </w:hyperlink>
+      <w:r>
+        <w:rPr>
+          <w:lang w:val="es_ES" w:bidi="es_ES"/>
+        </w:rPr>
+        <w:t>13:11</w:t>
+      </w:r>
       <w:r>
         <w:rPr>
           <w:lang w:val="es_ES" w:bidi="es_ES"/>
         </w:rPr>
         <w:t>), los saludos (</w:t>
       </w:r>
-      <w:hyperlink r:id="rId300">
-        <w:r>
-          <w:rPr>
-            <w:lang w:val="es_ES" w:bidi="es_ES"/>
-          </w:rPr>
-          <w:rPr>
-            <w:color w:val="0000EE"/>
-            <w:u w:val="single"/>
-          </w:rPr>
-          <w:t>13:12–13</w:t>
-        </w:r>
-      </w:hyperlink>
+      <w:r>
+        <w:rPr>
+          <w:lang w:val="es_ES" w:bidi="es_ES"/>
+        </w:rPr>
+        <w:t>13:12–13</w:t>
+      </w:r>
       <w:r>
         <w:rPr>
           <w:lang w:val="es_ES" w:bidi="es_ES"/>
         </w:rPr>
         <w:t>) y una bendición (</w:t>
       </w:r>
-      <w:hyperlink r:id="rId301">
-        <w:r>
-          <w:rPr>
-            <w:lang w:val="es_ES" w:bidi="es_ES"/>
-          </w:rPr>
-          <w:rPr>
-            <w:color w:val="0000EE"/>
-            <w:u w:val="single"/>
-          </w:rPr>
-          <w:t>13:14</w:t>
-        </w:r>
-      </w:hyperlink>
+      <w:r>
+        <w:rPr>
+          <w:lang w:val="es_ES" w:bidi="es_ES"/>
+        </w:rPr>
+        <w:t>13:14</w:t>
+      </w:r>
       <w:r>
         <w:rPr>
           <w:lang w:val="es_ES" w:bidi="es_ES"/>
@@ -13760,72 +11816,48 @@
         </w:rPr>
         <w:t>"un ósculo santo": El beso era una forma común de saludo judío, no solo un signo de afecto personal. Era común en la iglesia del Nuevo Testamento (</w:t>
       </w:r>
-      <w:hyperlink r:id="rId302">
-        <w:r>
-          <w:rPr>
-            <w:lang w:val="es_ES" w:bidi="es_ES"/>
-          </w:rPr>
-          <w:rPr>
-            <w:color w:val="0000EE"/>
-            <w:u w:val="single"/>
-          </w:rPr>
-          <w:t>Ro 16:16,</w:t>
-        </w:r>
-      </w:hyperlink>
+      <w:r>
+        <w:rPr>
+          <w:lang w:val="es_ES" w:bidi="es_ES"/>
+        </w:rPr>
+        <w:t>Ro 16:16,</w:t>
+      </w:r>
       <w:r>
         <w:rPr>
           <w:lang w:val="es_ES" w:bidi="es_ES"/>
         </w:rPr>
         <w:t xml:space="preserve"> </w:t>
       </w:r>
-      <w:hyperlink r:id="rId303">
-        <w:r>
-          <w:rPr>
-            <w:lang w:val="es_ES" w:bidi="es_ES"/>
-          </w:rPr>
-          <w:rPr>
-            <w:color w:val="0000EE"/>
-            <w:u w:val="single"/>
-          </w:rPr>
-          <w:t>1 Co 16:20,</w:t>
-        </w:r>
-      </w:hyperlink>
+      <w:r>
+        <w:rPr>
+          <w:lang w:val="es_ES" w:bidi="es_ES"/>
+        </w:rPr>
+        <w:t>1 Co 16:20,</w:t>
+      </w:r>
       <w:r>
         <w:rPr>
           <w:lang w:val="es_ES" w:bidi="es_ES"/>
         </w:rPr>
         <w:t xml:space="preserve"> </w:t>
       </w:r>
-      <w:hyperlink r:id="rId304">
-        <w:r>
-          <w:rPr>
-            <w:lang w:val="es_ES" w:bidi="es_ES"/>
-          </w:rPr>
-          <w:rPr>
-            <w:color w:val="0000EE"/>
-            <w:u w:val="single"/>
-          </w:rPr>
-          <w:t>1 Ts 5:26</w:t>
-        </w:r>
-      </w:hyperlink>
+      <w:r>
+        <w:rPr>
+          <w:lang w:val="es_ES" w:bidi="es_ES"/>
+        </w:rPr>
+        <w:t>1 Ts 5:26</w:t>
+      </w:r>
       <w:r>
         <w:rPr>
           <w:lang w:val="es_ES" w:bidi="es_ES"/>
         </w:rPr>
         <w:t xml:space="preserve">; </w:t>
       </w:r>
-      <w:hyperlink r:id="rId305">
-        <w:r>
-          <w:rPr>
-            <w:lang w:val="es_ES" w:bidi="es_ES"/>
-          </w:rPr>
-          <w:rPr>
-            <w:color w:val="0000EE"/>
-            <w:u w:val="single"/>
-          </w:rPr>
-          <w:t>1 Pd 5:14</w:t>
-        </w:r>
-      </w:hyperlink>
+      <w:r>
+        <w:rPr>
+          <w:lang w:val="es_ES" w:bidi="es_ES"/>
+        </w:rPr>
+        <w:t>1 Pd 5:14</w:t>
+      </w:r>
       <w:r>
         <w:rPr>
           <w:lang w:val="es_ES" w:bidi="es_ES"/>
@@ -13919,72 +11951,48 @@
         </w:rPr>
         <w:t xml:space="preserve">Pablo concluye su carta con una oración y bendición. Invoca a las tres personas de la Trinidad, comenzando con la gracia del Señor Jesucristo (ver </w:t>
       </w:r>
-      <w:hyperlink r:id="rId283">
-        <w:r>
-          <w:rPr>
-            <w:lang w:val="es_ES" w:bidi="es_ES"/>
-          </w:rPr>
-          <w:rPr>
-            <w:color w:val="0000EE"/>
-            <w:u w:val="single"/>
-          </w:rPr>
-          <w:t>8:9</w:t>
-        </w:r>
-      </w:hyperlink>
+      <w:r>
+        <w:rPr>
+          <w:lang w:val="es_ES" w:bidi="es_ES"/>
+        </w:rPr>
+        <w:t>8:9</w:t>
+      </w:r>
       <w:r>
         <w:rPr>
           <w:lang w:val="es_ES" w:bidi="es_ES"/>
         </w:rPr>
         <w:t>). Esto se debe a que siempre dependemos del amor sacrificial de Cristo, que nos reconcilia con Dios el Padre (</w:t>
       </w:r>
-      <w:hyperlink r:id="rId121">
-        <w:r>
-          <w:rPr>
-            <w:lang w:val="es_ES" w:bidi="es_ES"/>
-          </w:rPr>
-          <w:rPr>
-            <w:color w:val="0000EE"/>
-            <w:u w:val="single"/>
-          </w:rPr>
-          <w:t>5:18–21</w:t>
-        </w:r>
-      </w:hyperlink>
+      <w:r>
+        <w:rPr>
+          <w:lang w:val="es_ES" w:bidi="es_ES"/>
+        </w:rPr>
+        <w:t>5:18–21</w:t>
+      </w:r>
       <w:r>
         <w:rPr>
           <w:lang w:val="es_ES" w:bidi="es_ES"/>
         </w:rPr>
         <w:t>) y nos une a través de la comunión del Espíritu con todos nuestros compañeros creyentes. • El amor de Dios satisface nuestras necesidades y nos restaura graciosamente a su familia. • La comunión del Espíritu implica nuestra relación con el Espíritu, quien une a los cristianos en unidad (</w:t>
       </w:r>
-      <w:hyperlink r:id="rId306">
-        <w:r>
-          <w:rPr>
-            <w:lang w:val="es_ES" w:bidi="es_ES"/>
-          </w:rPr>
-          <w:rPr>
-            <w:color w:val="0000EE"/>
-            <w:u w:val="single"/>
-          </w:rPr>
-          <w:t>Ef 4:3,</w:t>
-        </w:r>
-      </w:hyperlink>
+      <w:r>
+        <w:rPr>
+          <w:lang w:val="es_ES" w:bidi="es_ES"/>
+        </w:rPr>
+        <w:t>Ef 4:3,</w:t>
+      </w:r>
       <w:r>
         <w:rPr>
           <w:lang w:val="es_ES" w:bidi="es_ES"/>
         </w:rPr>
         <w:t xml:space="preserve"> </w:t>
       </w:r>
-      <w:hyperlink r:id="rId307">
-        <w:r>
-          <w:rPr>
-            <w:lang w:val="es_ES" w:bidi="es_ES"/>
-          </w:rPr>
-          <w:rPr>
-            <w:color w:val="0000EE"/>
-            <w:u w:val="single"/>
-          </w:rPr>
-          <w:t>Fil 2:1</w:t>
-        </w:r>
-      </w:hyperlink>
+      <w:r>
+        <w:rPr>
+          <w:lang w:val="es_ES" w:bidi="es_ES"/>
+        </w:rPr>
+        <w:t>Fil 2:1</w:t>
+      </w:r>
       <w:r>
         <w:rPr>
           <w:lang w:val="es_ES" w:bidi="es_ES"/>
